--- a/Assignment File/C-Programming-Assignment.docx
+++ b/Assignment File/C-Programming-Assignment.docx
@@ -33,7 +33,7 @@
                     </pic:cNvPicPr>
                   </pic:nvPicPr>
                   <pic:blipFill>
-                    <a:blip r:embed="rId4" cstate="print">
+                    <a:blip r:embed="rId5" cstate="print">
                       <a:extLst>
                         <a:ext uri="{28A0092B-C50C-407E-A947-70E740481C1C}">
                           <a14:useLocalDpi xmlns:a14="http://schemas.microsoft.com/office/drawing/2010/main" val="0"/>
@@ -585,7 +585,7 @@
                     <pic:cNvPicPr/>
                   </pic:nvPicPr>
                   <pic:blipFill>
-                    <a:blip r:embed="rId5" cstate="print">
+                    <a:blip r:embed="rId6" cstate="print">
                       <a:extLst>
                         <a:ext uri="{28A0092B-C50C-407E-A947-70E740481C1C}">
                           <a14:useLocalDpi xmlns:a14="http://schemas.microsoft.com/office/drawing/2010/main" val="0"/>
@@ -1105,7 +1105,7 @@
                     <pic:cNvPicPr/>
                   </pic:nvPicPr>
                   <pic:blipFill>
-                    <a:blip r:embed="rId6">
+                    <a:blip r:embed="rId7">
                       <a:extLst>
                         <a:ext uri="{28A0092B-C50C-407E-A947-70E740481C1C}">
                           <a14:useLocalDpi xmlns:a14="http://schemas.microsoft.com/office/drawing/2010/main" val="0"/>
@@ -1656,7 +1656,7 @@
                     <pic:cNvPicPr/>
                   </pic:nvPicPr>
                   <pic:blipFill>
-                    <a:blip r:embed="rId7">
+                    <a:blip r:embed="rId8">
                       <a:extLst>
                         <a:ext uri="{28A0092B-C50C-407E-A947-70E740481C1C}">
                           <a14:useLocalDpi xmlns:a14="http://schemas.microsoft.com/office/drawing/2010/main" val="0"/>
@@ -2221,7 +2221,7 @@
                     <pic:cNvPicPr/>
                   </pic:nvPicPr>
                   <pic:blipFill>
-                    <a:blip r:embed="rId8">
+                    <a:blip r:embed="rId9">
                       <a:extLst>
                         <a:ext uri="{28A0092B-C50C-407E-A947-70E740481C1C}">
                           <a14:useLocalDpi xmlns:a14="http://schemas.microsoft.com/office/drawing/2010/main" val="0"/>
@@ -2629,17 +2629,7 @@
           <w:sz w:val="40"/>
           <w:szCs w:val="40"/>
         </w:rPr>
-        <w:t>5</w:t>
-      </w:r>
-      <w:r>
-        <w:rPr>
-          <w:rFonts w:ascii="Calibri" w:hAnsi="Calibri" w:cs="Calibri"/>
-          <w:b/>
-          <w:bCs/>
-          <w:sz w:val="40"/>
-          <w:szCs w:val="40"/>
-        </w:rPr>
-        <w:t xml:space="preserve"> </w:t>
+        <w:t xml:space="preserve">5 </w:t>
       </w:r>
       <w:r>
         <w:rPr>
@@ -2728,7 +2718,7 @@
                     <pic:cNvPicPr/>
                   </pic:nvPicPr>
                   <pic:blipFill>
-                    <a:blip r:embed="rId9" cstate="print">
+                    <a:blip r:embed="rId10" cstate="print">
                       <a:extLst>
                         <a:ext uri="{28A0092B-C50C-407E-A947-70E740481C1C}">
                           <a14:useLocalDpi xmlns:a14="http://schemas.microsoft.com/office/drawing/2010/main" val="0"/>
@@ -3119,6 +3109,3913 @@
     </w:p>
     <w:p>
       <w:pPr>
+        <w:rPr>
+          <w:rFonts w:ascii="Calibri" w:hAnsi="Calibri" w:cs="Calibri"/>
+          <w:b/>
+          <w:bCs/>
+          <w:sz w:val="40"/>
+          <w:szCs w:val="40"/>
+        </w:rPr>
+      </w:pPr>
+      <w:r>
+        <w:rPr>
+          <w:rFonts w:ascii="Calibri" w:hAnsi="Calibri" w:cs="Calibri"/>
+          <w:b/>
+          <w:bCs/>
+          <w:sz w:val="40"/>
+          <w:szCs w:val="40"/>
+        </w:rPr>
+        <w:lastRenderedPageBreak/>
+        <w:t xml:space="preserve">Assignment </w:t>
+      </w:r>
+      <w:proofErr w:type="gramStart"/>
+      <w:r>
+        <w:rPr>
+          <w:rFonts w:ascii="Calibri" w:hAnsi="Calibri" w:cs="Calibri"/>
+          <w:b/>
+          <w:bCs/>
+          <w:sz w:val="40"/>
+          <w:szCs w:val="40"/>
+        </w:rPr>
+        <w:t>6</w:t>
+      </w:r>
+      <w:r>
+        <w:rPr>
+          <w:rFonts w:ascii="Calibri" w:hAnsi="Calibri" w:cs="Calibri"/>
+          <w:b/>
+          <w:bCs/>
+          <w:sz w:val="40"/>
+          <w:szCs w:val="40"/>
+        </w:rPr>
+        <w:t xml:space="preserve"> </w:t>
+      </w:r>
+      <w:r>
+        <w:rPr>
+          <w:rFonts w:ascii="Calibri" w:hAnsi="Calibri" w:cs="Calibri"/>
+          <w:b/>
+          <w:bCs/>
+          <w:sz w:val="40"/>
+          <w:szCs w:val="40"/>
+        </w:rPr>
+        <w:t>:</w:t>
+      </w:r>
+      <w:proofErr w:type="gramEnd"/>
+      <w:r>
+        <w:rPr>
+          <w:rFonts w:ascii="Calibri" w:hAnsi="Calibri" w:cs="Calibri"/>
+          <w:b/>
+          <w:bCs/>
+          <w:sz w:val="40"/>
+          <w:szCs w:val="40"/>
+        </w:rPr>
+        <w:t xml:space="preserve"> </w:t>
+      </w:r>
+      <w:r>
+        <w:rPr>
+          <w:rFonts w:ascii="Calibri" w:hAnsi="Calibri" w:cs="Calibri"/>
+          <w:b/>
+          <w:bCs/>
+          <w:sz w:val="40"/>
+          <w:szCs w:val="40"/>
+        </w:rPr>
+        <w:t>Calculate average of three numbers</w:t>
+      </w:r>
+      <w:r>
+        <w:rPr>
+          <w:rFonts w:ascii="Calibri" w:hAnsi="Calibri" w:cs="Calibri"/>
+          <w:b/>
+          <w:bCs/>
+          <w:sz w:val="40"/>
+          <w:szCs w:val="40"/>
+        </w:rPr>
+        <w:t xml:space="preserve"> :</w:t>
+      </w:r>
+    </w:p>
+    <w:p>
+      <w:pPr>
+        <w:rPr>
+          <w:rFonts w:ascii="Times New Roman" w:hAnsi="Times New Roman" w:cs="Times New Roman"/>
+          <w:sz w:val="24"/>
+        </w:rPr>
+      </w:pPr>
+      <w:r>
+        <w:rPr>
+          <w:rFonts w:ascii="Times New Roman" w:hAnsi="Times New Roman" w:cs="Times New Roman"/>
+          <w:noProof/>
+          <w:sz w:val="24"/>
+        </w:rPr>
+        <w:drawing>
+          <wp:inline distT="0" distB="0" distL="0" distR="0" wp14:anchorId="5165A0FE" wp14:editId="094DA1F3">
+            <wp:extent cx="6858000" cy="3717925"/>
+            <wp:effectExtent l="0" t="0" r="0" b="0"/>
+            <wp:docPr id="7" name="Picture 7"/>
+            <wp:cNvGraphicFramePr>
+              <a:graphicFrameLocks xmlns:a="http://schemas.openxmlformats.org/drawingml/2006/main" noChangeAspect="1"/>
+            </wp:cNvGraphicFramePr>
+            <a:graphic xmlns:a="http://schemas.openxmlformats.org/drawingml/2006/main">
+              <a:graphicData uri="http://schemas.openxmlformats.org/drawingml/2006/picture">
+                <pic:pic xmlns:pic="http://schemas.openxmlformats.org/drawingml/2006/picture">
+                  <pic:nvPicPr>
+                    <pic:cNvPr id="7" name="Picture 7"/>
+                    <pic:cNvPicPr/>
+                  </pic:nvPicPr>
+                  <pic:blipFill>
+                    <a:blip r:embed="rId11">
+                      <a:extLst>
+                        <a:ext uri="{28A0092B-C50C-407E-A947-70E740481C1C}">
+                          <a14:useLocalDpi xmlns:a14="http://schemas.microsoft.com/office/drawing/2010/main" val="0"/>
+                        </a:ext>
+                      </a:extLst>
+                    </a:blip>
+                    <a:stretch>
+                      <a:fillRect/>
+                    </a:stretch>
+                  </pic:blipFill>
+                  <pic:spPr>
+                    <a:xfrm>
+                      <a:off x="0" y="0"/>
+                      <a:ext cx="6858000" cy="3717925"/>
+                    </a:xfrm>
+                    <a:prstGeom prst="rect">
+                      <a:avLst/>
+                    </a:prstGeom>
+                  </pic:spPr>
+                </pic:pic>
+              </a:graphicData>
+            </a:graphic>
+          </wp:inline>
+        </w:drawing>
+      </w:r>
+    </w:p>
+    <w:p>
+      <w:pPr>
+        <w:rPr>
+          <w:rFonts w:ascii="Times New Roman" w:hAnsi="Times New Roman" w:cs="Times New Roman"/>
+          <w:sz w:val="24"/>
+        </w:rPr>
+      </w:pPr>
+      <w:proofErr w:type="gramStart"/>
+      <w:r>
+        <w:rPr>
+          <w:rFonts w:ascii="Times New Roman" w:hAnsi="Times New Roman" w:cs="Times New Roman"/>
+          <w:sz w:val="24"/>
+        </w:rPr>
+        <w:t>Code :</w:t>
+      </w:r>
+      <w:proofErr w:type="gramEnd"/>
+    </w:p>
+    <w:p>
+      <w:pPr>
+        <w:rPr>
+          <w:rFonts w:ascii="Times New Roman" w:hAnsi="Times New Roman" w:cs="Times New Roman"/>
+          <w:sz w:val="24"/>
+        </w:rPr>
+      </w:pPr>
+      <w:r>
+        <w:rPr>
+          <w:rFonts w:ascii="Times New Roman" w:hAnsi="Times New Roman" w:cs="Times New Roman"/>
+          <w:sz w:val="24"/>
+        </w:rPr>
+        <w:t>#include &lt;</w:t>
+      </w:r>
+      <w:proofErr w:type="spellStart"/>
+      <w:r>
+        <w:rPr>
+          <w:rFonts w:ascii="Times New Roman" w:hAnsi="Times New Roman" w:cs="Times New Roman"/>
+          <w:sz w:val="24"/>
+        </w:rPr>
+        <w:t>stdio.h</w:t>
+      </w:r>
+      <w:proofErr w:type="spellEnd"/>
+      <w:r>
+        <w:rPr>
+          <w:rFonts w:ascii="Times New Roman" w:hAnsi="Times New Roman" w:cs="Times New Roman"/>
+          <w:sz w:val="24"/>
+        </w:rPr>
+        <w:t>&gt;</w:t>
+      </w:r>
+    </w:p>
+    <w:p>
+      <w:pPr>
+        <w:rPr>
+          <w:rFonts w:ascii="Times New Roman" w:hAnsi="Times New Roman" w:cs="Times New Roman"/>
+          <w:sz w:val="24"/>
+        </w:rPr>
+      </w:pPr>
+      <w:r>
+        <w:rPr>
+          <w:rFonts w:ascii="Times New Roman" w:hAnsi="Times New Roman" w:cs="Times New Roman"/>
+          <w:sz w:val="24"/>
+        </w:rPr>
+        <w:t xml:space="preserve">int </w:t>
+      </w:r>
+      <w:proofErr w:type="gramStart"/>
+      <w:r>
+        <w:rPr>
+          <w:rFonts w:ascii="Times New Roman" w:hAnsi="Times New Roman" w:cs="Times New Roman"/>
+          <w:sz w:val="24"/>
+        </w:rPr>
+        <w:t>main(</w:t>
+      </w:r>
+      <w:proofErr w:type="gramEnd"/>
+      <w:r>
+        <w:rPr>
+          <w:rFonts w:ascii="Times New Roman" w:hAnsi="Times New Roman" w:cs="Times New Roman"/>
+          <w:sz w:val="24"/>
+        </w:rPr>
+        <w:t>) {</w:t>
+      </w:r>
+    </w:p>
+    <w:p>
+      <w:pPr>
+        <w:rPr>
+          <w:rFonts w:ascii="Times New Roman" w:hAnsi="Times New Roman" w:cs="Times New Roman"/>
+          <w:sz w:val="24"/>
+        </w:rPr>
+      </w:pPr>
+      <w:r>
+        <w:rPr>
+          <w:rFonts w:ascii="Times New Roman" w:hAnsi="Times New Roman" w:cs="Times New Roman"/>
+          <w:sz w:val="24"/>
+        </w:rPr>
+        <w:t xml:space="preserve">    float a, b, c;</w:t>
+      </w:r>
+    </w:p>
+    <w:p>
+      <w:pPr>
+        <w:rPr>
+          <w:rFonts w:ascii="Times New Roman" w:hAnsi="Times New Roman" w:cs="Times New Roman"/>
+          <w:sz w:val="24"/>
+        </w:rPr>
+      </w:pPr>
+      <w:r>
+        <w:rPr>
+          <w:rFonts w:ascii="Times New Roman" w:hAnsi="Times New Roman" w:cs="Times New Roman"/>
+          <w:sz w:val="24"/>
+        </w:rPr>
+        <w:t xml:space="preserve">    </w:t>
+      </w:r>
+      <w:proofErr w:type="spellStart"/>
+      <w:proofErr w:type="gramStart"/>
+      <w:r>
+        <w:rPr>
+          <w:rFonts w:ascii="Times New Roman" w:hAnsi="Times New Roman" w:cs="Times New Roman"/>
+          <w:sz w:val="24"/>
+        </w:rPr>
+        <w:t>printf</w:t>
+      </w:r>
+      <w:proofErr w:type="spellEnd"/>
+      <w:r>
+        <w:rPr>
+          <w:rFonts w:ascii="Times New Roman" w:hAnsi="Times New Roman" w:cs="Times New Roman"/>
+          <w:sz w:val="24"/>
+        </w:rPr>
+        <w:t>(</w:t>
+      </w:r>
+      <w:proofErr w:type="gramEnd"/>
+      <w:r>
+        <w:rPr>
+          <w:rFonts w:ascii="Times New Roman" w:hAnsi="Times New Roman" w:cs="Times New Roman"/>
+          <w:sz w:val="24"/>
+        </w:rPr>
+        <w:t>"Enter 3 Numbers: ");</w:t>
+      </w:r>
+    </w:p>
+    <w:p>
+      <w:pPr>
+        <w:rPr>
+          <w:rFonts w:ascii="Times New Roman" w:hAnsi="Times New Roman" w:cs="Times New Roman"/>
+          <w:sz w:val="24"/>
+        </w:rPr>
+      </w:pPr>
+      <w:r>
+        <w:rPr>
+          <w:rFonts w:ascii="Times New Roman" w:hAnsi="Times New Roman" w:cs="Times New Roman"/>
+          <w:sz w:val="24"/>
+        </w:rPr>
+        <w:t xml:space="preserve">    </w:t>
+      </w:r>
+      <w:proofErr w:type="spellStart"/>
+      <w:proofErr w:type="gramStart"/>
+      <w:r>
+        <w:rPr>
+          <w:rFonts w:ascii="Times New Roman" w:hAnsi="Times New Roman" w:cs="Times New Roman"/>
+          <w:sz w:val="24"/>
+        </w:rPr>
+        <w:t>scanf</w:t>
+      </w:r>
+      <w:proofErr w:type="spellEnd"/>
+      <w:r>
+        <w:rPr>
+          <w:rFonts w:ascii="Times New Roman" w:hAnsi="Times New Roman" w:cs="Times New Roman"/>
+          <w:sz w:val="24"/>
+        </w:rPr>
+        <w:t>(</w:t>
+      </w:r>
+      <w:proofErr w:type="gramEnd"/>
+      <w:r>
+        <w:rPr>
+          <w:rFonts w:ascii="Times New Roman" w:hAnsi="Times New Roman" w:cs="Times New Roman"/>
+          <w:sz w:val="24"/>
+        </w:rPr>
+        <w:t>"%f %f %f", &amp;a, &amp;b, &amp;c);</w:t>
+      </w:r>
+    </w:p>
+    <w:p>
+      <w:pPr>
+        <w:rPr>
+          <w:rFonts w:ascii="Times New Roman" w:hAnsi="Times New Roman" w:cs="Times New Roman"/>
+          <w:sz w:val="24"/>
+        </w:rPr>
+      </w:pPr>
+    </w:p>
+    <w:p>
+      <w:pPr>
+        <w:rPr>
+          <w:rFonts w:ascii="Times New Roman" w:hAnsi="Times New Roman" w:cs="Times New Roman"/>
+          <w:sz w:val="24"/>
+        </w:rPr>
+      </w:pPr>
+      <w:r>
+        <w:rPr>
+          <w:rFonts w:ascii="Times New Roman" w:hAnsi="Times New Roman" w:cs="Times New Roman"/>
+          <w:sz w:val="24"/>
+        </w:rPr>
+        <w:t xml:space="preserve">    </w:t>
+      </w:r>
+      <w:proofErr w:type="spellStart"/>
+      <w:proofErr w:type="gramStart"/>
+      <w:r>
+        <w:rPr>
+          <w:rFonts w:ascii="Times New Roman" w:hAnsi="Times New Roman" w:cs="Times New Roman"/>
+          <w:sz w:val="24"/>
+        </w:rPr>
+        <w:t>printf</w:t>
+      </w:r>
+      <w:proofErr w:type="spellEnd"/>
+      <w:r>
+        <w:rPr>
+          <w:rFonts w:ascii="Times New Roman" w:hAnsi="Times New Roman" w:cs="Times New Roman"/>
+          <w:sz w:val="24"/>
+        </w:rPr>
+        <w:t>(</w:t>
+      </w:r>
+      <w:proofErr w:type="gramEnd"/>
+      <w:r>
+        <w:rPr>
+          <w:rFonts w:ascii="Times New Roman" w:hAnsi="Times New Roman" w:cs="Times New Roman"/>
+          <w:sz w:val="24"/>
+        </w:rPr>
+        <w:t>"Average: %.2f\n", (a + b + c) / 3);</w:t>
+      </w:r>
+    </w:p>
+    <w:p>
+      <w:pPr>
+        <w:rPr>
+          <w:rFonts w:ascii="Times New Roman" w:hAnsi="Times New Roman" w:cs="Times New Roman"/>
+          <w:sz w:val="24"/>
+        </w:rPr>
+      </w:pPr>
+      <w:r>
+        <w:rPr>
+          <w:rFonts w:ascii="Times New Roman" w:hAnsi="Times New Roman" w:cs="Times New Roman"/>
+          <w:sz w:val="24"/>
+        </w:rPr>
+        <w:t xml:space="preserve">    return 0;</w:t>
+      </w:r>
+    </w:p>
+    <w:p>
+      <w:pPr>
+        <w:rPr>
+          <w:rFonts w:ascii="Times New Roman" w:hAnsi="Times New Roman" w:cs="Times New Roman"/>
+          <w:sz w:val="24"/>
+        </w:rPr>
+      </w:pPr>
+      <w:r>
+        <w:rPr>
+          <w:rFonts w:ascii="Times New Roman" w:hAnsi="Times New Roman" w:cs="Times New Roman"/>
+          <w:sz w:val="24"/>
+        </w:rPr>
+        <w:t>}</w:t>
+      </w:r>
+    </w:p>
+    <w:p>
+      <w:pPr>
+        <w:rPr>
+          <w:rFonts w:ascii="Times New Roman" w:hAnsi="Times New Roman" w:cs="Times New Roman"/>
+          <w:sz w:val="24"/>
+        </w:rPr>
+      </w:pPr>
+      <w:r>
+        <w:rPr>
+          <w:rFonts w:ascii="Times New Roman" w:hAnsi="Times New Roman" w:cs="Times New Roman"/>
+          <w:sz w:val="24"/>
+        </w:rPr>
+        <w:t>Output:</w:t>
+      </w:r>
+    </w:p>
+    <w:p>
+      <w:pPr>
+        <w:rPr>
+          <w:rFonts w:ascii="Times New Roman" w:hAnsi="Times New Roman" w:cs="Times New Roman"/>
+          <w:sz w:val="24"/>
+        </w:rPr>
+      </w:pPr>
+      <w:r>
+        <w:rPr>
+          <w:rFonts w:ascii="Times New Roman" w:hAnsi="Times New Roman" w:cs="Times New Roman"/>
+          <w:sz w:val="24"/>
+        </w:rPr>
+        <w:t>Enter 3 Numbers: 2 3 4</w:t>
+      </w:r>
+    </w:p>
+    <w:p>
+      <w:pPr>
+        <w:rPr>
+          <w:rFonts w:ascii="Times New Roman" w:hAnsi="Times New Roman" w:cs="Times New Roman"/>
+          <w:sz w:val="24"/>
+        </w:rPr>
+      </w:pPr>
+      <w:r>
+        <w:rPr>
+          <w:rFonts w:ascii="Times New Roman" w:hAnsi="Times New Roman" w:cs="Times New Roman"/>
+          <w:sz w:val="24"/>
+        </w:rPr>
+        <w:t>Average: 3.00</w:t>
+      </w:r>
+    </w:p>
+    <w:p>
+      <w:pPr>
+        <w:rPr>
+          <w:rFonts w:ascii="Times New Roman" w:hAnsi="Times New Roman" w:cs="Times New Roman"/>
+          <w:sz w:val="24"/>
+        </w:rPr>
+      </w:pPr>
+    </w:p>
+    <w:p>
+      <w:pPr>
+        <w:spacing w:line="240" w:lineRule="auto"/>
+        <w:rPr>
+          <w:rFonts w:ascii="Times New Roman" w:hAnsi="Times New Roman" w:cs="Times New Roman"/>
+          <w:b/>
+          <w:bCs/>
+          <w:sz w:val="32"/>
+          <w:szCs w:val="32"/>
+        </w:rPr>
+      </w:pPr>
+      <w:r>
+        <w:rPr>
+          <w:b/>
+          <w:bCs/>
+          <w:sz w:val="32"/>
+          <w:szCs w:val="32"/>
+        </w:rPr>
+        <w:t xml:space="preserve">GitHub Code Link: </w:t>
+      </w:r>
+      <w:r>
+        <w:rPr>
+          <w:b/>
+          <w:bCs/>
+          <w:sz w:val="32"/>
+          <w:szCs w:val="32"/>
+        </w:rPr>
+        <w:t xml:space="preserve"> </w:t>
+      </w:r>
+      <w:r>
+        <w:rPr>
+          <w:b/>
+          <w:bCs/>
+          <w:sz w:val="32"/>
+          <w:szCs w:val="32"/>
+        </w:rPr>
+        <w:t>Click Here</w:t>
+      </w:r>
+      <w:r>
+        <w:rPr>
+          <w:b/>
+          <w:bCs/>
+          <w:sz w:val="32"/>
+          <w:szCs w:val="32"/>
+        </w:rPr>
+        <w:t>.</w:t>
+      </w:r>
+    </w:p>
+    <w:p>
+      <w:pPr>
+        <w:rPr>
+          <w:rFonts w:ascii="Times New Roman" w:hAnsi="Times New Roman" w:cs="Times New Roman"/>
+          <w:sz w:val="24"/>
+        </w:rPr>
+      </w:pPr>
+    </w:p>
+    <w:p>
+      <w:pPr>
+        <w:rPr>
+          <w:rFonts w:ascii="Calibri" w:hAnsi="Calibri" w:cs="Calibri"/>
+          <w:b/>
+          <w:bCs/>
+          <w:sz w:val="40"/>
+          <w:szCs w:val="40"/>
+        </w:rPr>
+      </w:pPr>
+      <w:r>
+        <w:rPr>
+          <w:rFonts w:ascii="Calibri" w:hAnsi="Calibri" w:cs="Calibri"/>
+          <w:b/>
+          <w:bCs/>
+          <w:sz w:val="40"/>
+          <w:szCs w:val="40"/>
+        </w:rPr>
+        <w:lastRenderedPageBreak/>
+        <w:t xml:space="preserve">Assignment </w:t>
+      </w:r>
+      <w:proofErr w:type="gramStart"/>
+      <w:r>
+        <w:rPr>
+          <w:rFonts w:ascii="Calibri" w:hAnsi="Calibri" w:cs="Calibri"/>
+          <w:b/>
+          <w:bCs/>
+          <w:sz w:val="40"/>
+          <w:szCs w:val="40"/>
+        </w:rPr>
+        <w:t xml:space="preserve">7 </w:t>
+      </w:r>
+      <w:r>
+        <w:rPr>
+          <w:rFonts w:ascii="Calibri" w:hAnsi="Calibri" w:cs="Calibri"/>
+          <w:b/>
+          <w:bCs/>
+          <w:sz w:val="40"/>
+          <w:szCs w:val="40"/>
+        </w:rPr>
+        <w:t>:</w:t>
+      </w:r>
+      <w:proofErr w:type="gramEnd"/>
+      <w:r>
+        <w:rPr>
+          <w:rFonts w:ascii="Calibri" w:hAnsi="Calibri" w:cs="Calibri"/>
+          <w:b/>
+          <w:bCs/>
+          <w:sz w:val="40"/>
+          <w:szCs w:val="40"/>
+        </w:rPr>
+        <w:t xml:space="preserve"> </w:t>
+      </w:r>
+      <w:r>
+        <w:rPr>
+          <w:rFonts w:ascii="Calibri" w:hAnsi="Calibri" w:cs="Calibri"/>
+          <w:b/>
+          <w:bCs/>
+          <w:sz w:val="40"/>
+          <w:szCs w:val="40"/>
+        </w:rPr>
+        <w:t>Find remainder using modulus</w:t>
+      </w:r>
+      <w:r>
+        <w:rPr>
+          <w:rFonts w:ascii="Calibri" w:hAnsi="Calibri" w:cs="Calibri"/>
+          <w:b/>
+          <w:bCs/>
+          <w:sz w:val="40"/>
+          <w:szCs w:val="40"/>
+        </w:rPr>
+        <w:t xml:space="preserve"> : </w:t>
+      </w:r>
+    </w:p>
+    <w:p>
+      <w:pPr>
+        <w:rPr>
+          <w:rFonts w:ascii="Times New Roman" w:hAnsi="Times New Roman" w:cs="Times New Roman"/>
+          <w:sz w:val="24"/>
+        </w:rPr>
+      </w:pPr>
+      <w:r>
+        <w:rPr>
+          <w:rFonts w:ascii="Times New Roman" w:hAnsi="Times New Roman" w:cs="Times New Roman"/>
+          <w:noProof/>
+          <w:sz w:val="24"/>
+        </w:rPr>
+        <w:drawing>
+          <wp:inline distT="0" distB="0" distL="0" distR="0" wp14:anchorId="5CEF2EB2" wp14:editId="2C35D430">
+            <wp:extent cx="6858000" cy="3675380"/>
+            <wp:effectExtent l="0" t="0" r="0" b="1270"/>
+            <wp:docPr id="8" name="Picture 8"/>
+            <wp:cNvGraphicFramePr>
+              <a:graphicFrameLocks xmlns:a="http://schemas.openxmlformats.org/drawingml/2006/main" noChangeAspect="1"/>
+            </wp:cNvGraphicFramePr>
+            <a:graphic xmlns:a="http://schemas.openxmlformats.org/drawingml/2006/main">
+              <a:graphicData uri="http://schemas.openxmlformats.org/drawingml/2006/picture">
+                <pic:pic xmlns:pic="http://schemas.openxmlformats.org/drawingml/2006/picture">
+                  <pic:nvPicPr>
+                    <pic:cNvPr id="8" name="Picture 8"/>
+                    <pic:cNvPicPr/>
+                  </pic:nvPicPr>
+                  <pic:blipFill>
+                    <a:blip r:embed="rId12">
+                      <a:extLst>
+                        <a:ext uri="{28A0092B-C50C-407E-A947-70E740481C1C}">
+                          <a14:useLocalDpi xmlns:a14="http://schemas.microsoft.com/office/drawing/2010/main" val="0"/>
+                        </a:ext>
+                      </a:extLst>
+                    </a:blip>
+                    <a:stretch>
+                      <a:fillRect/>
+                    </a:stretch>
+                  </pic:blipFill>
+                  <pic:spPr>
+                    <a:xfrm>
+                      <a:off x="0" y="0"/>
+                      <a:ext cx="6858000" cy="3675380"/>
+                    </a:xfrm>
+                    <a:prstGeom prst="rect">
+                      <a:avLst/>
+                    </a:prstGeom>
+                  </pic:spPr>
+                </pic:pic>
+              </a:graphicData>
+            </a:graphic>
+          </wp:inline>
+        </w:drawing>
+      </w:r>
+    </w:p>
+    <w:p>
+      <w:pPr>
+        <w:rPr>
+          <w:rFonts w:ascii="Times New Roman" w:hAnsi="Times New Roman" w:cs="Times New Roman"/>
+          <w:sz w:val="24"/>
+        </w:rPr>
+      </w:pPr>
+      <w:r>
+        <w:rPr>
+          <w:rFonts w:ascii="Times New Roman" w:hAnsi="Times New Roman" w:cs="Times New Roman"/>
+          <w:sz w:val="24"/>
+        </w:rPr>
+        <w:t>Code:</w:t>
+      </w:r>
+    </w:p>
+    <w:p>
+      <w:pPr>
+        <w:rPr>
+          <w:rFonts w:ascii="Times New Roman" w:hAnsi="Times New Roman" w:cs="Times New Roman"/>
+          <w:sz w:val="24"/>
+        </w:rPr>
+      </w:pPr>
+      <w:r>
+        <w:rPr>
+          <w:rFonts w:ascii="Times New Roman" w:hAnsi="Times New Roman" w:cs="Times New Roman"/>
+          <w:sz w:val="24"/>
+        </w:rPr>
+        <w:t>#include&lt;stdio.h&gt;</w:t>
+      </w:r>
+    </w:p>
+    <w:p>
+      <w:pPr>
+        <w:rPr>
+          <w:rFonts w:ascii="Times New Roman" w:hAnsi="Times New Roman" w:cs="Times New Roman"/>
+          <w:sz w:val="24"/>
+        </w:rPr>
+      </w:pPr>
+      <w:r>
+        <w:rPr>
+          <w:rFonts w:ascii="Times New Roman" w:hAnsi="Times New Roman" w:cs="Times New Roman"/>
+          <w:sz w:val="24"/>
+        </w:rPr>
+        <w:t xml:space="preserve">int </w:t>
+      </w:r>
+      <w:proofErr w:type="gramStart"/>
+      <w:r>
+        <w:rPr>
+          <w:rFonts w:ascii="Times New Roman" w:hAnsi="Times New Roman" w:cs="Times New Roman"/>
+          <w:sz w:val="24"/>
+        </w:rPr>
+        <w:t>main(</w:t>
+      </w:r>
+      <w:proofErr w:type="gramEnd"/>
+      <w:r>
+        <w:rPr>
+          <w:rFonts w:ascii="Times New Roman" w:hAnsi="Times New Roman" w:cs="Times New Roman"/>
+          <w:sz w:val="24"/>
+        </w:rPr>
+        <w:t>){</w:t>
+      </w:r>
+    </w:p>
+    <w:p>
+      <w:pPr>
+        <w:rPr>
+          <w:rFonts w:ascii="Times New Roman" w:hAnsi="Times New Roman" w:cs="Times New Roman"/>
+          <w:sz w:val="24"/>
+        </w:rPr>
+      </w:pPr>
+      <w:r>
+        <w:rPr>
+          <w:rFonts w:ascii="Times New Roman" w:hAnsi="Times New Roman" w:cs="Times New Roman"/>
+          <w:sz w:val="24"/>
+        </w:rPr>
+        <w:t xml:space="preserve">int </w:t>
+      </w:r>
+      <w:proofErr w:type="spellStart"/>
+      <w:proofErr w:type="gramStart"/>
+      <w:r>
+        <w:rPr>
+          <w:rFonts w:ascii="Times New Roman" w:hAnsi="Times New Roman" w:cs="Times New Roman"/>
+          <w:sz w:val="24"/>
+        </w:rPr>
+        <w:t>a,b</w:t>
+      </w:r>
+      <w:proofErr w:type="spellEnd"/>
+      <w:proofErr w:type="gramEnd"/>
+      <w:r>
+        <w:rPr>
+          <w:rFonts w:ascii="Times New Roman" w:hAnsi="Times New Roman" w:cs="Times New Roman"/>
+          <w:sz w:val="24"/>
+        </w:rPr>
+        <w:t>;</w:t>
+      </w:r>
+    </w:p>
+    <w:p>
+      <w:pPr>
+        <w:rPr>
+          <w:rFonts w:ascii="Times New Roman" w:hAnsi="Times New Roman" w:cs="Times New Roman"/>
+          <w:sz w:val="24"/>
+        </w:rPr>
+      </w:pPr>
+      <w:proofErr w:type="spellStart"/>
+      <w:proofErr w:type="gramStart"/>
+      <w:r>
+        <w:rPr>
+          <w:rFonts w:ascii="Times New Roman" w:hAnsi="Times New Roman" w:cs="Times New Roman"/>
+          <w:sz w:val="24"/>
+        </w:rPr>
+        <w:t>printf</w:t>
+      </w:r>
+      <w:proofErr w:type="spellEnd"/>
+      <w:r>
+        <w:rPr>
+          <w:rFonts w:ascii="Times New Roman" w:hAnsi="Times New Roman" w:cs="Times New Roman"/>
+          <w:sz w:val="24"/>
+        </w:rPr>
+        <w:t>(</w:t>
+      </w:r>
+      <w:proofErr w:type="gramEnd"/>
+      <w:r>
+        <w:rPr>
+          <w:rFonts w:ascii="Times New Roman" w:hAnsi="Times New Roman" w:cs="Times New Roman"/>
+          <w:sz w:val="24"/>
+        </w:rPr>
+        <w:t>"Enter Two Number : ");</w:t>
+      </w:r>
+    </w:p>
+    <w:p>
+      <w:pPr>
+        <w:rPr>
+          <w:rFonts w:ascii="Times New Roman" w:hAnsi="Times New Roman" w:cs="Times New Roman"/>
+          <w:sz w:val="24"/>
+        </w:rPr>
+      </w:pPr>
+      <w:proofErr w:type="spellStart"/>
+      <w:proofErr w:type="gramStart"/>
+      <w:r>
+        <w:rPr>
+          <w:rFonts w:ascii="Times New Roman" w:hAnsi="Times New Roman" w:cs="Times New Roman"/>
+          <w:sz w:val="24"/>
+        </w:rPr>
+        <w:t>scanf</w:t>
+      </w:r>
+      <w:proofErr w:type="spellEnd"/>
+      <w:r>
+        <w:rPr>
+          <w:rFonts w:ascii="Times New Roman" w:hAnsi="Times New Roman" w:cs="Times New Roman"/>
+          <w:sz w:val="24"/>
+        </w:rPr>
+        <w:t>(</w:t>
+      </w:r>
+      <w:proofErr w:type="gramEnd"/>
+      <w:r>
+        <w:rPr>
+          <w:rFonts w:ascii="Times New Roman" w:hAnsi="Times New Roman" w:cs="Times New Roman"/>
+          <w:sz w:val="24"/>
+        </w:rPr>
+        <w:t>"%d %d", &amp;</w:t>
+      </w:r>
+      <w:proofErr w:type="spellStart"/>
+      <w:r>
+        <w:rPr>
+          <w:rFonts w:ascii="Times New Roman" w:hAnsi="Times New Roman" w:cs="Times New Roman"/>
+          <w:sz w:val="24"/>
+        </w:rPr>
+        <w:t>a,&amp;b</w:t>
+      </w:r>
+      <w:proofErr w:type="spellEnd"/>
+      <w:r>
+        <w:rPr>
+          <w:rFonts w:ascii="Times New Roman" w:hAnsi="Times New Roman" w:cs="Times New Roman"/>
+          <w:sz w:val="24"/>
+        </w:rPr>
+        <w:t>);</w:t>
+      </w:r>
+    </w:p>
+    <w:p>
+      <w:pPr>
+        <w:rPr>
+          <w:rFonts w:ascii="Times New Roman" w:hAnsi="Times New Roman" w:cs="Times New Roman"/>
+          <w:sz w:val="24"/>
+        </w:rPr>
+      </w:pPr>
+      <w:proofErr w:type="spellStart"/>
+      <w:proofErr w:type="gramStart"/>
+      <w:r>
+        <w:rPr>
+          <w:rFonts w:ascii="Times New Roman" w:hAnsi="Times New Roman" w:cs="Times New Roman"/>
+          <w:sz w:val="24"/>
+        </w:rPr>
+        <w:t>printf</w:t>
+      </w:r>
+      <w:proofErr w:type="spellEnd"/>
+      <w:r>
+        <w:rPr>
+          <w:rFonts w:ascii="Times New Roman" w:hAnsi="Times New Roman" w:cs="Times New Roman"/>
+          <w:sz w:val="24"/>
+        </w:rPr>
+        <w:t>(</w:t>
+      </w:r>
+      <w:proofErr w:type="gramEnd"/>
+      <w:r>
+        <w:rPr>
+          <w:rFonts w:ascii="Times New Roman" w:hAnsi="Times New Roman" w:cs="Times New Roman"/>
+          <w:sz w:val="24"/>
+        </w:rPr>
+        <w:t>"Reminder = %d\n", a % b);</w:t>
+      </w:r>
+    </w:p>
+    <w:p>
+      <w:pPr>
+        <w:rPr>
+          <w:rFonts w:ascii="Times New Roman" w:hAnsi="Times New Roman" w:cs="Times New Roman"/>
+          <w:sz w:val="24"/>
+        </w:rPr>
+      </w:pPr>
+      <w:r>
+        <w:rPr>
+          <w:rFonts w:ascii="Times New Roman" w:hAnsi="Times New Roman" w:cs="Times New Roman"/>
+          <w:sz w:val="24"/>
+        </w:rPr>
+        <w:t>return 0;</w:t>
+      </w:r>
+    </w:p>
+    <w:p>
+      <w:pPr>
+        <w:rPr>
+          <w:rFonts w:ascii="Times New Roman" w:hAnsi="Times New Roman" w:cs="Times New Roman"/>
+          <w:sz w:val="24"/>
+        </w:rPr>
+      </w:pPr>
+      <w:r>
+        <w:rPr>
+          <w:rFonts w:ascii="Times New Roman" w:hAnsi="Times New Roman" w:cs="Times New Roman"/>
+          <w:sz w:val="24"/>
+        </w:rPr>
+        <w:t>}</w:t>
+      </w:r>
+    </w:p>
+    <w:p>
+      <w:pPr>
+        <w:rPr>
+          <w:rFonts w:ascii="Times New Roman" w:hAnsi="Times New Roman" w:cs="Times New Roman"/>
+          <w:sz w:val="24"/>
+        </w:rPr>
+      </w:pPr>
+      <w:r>
+        <w:rPr>
+          <w:rFonts w:ascii="Times New Roman" w:hAnsi="Times New Roman" w:cs="Times New Roman"/>
+          <w:sz w:val="24"/>
+        </w:rPr>
+        <w:t>Output:</w:t>
+      </w:r>
+    </w:p>
+    <w:p>
+      <w:pPr>
+        <w:rPr>
+          <w:rFonts w:ascii="Times New Roman" w:hAnsi="Times New Roman" w:cs="Times New Roman"/>
+          <w:sz w:val="24"/>
+        </w:rPr>
+      </w:pPr>
+      <w:r>
+        <w:rPr>
+          <w:rFonts w:ascii="Times New Roman" w:hAnsi="Times New Roman" w:cs="Times New Roman"/>
+          <w:sz w:val="24"/>
+        </w:rPr>
+        <w:t xml:space="preserve">Enter Two </w:t>
+      </w:r>
+      <w:proofErr w:type="gramStart"/>
+      <w:r>
+        <w:rPr>
+          <w:rFonts w:ascii="Times New Roman" w:hAnsi="Times New Roman" w:cs="Times New Roman"/>
+          <w:sz w:val="24"/>
+        </w:rPr>
+        <w:t>Number :</w:t>
+      </w:r>
+      <w:proofErr w:type="gramEnd"/>
+      <w:r>
+        <w:rPr>
+          <w:rFonts w:ascii="Times New Roman" w:hAnsi="Times New Roman" w:cs="Times New Roman"/>
+          <w:sz w:val="24"/>
+        </w:rPr>
+        <w:t xml:space="preserve"> 10 3</w:t>
+      </w:r>
+    </w:p>
+    <w:p>
+      <w:pPr>
+        <w:rPr>
+          <w:rFonts w:ascii="Times New Roman" w:hAnsi="Times New Roman" w:cs="Times New Roman"/>
+          <w:sz w:val="24"/>
+        </w:rPr>
+      </w:pPr>
+      <w:r>
+        <w:rPr>
+          <w:rFonts w:ascii="Times New Roman" w:hAnsi="Times New Roman" w:cs="Times New Roman"/>
+          <w:sz w:val="24"/>
+        </w:rPr>
+        <w:t>Reminder = 1</w:t>
+      </w:r>
+    </w:p>
+    <w:p>
+      <w:pPr>
+        <w:rPr>
+          <w:rFonts w:ascii="Times New Roman" w:hAnsi="Times New Roman" w:cs="Times New Roman"/>
+          <w:sz w:val="24"/>
+        </w:rPr>
+      </w:pPr>
+    </w:p>
+    <w:p>
+      <w:pPr>
+        <w:spacing w:line="240" w:lineRule="auto"/>
+        <w:rPr>
+          <w:rFonts w:ascii="Times New Roman" w:hAnsi="Times New Roman" w:cs="Times New Roman"/>
+          <w:b/>
+          <w:bCs/>
+          <w:sz w:val="32"/>
+          <w:szCs w:val="32"/>
+        </w:rPr>
+      </w:pPr>
+      <w:r>
+        <w:rPr>
+          <w:b/>
+          <w:bCs/>
+          <w:sz w:val="32"/>
+          <w:szCs w:val="32"/>
+        </w:rPr>
+        <w:t xml:space="preserve">GitHub Code Link: </w:t>
+      </w:r>
+      <w:r>
+        <w:rPr>
+          <w:b/>
+          <w:bCs/>
+          <w:sz w:val="32"/>
+          <w:szCs w:val="32"/>
+        </w:rPr>
+        <w:t xml:space="preserve"> </w:t>
+      </w:r>
+      <w:r>
+        <w:rPr>
+          <w:b/>
+          <w:bCs/>
+          <w:sz w:val="32"/>
+          <w:szCs w:val="32"/>
+        </w:rPr>
+        <w:t>Click Here</w:t>
+      </w:r>
+      <w:r>
+        <w:rPr>
+          <w:b/>
+          <w:bCs/>
+          <w:sz w:val="32"/>
+          <w:szCs w:val="32"/>
+        </w:rPr>
+        <w:t>.</w:t>
+      </w:r>
+    </w:p>
+    <w:p>
+      <w:pPr>
+        <w:rPr>
+          <w:rFonts w:ascii="Times New Roman" w:hAnsi="Times New Roman" w:cs="Times New Roman"/>
+          <w:sz w:val="24"/>
+        </w:rPr>
+      </w:pPr>
+    </w:p>
+    <w:p>
+      <w:pPr>
+        <w:jc w:val="center"/>
+        <w:rPr>
+          <w:rFonts w:ascii="Times New Roman" w:hAnsi="Times New Roman" w:cs="Times New Roman"/>
+          <w:sz w:val="24"/>
+        </w:rPr>
+      </w:pPr>
+    </w:p>
+    <w:p>
+      <w:pPr>
+        <w:jc w:val="center"/>
+        <w:rPr>
+          <w:rFonts w:ascii="Times New Roman" w:hAnsi="Times New Roman" w:cs="Times New Roman"/>
+          <w:sz w:val="24"/>
+        </w:rPr>
+      </w:pPr>
+    </w:p>
+    <w:p>
+      <w:pPr>
+        <w:rPr>
+          <w:rFonts w:ascii="Calibri" w:hAnsi="Calibri" w:cs="Calibri"/>
+          <w:b/>
+          <w:bCs/>
+          <w:sz w:val="40"/>
+          <w:szCs w:val="40"/>
+        </w:rPr>
+      </w:pPr>
+      <w:r>
+        <w:rPr>
+          <w:rFonts w:ascii="Calibri" w:hAnsi="Calibri" w:cs="Calibri"/>
+          <w:b/>
+          <w:bCs/>
+          <w:sz w:val="40"/>
+          <w:szCs w:val="40"/>
+        </w:rPr>
+        <w:lastRenderedPageBreak/>
+        <w:t xml:space="preserve">Assignment </w:t>
+      </w:r>
+      <w:proofErr w:type="gramStart"/>
+      <w:r>
+        <w:rPr>
+          <w:rFonts w:ascii="Calibri" w:hAnsi="Calibri" w:cs="Calibri"/>
+          <w:b/>
+          <w:bCs/>
+          <w:sz w:val="40"/>
+          <w:szCs w:val="40"/>
+        </w:rPr>
+        <w:t>8</w:t>
+      </w:r>
+      <w:r>
+        <w:rPr>
+          <w:rFonts w:ascii="Calibri" w:hAnsi="Calibri" w:cs="Calibri"/>
+          <w:b/>
+          <w:bCs/>
+          <w:sz w:val="40"/>
+          <w:szCs w:val="40"/>
+        </w:rPr>
+        <w:t xml:space="preserve"> </w:t>
+      </w:r>
+      <w:r>
+        <w:rPr>
+          <w:rFonts w:ascii="Calibri" w:hAnsi="Calibri" w:cs="Calibri"/>
+          <w:b/>
+          <w:bCs/>
+          <w:sz w:val="40"/>
+          <w:szCs w:val="40"/>
+        </w:rPr>
+        <w:t>:</w:t>
+      </w:r>
+      <w:proofErr w:type="gramEnd"/>
+      <w:r>
+        <w:t xml:space="preserve"> </w:t>
+      </w:r>
+      <w:r>
+        <w:rPr>
+          <w:rFonts w:ascii="Calibri" w:hAnsi="Calibri" w:cs="Calibri"/>
+          <w:b/>
+          <w:bCs/>
+          <w:sz w:val="40"/>
+          <w:szCs w:val="40"/>
+        </w:rPr>
+        <w:t>Use increment and decrement operators</w:t>
+      </w:r>
+      <w:r>
+        <w:rPr>
+          <w:rFonts w:ascii="Calibri" w:hAnsi="Calibri" w:cs="Calibri"/>
+          <w:b/>
+          <w:bCs/>
+          <w:sz w:val="40"/>
+          <w:szCs w:val="40"/>
+        </w:rPr>
+        <w:t xml:space="preserve"> :</w:t>
+      </w:r>
+    </w:p>
+    <w:p>
+      <w:pPr>
+        <w:rPr>
+          <w:rFonts w:ascii="Times New Roman" w:hAnsi="Times New Roman" w:cs="Times New Roman"/>
+          <w:sz w:val="24"/>
+        </w:rPr>
+      </w:pPr>
+      <w:r>
+        <w:rPr>
+          <w:rFonts w:ascii="Times New Roman" w:hAnsi="Times New Roman" w:cs="Times New Roman"/>
+          <w:noProof/>
+          <w:sz w:val="24"/>
+        </w:rPr>
+        <w:drawing>
+          <wp:inline distT="0" distB="0" distL="0" distR="0" wp14:anchorId="4B35CCFD" wp14:editId="7E227BA3">
+            <wp:extent cx="6858000" cy="3902075"/>
+            <wp:effectExtent l="0" t="0" r="0" b="3175"/>
+            <wp:docPr id="9" name="Picture 9"/>
+            <wp:cNvGraphicFramePr>
+              <a:graphicFrameLocks xmlns:a="http://schemas.openxmlformats.org/drawingml/2006/main" noChangeAspect="1"/>
+            </wp:cNvGraphicFramePr>
+            <a:graphic xmlns:a="http://schemas.openxmlformats.org/drawingml/2006/main">
+              <a:graphicData uri="http://schemas.openxmlformats.org/drawingml/2006/picture">
+                <pic:pic xmlns:pic="http://schemas.openxmlformats.org/drawingml/2006/picture">
+                  <pic:nvPicPr>
+                    <pic:cNvPr id="9" name="Picture 9"/>
+                    <pic:cNvPicPr/>
+                  </pic:nvPicPr>
+                  <pic:blipFill>
+                    <a:blip r:embed="rId13">
+                      <a:extLst>
+                        <a:ext uri="{28A0092B-C50C-407E-A947-70E740481C1C}">
+                          <a14:useLocalDpi xmlns:a14="http://schemas.microsoft.com/office/drawing/2010/main" val="0"/>
+                        </a:ext>
+                      </a:extLst>
+                    </a:blip>
+                    <a:stretch>
+                      <a:fillRect/>
+                    </a:stretch>
+                  </pic:blipFill>
+                  <pic:spPr>
+                    <a:xfrm>
+                      <a:off x="0" y="0"/>
+                      <a:ext cx="6858000" cy="3902075"/>
+                    </a:xfrm>
+                    <a:prstGeom prst="rect">
+                      <a:avLst/>
+                    </a:prstGeom>
+                  </pic:spPr>
+                </pic:pic>
+              </a:graphicData>
+            </a:graphic>
+          </wp:inline>
+        </w:drawing>
+      </w:r>
+    </w:p>
+    <w:p>
+      <w:pPr>
+        <w:rPr>
+          <w:rFonts w:ascii="Times New Roman" w:hAnsi="Times New Roman" w:cs="Times New Roman"/>
+          <w:sz w:val="24"/>
+        </w:rPr>
+      </w:pPr>
+      <w:r>
+        <w:rPr>
+          <w:rFonts w:ascii="Times New Roman" w:hAnsi="Times New Roman" w:cs="Times New Roman"/>
+          <w:sz w:val="24"/>
+        </w:rPr>
+        <w:t>Code:</w:t>
+      </w:r>
+    </w:p>
+    <w:p>
+      <w:pPr>
+        <w:rPr>
+          <w:rFonts w:ascii="Times New Roman" w:hAnsi="Times New Roman" w:cs="Times New Roman"/>
+          <w:sz w:val="24"/>
+        </w:rPr>
+      </w:pPr>
+      <w:r>
+        <w:rPr>
+          <w:rFonts w:ascii="Times New Roman" w:hAnsi="Times New Roman" w:cs="Times New Roman"/>
+          <w:sz w:val="24"/>
+        </w:rPr>
+        <w:t>#include &lt;</w:t>
+      </w:r>
+      <w:proofErr w:type="spellStart"/>
+      <w:r>
+        <w:rPr>
+          <w:rFonts w:ascii="Times New Roman" w:hAnsi="Times New Roman" w:cs="Times New Roman"/>
+          <w:sz w:val="24"/>
+        </w:rPr>
+        <w:t>stdio.h</w:t>
+      </w:r>
+      <w:proofErr w:type="spellEnd"/>
+      <w:r>
+        <w:rPr>
+          <w:rFonts w:ascii="Times New Roman" w:hAnsi="Times New Roman" w:cs="Times New Roman"/>
+          <w:sz w:val="24"/>
+        </w:rPr>
+        <w:t>&gt;</w:t>
+      </w:r>
+    </w:p>
+    <w:p>
+      <w:pPr>
+        <w:rPr>
+          <w:rFonts w:ascii="Times New Roman" w:hAnsi="Times New Roman" w:cs="Times New Roman"/>
+          <w:sz w:val="24"/>
+        </w:rPr>
+      </w:pPr>
+      <w:r>
+        <w:rPr>
+          <w:rFonts w:ascii="Times New Roman" w:hAnsi="Times New Roman" w:cs="Times New Roman"/>
+          <w:sz w:val="24"/>
+        </w:rPr>
+        <w:t xml:space="preserve">int </w:t>
+      </w:r>
+      <w:proofErr w:type="gramStart"/>
+      <w:r>
+        <w:rPr>
+          <w:rFonts w:ascii="Times New Roman" w:hAnsi="Times New Roman" w:cs="Times New Roman"/>
+          <w:sz w:val="24"/>
+        </w:rPr>
+        <w:t>main(</w:t>
+      </w:r>
+      <w:proofErr w:type="gramEnd"/>
+      <w:r>
+        <w:rPr>
+          <w:rFonts w:ascii="Times New Roman" w:hAnsi="Times New Roman" w:cs="Times New Roman"/>
+          <w:sz w:val="24"/>
+        </w:rPr>
+        <w:t>) {</w:t>
+      </w:r>
+    </w:p>
+    <w:p>
+      <w:pPr>
+        <w:rPr>
+          <w:rFonts w:ascii="Times New Roman" w:hAnsi="Times New Roman" w:cs="Times New Roman"/>
+          <w:sz w:val="24"/>
+        </w:rPr>
+      </w:pPr>
+      <w:r>
+        <w:rPr>
+          <w:rFonts w:ascii="Times New Roman" w:hAnsi="Times New Roman" w:cs="Times New Roman"/>
+          <w:sz w:val="24"/>
+        </w:rPr>
+        <w:t>int x = 5;</w:t>
+      </w:r>
+    </w:p>
+    <w:p>
+      <w:pPr>
+        <w:rPr>
+          <w:rFonts w:ascii="Times New Roman" w:hAnsi="Times New Roman" w:cs="Times New Roman"/>
+          <w:sz w:val="24"/>
+        </w:rPr>
+      </w:pPr>
+      <w:proofErr w:type="spellStart"/>
+      <w:proofErr w:type="gramStart"/>
+      <w:r>
+        <w:rPr>
+          <w:rFonts w:ascii="Times New Roman" w:hAnsi="Times New Roman" w:cs="Times New Roman"/>
+          <w:sz w:val="24"/>
+        </w:rPr>
+        <w:t>printf</w:t>
+      </w:r>
+      <w:proofErr w:type="spellEnd"/>
+      <w:r>
+        <w:rPr>
+          <w:rFonts w:ascii="Times New Roman" w:hAnsi="Times New Roman" w:cs="Times New Roman"/>
+          <w:sz w:val="24"/>
+        </w:rPr>
+        <w:t>(</w:t>
+      </w:r>
+      <w:proofErr w:type="gramEnd"/>
+      <w:r>
+        <w:rPr>
+          <w:rFonts w:ascii="Times New Roman" w:hAnsi="Times New Roman" w:cs="Times New Roman"/>
+          <w:sz w:val="24"/>
+        </w:rPr>
+        <w:t>"x++ = %d\n", x++);</w:t>
+      </w:r>
+    </w:p>
+    <w:p>
+      <w:pPr>
+        <w:rPr>
+          <w:rFonts w:ascii="Times New Roman" w:hAnsi="Times New Roman" w:cs="Times New Roman"/>
+          <w:sz w:val="24"/>
+        </w:rPr>
+      </w:pPr>
+      <w:proofErr w:type="spellStart"/>
+      <w:proofErr w:type="gramStart"/>
+      <w:r>
+        <w:rPr>
+          <w:rFonts w:ascii="Times New Roman" w:hAnsi="Times New Roman" w:cs="Times New Roman"/>
+          <w:sz w:val="24"/>
+        </w:rPr>
+        <w:t>printf</w:t>
+      </w:r>
+      <w:proofErr w:type="spellEnd"/>
+      <w:r>
+        <w:rPr>
+          <w:rFonts w:ascii="Times New Roman" w:hAnsi="Times New Roman" w:cs="Times New Roman"/>
+          <w:sz w:val="24"/>
+        </w:rPr>
+        <w:t>(</w:t>
+      </w:r>
+      <w:proofErr w:type="gramEnd"/>
+      <w:r>
+        <w:rPr>
+          <w:rFonts w:ascii="Times New Roman" w:hAnsi="Times New Roman" w:cs="Times New Roman"/>
+          <w:sz w:val="24"/>
+        </w:rPr>
+        <w:t>"Now x = %d\n", x);</w:t>
+      </w:r>
+    </w:p>
+    <w:p>
+      <w:pPr>
+        <w:rPr>
+          <w:rFonts w:ascii="Times New Roman" w:hAnsi="Times New Roman" w:cs="Times New Roman"/>
+          <w:sz w:val="24"/>
+        </w:rPr>
+      </w:pPr>
+      <w:proofErr w:type="spellStart"/>
+      <w:proofErr w:type="gramStart"/>
+      <w:r>
+        <w:rPr>
+          <w:rFonts w:ascii="Times New Roman" w:hAnsi="Times New Roman" w:cs="Times New Roman"/>
+          <w:sz w:val="24"/>
+        </w:rPr>
+        <w:t>printf</w:t>
+      </w:r>
+      <w:proofErr w:type="spellEnd"/>
+      <w:r>
+        <w:rPr>
+          <w:rFonts w:ascii="Times New Roman" w:hAnsi="Times New Roman" w:cs="Times New Roman"/>
+          <w:sz w:val="24"/>
+        </w:rPr>
+        <w:t>(</w:t>
+      </w:r>
+      <w:proofErr w:type="gramEnd"/>
+      <w:r>
+        <w:rPr>
+          <w:rFonts w:ascii="Times New Roman" w:hAnsi="Times New Roman" w:cs="Times New Roman"/>
+          <w:sz w:val="24"/>
+        </w:rPr>
+        <w:t>"++x = %d\n", ++x);</w:t>
+      </w:r>
+    </w:p>
+    <w:p>
+      <w:pPr>
+        <w:rPr>
+          <w:rFonts w:ascii="Times New Roman" w:hAnsi="Times New Roman" w:cs="Times New Roman"/>
+          <w:sz w:val="24"/>
+        </w:rPr>
+      </w:pPr>
+      <w:r>
+        <w:rPr>
+          <w:rFonts w:ascii="Times New Roman" w:hAnsi="Times New Roman" w:cs="Times New Roman"/>
+          <w:sz w:val="24"/>
+        </w:rPr>
+        <w:t>return 0;</w:t>
+      </w:r>
+    </w:p>
+    <w:p>
+      <w:pPr>
+        <w:rPr>
+          <w:rFonts w:ascii="Times New Roman" w:hAnsi="Times New Roman" w:cs="Times New Roman"/>
+          <w:sz w:val="24"/>
+        </w:rPr>
+      </w:pPr>
+      <w:r>
+        <w:rPr>
+          <w:rFonts w:ascii="Times New Roman" w:hAnsi="Times New Roman" w:cs="Times New Roman"/>
+          <w:sz w:val="24"/>
+        </w:rPr>
+        <w:t>}</w:t>
+      </w:r>
+    </w:p>
+    <w:p>
+      <w:pPr>
+        <w:rPr>
+          <w:rFonts w:ascii="Times New Roman" w:hAnsi="Times New Roman" w:cs="Times New Roman"/>
+          <w:sz w:val="24"/>
+        </w:rPr>
+      </w:pPr>
+      <w:r>
+        <w:rPr>
+          <w:rFonts w:ascii="Times New Roman" w:hAnsi="Times New Roman" w:cs="Times New Roman"/>
+          <w:sz w:val="24"/>
+        </w:rPr>
+        <w:t>Output:</w:t>
+      </w:r>
+    </w:p>
+    <w:p>
+      <w:pPr>
+        <w:rPr>
+          <w:rFonts w:ascii="Times New Roman" w:hAnsi="Times New Roman" w:cs="Times New Roman"/>
+          <w:sz w:val="24"/>
+        </w:rPr>
+      </w:pPr>
+      <w:r>
+        <w:rPr>
+          <w:rFonts w:ascii="Times New Roman" w:hAnsi="Times New Roman" w:cs="Times New Roman"/>
+          <w:sz w:val="24"/>
+        </w:rPr>
+        <w:t>x++ = 5</w:t>
+      </w:r>
+    </w:p>
+    <w:p>
+      <w:pPr>
+        <w:rPr>
+          <w:rFonts w:ascii="Times New Roman" w:hAnsi="Times New Roman" w:cs="Times New Roman"/>
+          <w:sz w:val="24"/>
+        </w:rPr>
+      </w:pPr>
+      <w:r>
+        <w:rPr>
+          <w:rFonts w:ascii="Times New Roman" w:hAnsi="Times New Roman" w:cs="Times New Roman"/>
+          <w:sz w:val="24"/>
+        </w:rPr>
+        <w:t>Now x = 6</w:t>
+      </w:r>
+    </w:p>
+    <w:p>
+      <w:pPr>
+        <w:rPr>
+          <w:rFonts w:ascii="Times New Roman" w:hAnsi="Times New Roman" w:cs="Times New Roman"/>
+          <w:sz w:val="24"/>
+        </w:rPr>
+      </w:pPr>
+      <w:r>
+        <w:rPr>
+          <w:rFonts w:ascii="Times New Roman" w:hAnsi="Times New Roman" w:cs="Times New Roman"/>
+          <w:sz w:val="24"/>
+        </w:rPr>
+        <w:t>++x = 7</w:t>
+      </w:r>
+    </w:p>
+    <w:p>
+      <w:pPr>
+        <w:rPr>
+          <w:rFonts w:ascii="Times New Roman" w:hAnsi="Times New Roman" w:cs="Times New Roman"/>
+          <w:sz w:val="24"/>
+        </w:rPr>
+      </w:pPr>
+    </w:p>
+    <w:p>
+      <w:pPr>
+        <w:spacing w:line="240" w:lineRule="auto"/>
+        <w:rPr>
+          <w:rFonts w:ascii="Times New Roman" w:hAnsi="Times New Roman" w:cs="Times New Roman"/>
+          <w:b/>
+          <w:bCs/>
+          <w:sz w:val="32"/>
+          <w:szCs w:val="32"/>
+        </w:rPr>
+      </w:pPr>
+      <w:r>
+        <w:rPr>
+          <w:b/>
+          <w:bCs/>
+          <w:sz w:val="32"/>
+          <w:szCs w:val="32"/>
+        </w:rPr>
+        <w:t xml:space="preserve">GitHub Code Link: </w:t>
+      </w:r>
+      <w:r>
+        <w:rPr>
+          <w:b/>
+          <w:bCs/>
+          <w:sz w:val="32"/>
+          <w:szCs w:val="32"/>
+        </w:rPr>
+        <w:t xml:space="preserve"> </w:t>
+      </w:r>
+      <w:r>
+        <w:rPr>
+          <w:b/>
+          <w:bCs/>
+          <w:sz w:val="32"/>
+          <w:szCs w:val="32"/>
+        </w:rPr>
+        <w:t>Click Here</w:t>
+      </w:r>
+      <w:r>
+        <w:rPr>
+          <w:b/>
+          <w:bCs/>
+          <w:sz w:val="32"/>
+          <w:szCs w:val="32"/>
+        </w:rPr>
+        <w:t>.</w:t>
+      </w:r>
+    </w:p>
+    <w:p>
+      <w:pPr>
+        <w:rPr>
+          <w:rFonts w:ascii="Times New Roman" w:hAnsi="Times New Roman" w:cs="Times New Roman"/>
+          <w:sz w:val="24"/>
+        </w:rPr>
+      </w:pPr>
+    </w:p>
+    <w:p>
+      <w:pPr>
+        <w:rPr>
+          <w:rFonts w:ascii="Calibri" w:hAnsi="Calibri" w:cs="Calibri"/>
+          <w:b/>
+          <w:bCs/>
+          <w:sz w:val="40"/>
+          <w:szCs w:val="40"/>
+        </w:rPr>
+      </w:pPr>
+      <w:r>
+        <w:rPr>
+          <w:rFonts w:ascii="Calibri" w:hAnsi="Calibri" w:cs="Calibri"/>
+          <w:b/>
+          <w:bCs/>
+          <w:sz w:val="40"/>
+          <w:szCs w:val="40"/>
+        </w:rPr>
+        <w:lastRenderedPageBreak/>
+        <w:t xml:space="preserve">Assignment </w:t>
+      </w:r>
+      <w:proofErr w:type="gramStart"/>
+      <w:r>
+        <w:rPr>
+          <w:rFonts w:ascii="Calibri" w:hAnsi="Calibri" w:cs="Calibri"/>
+          <w:b/>
+          <w:bCs/>
+          <w:sz w:val="40"/>
+          <w:szCs w:val="40"/>
+        </w:rPr>
+        <w:t>9</w:t>
+      </w:r>
+      <w:r>
+        <w:rPr>
+          <w:rFonts w:ascii="Calibri" w:hAnsi="Calibri" w:cs="Calibri"/>
+          <w:b/>
+          <w:bCs/>
+          <w:sz w:val="40"/>
+          <w:szCs w:val="40"/>
+        </w:rPr>
+        <w:t xml:space="preserve"> </w:t>
+      </w:r>
+      <w:r>
+        <w:rPr>
+          <w:rFonts w:ascii="Calibri" w:hAnsi="Calibri" w:cs="Calibri"/>
+          <w:b/>
+          <w:bCs/>
+          <w:sz w:val="40"/>
+          <w:szCs w:val="40"/>
+        </w:rPr>
+        <w:t>:</w:t>
+      </w:r>
+      <w:proofErr w:type="gramEnd"/>
+      <w:r>
+        <w:rPr>
+          <w:rFonts w:ascii="Calibri" w:hAnsi="Calibri" w:cs="Calibri"/>
+          <w:b/>
+          <w:bCs/>
+          <w:sz w:val="40"/>
+          <w:szCs w:val="40"/>
+        </w:rPr>
+        <w:t xml:space="preserve"> Demonstrate relational operators</w:t>
+      </w:r>
+      <w:r>
+        <w:rPr>
+          <w:rFonts w:ascii="Calibri" w:hAnsi="Calibri" w:cs="Calibri"/>
+          <w:b/>
+          <w:bCs/>
+          <w:sz w:val="40"/>
+          <w:szCs w:val="40"/>
+        </w:rPr>
+        <w:t xml:space="preserve"> :</w:t>
+      </w:r>
+    </w:p>
+    <w:p>
+      <w:pPr>
+        <w:rPr>
+          <w:rFonts w:ascii="Calibri" w:hAnsi="Calibri" w:cs="Calibri"/>
+          <w:b/>
+          <w:bCs/>
+          <w:sz w:val="40"/>
+          <w:szCs w:val="40"/>
+        </w:rPr>
+      </w:pPr>
+      <w:r>
+        <w:rPr>
+          <w:rFonts w:ascii="Calibri" w:hAnsi="Calibri" w:cs="Calibri"/>
+          <w:b/>
+          <w:bCs/>
+          <w:noProof/>
+          <w:sz w:val="40"/>
+          <w:szCs w:val="40"/>
+        </w:rPr>
+        <w:drawing>
+          <wp:inline distT="0" distB="0" distL="0" distR="0" wp14:anchorId="24DCF218" wp14:editId="1953BB3A">
+            <wp:extent cx="6858000" cy="3705860"/>
+            <wp:effectExtent l="0" t="0" r="0" b="8890"/>
+            <wp:docPr id="10" name="Picture 10"/>
+            <wp:cNvGraphicFramePr>
+              <a:graphicFrameLocks xmlns:a="http://schemas.openxmlformats.org/drawingml/2006/main" noChangeAspect="1"/>
+            </wp:cNvGraphicFramePr>
+            <a:graphic xmlns:a="http://schemas.openxmlformats.org/drawingml/2006/main">
+              <a:graphicData uri="http://schemas.openxmlformats.org/drawingml/2006/picture">
+                <pic:pic xmlns:pic="http://schemas.openxmlformats.org/drawingml/2006/picture">
+                  <pic:nvPicPr>
+                    <pic:cNvPr id="10" name="Picture 10"/>
+                    <pic:cNvPicPr/>
+                  </pic:nvPicPr>
+                  <pic:blipFill>
+                    <a:blip r:embed="rId14">
+                      <a:extLst>
+                        <a:ext uri="{28A0092B-C50C-407E-A947-70E740481C1C}">
+                          <a14:useLocalDpi xmlns:a14="http://schemas.microsoft.com/office/drawing/2010/main" val="0"/>
+                        </a:ext>
+                      </a:extLst>
+                    </a:blip>
+                    <a:stretch>
+                      <a:fillRect/>
+                    </a:stretch>
+                  </pic:blipFill>
+                  <pic:spPr>
+                    <a:xfrm>
+                      <a:off x="0" y="0"/>
+                      <a:ext cx="6858000" cy="3705860"/>
+                    </a:xfrm>
+                    <a:prstGeom prst="rect">
+                      <a:avLst/>
+                    </a:prstGeom>
+                  </pic:spPr>
+                </pic:pic>
+              </a:graphicData>
+            </a:graphic>
+          </wp:inline>
+        </w:drawing>
+      </w:r>
+    </w:p>
+    <w:p>
+      <w:pPr>
+        <w:rPr>
+          <w:rFonts w:ascii="Times New Roman" w:hAnsi="Times New Roman" w:cs="Times New Roman"/>
+          <w:sz w:val="24"/>
+        </w:rPr>
+      </w:pPr>
+      <w:proofErr w:type="gramStart"/>
+      <w:r>
+        <w:rPr>
+          <w:rFonts w:ascii="Times New Roman" w:hAnsi="Times New Roman" w:cs="Times New Roman"/>
+          <w:sz w:val="24"/>
+        </w:rPr>
+        <w:t>Code :</w:t>
+      </w:r>
+      <w:proofErr w:type="gramEnd"/>
+    </w:p>
+    <w:p>
+      <w:pPr>
+        <w:rPr>
+          <w:rFonts w:ascii="Times New Roman" w:hAnsi="Times New Roman" w:cs="Times New Roman"/>
+          <w:sz w:val="24"/>
+        </w:rPr>
+      </w:pPr>
+    </w:p>
+    <w:p>
+      <w:pPr>
+        <w:rPr>
+          <w:rFonts w:ascii="Times New Roman" w:hAnsi="Times New Roman" w:cs="Times New Roman"/>
+          <w:sz w:val="24"/>
+        </w:rPr>
+      </w:pPr>
+      <w:r>
+        <w:rPr>
+          <w:rFonts w:ascii="Times New Roman" w:hAnsi="Times New Roman" w:cs="Times New Roman"/>
+          <w:sz w:val="24"/>
+        </w:rPr>
+        <w:t>#include &lt;</w:t>
+      </w:r>
+      <w:proofErr w:type="spellStart"/>
+      <w:r>
+        <w:rPr>
+          <w:rFonts w:ascii="Times New Roman" w:hAnsi="Times New Roman" w:cs="Times New Roman"/>
+          <w:sz w:val="24"/>
+        </w:rPr>
+        <w:t>stdio.h</w:t>
+      </w:r>
+      <w:proofErr w:type="spellEnd"/>
+      <w:r>
+        <w:rPr>
+          <w:rFonts w:ascii="Times New Roman" w:hAnsi="Times New Roman" w:cs="Times New Roman"/>
+          <w:sz w:val="24"/>
+        </w:rPr>
+        <w:t>&gt;</w:t>
+      </w:r>
+    </w:p>
+    <w:p>
+      <w:pPr>
+        <w:rPr>
+          <w:rFonts w:ascii="Times New Roman" w:hAnsi="Times New Roman" w:cs="Times New Roman"/>
+          <w:sz w:val="24"/>
+        </w:rPr>
+      </w:pPr>
+      <w:r>
+        <w:rPr>
+          <w:rFonts w:ascii="Times New Roman" w:hAnsi="Times New Roman" w:cs="Times New Roman"/>
+          <w:sz w:val="24"/>
+        </w:rPr>
+        <w:t xml:space="preserve">int </w:t>
+      </w:r>
+      <w:proofErr w:type="gramStart"/>
+      <w:r>
+        <w:rPr>
+          <w:rFonts w:ascii="Times New Roman" w:hAnsi="Times New Roman" w:cs="Times New Roman"/>
+          <w:sz w:val="24"/>
+        </w:rPr>
+        <w:t>main(</w:t>
+      </w:r>
+      <w:proofErr w:type="gramEnd"/>
+      <w:r>
+        <w:rPr>
+          <w:rFonts w:ascii="Times New Roman" w:hAnsi="Times New Roman" w:cs="Times New Roman"/>
+          <w:sz w:val="24"/>
+        </w:rPr>
+        <w:t>) {</w:t>
+      </w:r>
+    </w:p>
+    <w:p>
+      <w:pPr>
+        <w:rPr>
+          <w:rFonts w:ascii="Times New Roman" w:hAnsi="Times New Roman" w:cs="Times New Roman"/>
+          <w:sz w:val="24"/>
+        </w:rPr>
+      </w:pPr>
+      <w:r>
+        <w:rPr>
+          <w:rFonts w:ascii="Times New Roman" w:hAnsi="Times New Roman" w:cs="Times New Roman"/>
+          <w:sz w:val="24"/>
+        </w:rPr>
+        <w:t>int a = 10, b = 20;</w:t>
+      </w:r>
+    </w:p>
+    <w:p>
+      <w:pPr>
+        <w:rPr>
+          <w:rFonts w:ascii="Times New Roman" w:hAnsi="Times New Roman" w:cs="Times New Roman"/>
+          <w:sz w:val="24"/>
+        </w:rPr>
+      </w:pPr>
+      <w:proofErr w:type="spellStart"/>
+      <w:proofErr w:type="gramStart"/>
+      <w:r>
+        <w:rPr>
+          <w:rFonts w:ascii="Times New Roman" w:hAnsi="Times New Roman" w:cs="Times New Roman"/>
+          <w:sz w:val="24"/>
+        </w:rPr>
+        <w:t>printf</w:t>
+      </w:r>
+      <w:proofErr w:type="spellEnd"/>
+      <w:r>
+        <w:rPr>
+          <w:rFonts w:ascii="Times New Roman" w:hAnsi="Times New Roman" w:cs="Times New Roman"/>
+          <w:sz w:val="24"/>
+        </w:rPr>
+        <w:t>(</w:t>
+      </w:r>
+      <w:proofErr w:type="gramEnd"/>
+      <w:r>
+        <w:rPr>
+          <w:rFonts w:ascii="Times New Roman" w:hAnsi="Times New Roman" w:cs="Times New Roman"/>
+          <w:sz w:val="24"/>
+        </w:rPr>
+        <w:t>"a &gt; b: %d\n", a &gt; b);</w:t>
+      </w:r>
+    </w:p>
+    <w:p>
+      <w:pPr>
+        <w:rPr>
+          <w:rFonts w:ascii="Times New Roman" w:hAnsi="Times New Roman" w:cs="Times New Roman"/>
+          <w:sz w:val="24"/>
+        </w:rPr>
+      </w:pPr>
+      <w:proofErr w:type="spellStart"/>
+      <w:proofErr w:type="gramStart"/>
+      <w:r>
+        <w:rPr>
+          <w:rFonts w:ascii="Times New Roman" w:hAnsi="Times New Roman" w:cs="Times New Roman"/>
+          <w:sz w:val="24"/>
+        </w:rPr>
+        <w:t>printf</w:t>
+      </w:r>
+      <w:proofErr w:type="spellEnd"/>
+      <w:r>
+        <w:rPr>
+          <w:rFonts w:ascii="Times New Roman" w:hAnsi="Times New Roman" w:cs="Times New Roman"/>
+          <w:sz w:val="24"/>
+        </w:rPr>
+        <w:t>(</w:t>
+      </w:r>
+      <w:proofErr w:type="gramEnd"/>
+      <w:r>
+        <w:rPr>
+          <w:rFonts w:ascii="Times New Roman" w:hAnsi="Times New Roman" w:cs="Times New Roman"/>
+          <w:sz w:val="24"/>
+        </w:rPr>
+        <w:t>"a &lt; b: %d\n", a &lt; b);</w:t>
+      </w:r>
+    </w:p>
+    <w:p>
+      <w:pPr>
+        <w:rPr>
+          <w:rFonts w:ascii="Times New Roman" w:hAnsi="Times New Roman" w:cs="Times New Roman"/>
+          <w:sz w:val="24"/>
+        </w:rPr>
+      </w:pPr>
+      <w:proofErr w:type="spellStart"/>
+      <w:proofErr w:type="gramStart"/>
+      <w:r>
+        <w:rPr>
+          <w:rFonts w:ascii="Times New Roman" w:hAnsi="Times New Roman" w:cs="Times New Roman"/>
+          <w:sz w:val="24"/>
+        </w:rPr>
+        <w:t>printf</w:t>
+      </w:r>
+      <w:proofErr w:type="spellEnd"/>
+      <w:r>
+        <w:rPr>
+          <w:rFonts w:ascii="Times New Roman" w:hAnsi="Times New Roman" w:cs="Times New Roman"/>
+          <w:sz w:val="24"/>
+        </w:rPr>
+        <w:t>(</w:t>
+      </w:r>
+      <w:proofErr w:type="gramEnd"/>
+      <w:r>
+        <w:rPr>
+          <w:rFonts w:ascii="Times New Roman" w:hAnsi="Times New Roman" w:cs="Times New Roman"/>
+          <w:sz w:val="24"/>
+        </w:rPr>
+        <w:t>"a == b: %d\n", a == b);</w:t>
+      </w:r>
+    </w:p>
+    <w:p>
+      <w:pPr>
+        <w:rPr>
+          <w:rFonts w:ascii="Times New Roman" w:hAnsi="Times New Roman" w:cs="Times New Roman"/>
+          <w:sz w:val="24"/>
+        </w:rPr>
+      </w:pPr>
+      <w:r>
+        <w:rPr>
+          <w:rFonts w:ascii="Times New Roman" w:hAnsi="Times New Roman" w:cs="Times New Roman"/>
+          <w:sz w:val="24"/>
+        </w:rPr>
+        <w:t>return 0;</w:t>
+      </w:r>
+    </w:p>
+    <w:p>
+      <w:pPr>
+        <w:rPr>
+          <w:rFonts w:ascii="Times New Roman" w:hAnsi="Times New Roman" w:cs="Times New Roman"/>
+          <w:sz w:val="24"/>
+        </w:rPr>
+      </w:pPr>
+      <w:r>
+        <w:rPr>
+          <w:rFonts w:ascii="Times New Roman" w:hAnsi="Times New Roman" w:cs="Times New Roman"/>
+          <w:sz w:val="24"/>
+        </w:rPr>
+        <w:t>}</w:t>
+      </w:r>
+    </w:p>
+    <w:p>
+      <w:pPr>
+        <w:rPr>
+          <w:rFonts w:ascii="Times New Roman" w:hAnsi="Times New Roman" w:cs="Times New Roman"/>
+          <w:sz w:val="24"/>
+        </w:rPr>
+      </w:pPr>
+      <w:r>
+        <w:rPr>
+          <w:rFonts w:ascii="Times New Roman" w:hAnsi="Times New Roman" w:cs="Times New Roman"/>
+          <w:sz w:val="24"/>
+        </w:rPr>
+        <w:t>Output:</w:t>
+      </w:r>
+    </w:p>
+    <w:p>
+      <w:pPr>
+        <w:rPr>
+          <w:rFonts w:ascii="Times New Roman" w:hAnsi="Times New Roman" w:cs="Times New Roman"/>
+          <w:sz w:val="24"/>
+        </w:rPr>
+      </w:pPr>
+      <w:r>
+        <w:rPr>
+          <w:rFonts w:ascii="Times New Roman" w:hAnsi="Times New Roman" w:cs="Times New Roman"/>
+          <w:sz w:val="24"/>
+        </w:rPr>
+        <w:t>a &gt; b: 0</w:t>
+      </w:r>
+    </w:p>
+    <w:p>
+      <w:pPr>
+        <w:rPr>
+          <w:rFonts w:ascii="Times New Roman" w:hAnsi="Times New Roman" w:cs="Times New Roman"/>
+          <w:sz w:val="24"/>
+        </w:rPr>
+      </w:pPr>
+      <w:r>
+        <w:rPr>
+          <w:rFonts w:ascii="Times New Roman" w:hAnsi="Times New Roman" w:cs="Times New Roman"/>
+          <w:sz w:val="24"/>
+        </w:rPr>
+        <w:t>a &lt; b: 1</w:t>
+      </w:r>
+    </w:p>
+    <w:p>
+      <w:pPr>
+        <w:rPr>
+          <w:rFonts w:ascii="Times New Roman" w:hAnsi="Times New Roman" w:cs="Times New Roman"/>
+          <w:sz w:val="24"/>
+        </w:rPr>
+      </w:pPr>
+      <w:r>
+        <w:rPr>
+          <w:rFonts w:ascii="Times New Roman" w:hAnsi="Times New Roman" w:cs="Times New Roman"/>
+          <w:sz w:val="24"/>
+        </w:rPr>
+        <w:t>a == b: 0</w:t>
+      </w:r>
+    </w:p>
+    <w:p>
+      <w:pPr>
+        <w:rPr>
+          <w:rFonts w:ascii="Times New Roman" w:hAnsi="Times New Roman" w:cs="Times New Roman"/>
+          <w:sz w:val="24"/>
+        </w:rPr>
+      </w:pPr>
+    </w:p>
+    <w:p>
+      <w:pPr>
+        <w:spacing w:line="240" w:lineRule="auto"/>
+        <w:rPr>
+          <w:rFonts w:ascii="Times New Roman" w:hAnsi="Times New Roman" w:cs="Times New Roman"/>
+          <w:b/>
+          <w:bCs/>
+          <w:sz w:val="32"/>
+          <w:szCs w:val="32"/>
+        </w:rPr>
+      </w:pPr>
+      <w:r>
+        <w:rPr>
+          <w:b/>
+          <w:bCs/>
+          <w:sz w:val="32"/>
+          <w:szCs w:val="32"/>
+        </w:rPr>
+        <w:t xml:space="preserve">GitHub Code Link: </w:t>
+      </w:r>
+      <w:r>
+        <w:rPr>
+          <w:b/>
+          <w:bCs/>
+          <w:sz w:val="32"/>
+          <w:szCs w:val="32"/>
+        </w:rPr>
+        <w:t xml:space="preserve"> </w:t>
+      </w:r>
+      <w:r>
+        <w:rPr>
+          <w:b/>
+          <w:bCs/>
+          <w:sz w:val="32"/>
+          <w:szCs w:val="32"/>
+        </w:rPr>
+        <w:t>Click Here</w:t>
+      </w:r>
+      <w:r>
+        <w:rPr>
+          <w:b/>
+          <w:bCs/>
+          <w:sz w:val="32"/>
+          <w:szCs w:val="32"/>
+        </w:rPr>
+        <w:t>.</w:t>
+      </w:r>
+    </w:p>
+    <w:p>
+      <w:pPr>
+        <w:rPr>
+          <w:rFonts w:ascii="Calibri" w:hAnsi="Calibri" w:cs="Calibri"/>
+          <w:b/>
+          <w:bCs/>
+          <w:sz w:val="40"/>
+          <w:szCs w:val="40"/>
+        </w:rPr>
+      </w:pPr>
+      <w:r>
+        <w:rPr>
+          <w:rFonts w:ascii="Calibri" w:hAnsi="Calibri" w:cs="Calibri"/>
+          <w:b/>
+          <w:bCs/>
+          <w:sz w:val="40"/>
+          <w:szCs w:val="40"/>
+        </w:rPr>
+        <w:lastRenderedPageBreak/>
+        <w:t xml:space="preserve">Assignment </w:t>
+      </w:r>
+      <w:proofErr w:type="gramStart"/>
+      <w:r>
+        <w:rPr>
+          <w:rFonts w:ascii="Calibri" w:hAnsi="Calibri" w:cs="Calibri"/>
+          <w:b/>
+          <w:bCs/>
+          <w:sz w:val="40"/>
+          <w:szCs w:val="40"/>
+        </w:rPr>
+        <w:t>10</w:t>
+      </w:r>
+      <w:r>
+        <w:rPr>
+          <w:rFonts w:ascii="Calibri" w:hAnsi="Calibri" w:cs="Calibri"/>
+          <w:b/>
+          <w:bCs/>
+          <w:sz w:val="40"/>
+          <w:szCs w:val="40"/>
+        </w:rPr>
+        <w:t xml:space="preserve"> </w:t>
+      </w:r>
+      <w:r>
+        <w:rPr>
+          <w:rFonts w:ascii="Calibri" w:hAnsi="Calibri" w:cs="Calibri"/>
+          <w:b/>
+          <w:bCs/>
+          <w:sz w:val="40"/>
+          <w:szCs w:val="40"/>
+        </w:rPr>
+        <w:t>:</w:t>
+      </w:r>
+      <w:proofErr w:type="gramEnd"/>
+      <w:r>
+        <w:rPr>
+          <w:rFonts w:ascii="Calibri" w:hAnsi="Calibri" w:cs="Calibri"/>
+          <w:b/>
+          <w:bCs/>
+          <w:sz w:val="40"/>
+          <w:szCs w:val="40"/>
+        </w:rPr>
+        <w:t xml:space="preserve"> </w:t>
+      </w:r>
+      <w:r>
+        <w:rPr>
+          <w:rFonts w:ascii="Calibri" w:hAnsi="Calibri" w:cs="Calibri"/>
+          <w:b/>
+          <w:bCs/>
+          <w:sz w:val="40"/>
+          <w:szCs w:val="40"/>
+        </w:rPr>
+        <w:t>Logical AND, OR, NOT</w:t>
+      </w:r>
+      <w:r>
+        <w:rPr>
+          <w:rFonts w:ascii="Calibri" w:hAnsi="Calibri" w:cs="Calibri"/>
+          <w:b/>
+          <w:bCs/>
+          <w:sz w:val="40"/>
+          <w:szCs w:val="40"/>
+        </w:rPr>
+        <w:t xml:space="preserve"> :</w:t>
+      </w:r>
+    </w:p>
+    <w:p>
+      <w:pPr>
+        <w:rPr>
+          <w:rFonts w:ascii="Times New Roman" w:hAnsi="Times New Roman" w:cs="Times New Roman"/>
+          <w:sz w:val="24"/>
+        </w:rPr>
+      </w:pPr>
+      <w:r>
+        <w:rPr>
+          <w:rFonts w:ascii="Times New Roman" w:hAnsi="Times New Roman" w:cs="Times New Roman"/>
+          <w:noProof/>
+          <w:sz w:val="24"/>
+        </w:rPr>
+        <w:drawing>
+          <wp:inline distT="0" distB="0" distL="0" distR="0" wp14:anchorId="32D54E26" wp14:editId="7054EEA9">
+            <wp:extent cx="6858000" cy="4128770"/>
+            <wp:effectExtent l="0" t="0" r="0" b="5080"/>
+            <wp:docPr id="11" name="Picture 11"/>
+            <wp:cNvGraphicFramePr>
+              <a:graphicFrameLocks xmlns:a="http://schemas.openxmlformats.org/drawingml/2006/main" noChangeAspect="1"/>
+            </wp:cNvGraphicFramePr>
+            <a:graphic xmlns:a="http://schemas.openxmlformats.org/drawingml/2006/main">
+              <a:graphicData uri="http://schemas.openxmlformats.org/drawingml/2006/picture">
+                <pic:pic xmlns:pic="http://schemas.openxmlformats.org/drawingml/2006/picture">
+                  <pic:nvPicPr>
+                    <pic:cNvPr id="11" name="Picture 11"/>
+                    <pic:cNvPicPr/>
+                  </pic:nvPicPr>
+                  <pic:blipFill>
+                    <a:blip r:embed="rId15">
+                      <a:extLst>
+                        <a:ext uri="{28A0092B-C50C-407E-A947-70E740481C1C}">
+                          <a14:useLocalDpi xmlns:a14="http://schemas.microsoft.com/office/drawing/2010/main" val="0"/>
+                        </a:ext>
+                      </a:extLst>
+                    </a:blip>
+                    <a:stretch>
+                      <a:fillRect/>
+                    </a:stretch>
+                  </pic:blipFill>
+                  <pic:spPr>
+                    <a:xfrm>
+                      <a:off x="0" y="0"/>
+                      <a:ext cx="6858000" cy="4128770"/>
+                    </a:xfrm>
+                    <a:prstGeom prst="rect">
+                      <a:avLst/>
+                    </a:prstGeom>
+                  </pic:spPr>
+                </pic:pic>
+              </a:graphicData>
+            </a:graphic>
+          </wp:inline>
+        </w:drawing>
+      </w:r>
+    </w:p>
+    <w:p>
+      <w:pPr>
+        <w:rPr>
+          <w:rFonts w:ascii="Times New Roman" w:hAnsi="Times New Roman" w:cs="Times New Roman"/>
+          <w:sz w:val="24"/>
+        </w:rPr>
+      </w:pPr>
+      <w:proofErr w:type="gramStart"/>
+      <w:r>
+        <w:rPr>
+          <w:rFonts w:ascii="Times New Roman" w:hAnsi="Times New Roman" w:cs="Times New Roman"/>
+          <w:sz w:val="24"/>
+        </w:rPr>
+        <w:t>Code :</w:t>
+      </w:r>
+      <w:proofErr w:type="gramEnd"/>
+    </w:p>
+    <w:p>
+      <w:pPr>
+        <w:rPr>
+          <w:rFonts w:ascii="Times New Roman" w:hAnsi="Times New Roman" w:cs="Times New Roman"/>
+          <w:sz w:val="24"/>
+        </w:rPr>
+      </w:pPr>
+      <w:r>
+        <w:rPr>
+          <w:rFonts w:ascii="Times New Roman" w:hAnsi="Times New Roman" w:cs="Times New Roman"/>
+          <w:sz w:val="24"/>
+        </w:rPr>
+        <w:t>#include &lt;</w:t>
+      </w:r>
+      <w:proofErr w:type="spellStart"/>
+      <w:r>
+        <w:rPr>
+          <w:rFonts w:ascii="Times New Roman" w:hAnsi="Times New Roman" w:cs="Times New Roman"/>
+          <w:sz w:val="24"/>
+        </w:rPr>
+        <w:t>stdio.h</w:t>
+      </w:r>
+      <w:proofErr w:type="spellEnd"/>
+      <w:r>
+        <w:rPr>
+          <w:rFonts w:ascii="Times New Roman" w:hAnsi="Times New Roman" w:cs="Times New Roman"/>
+          <w:sz w:val="24"/>
+        </w:rPr>
+        <w:t>&gt;</w:t>
+      </w:r>
+    </w:p>
+    <w:p>
+      <w:pPr>
+        <w:rPr>
+          <w:rFonts w:ascii="Times New Roman" w:hAnsi="Times New Roman" w:cs="Times New Roman"/>
+          <w:sz w:val="24"/>
+        </w:rPr>
+      </w:pPr>
+      <w:r>
+        <w:rPr>
+          <w:rFonts w:ascii="Times New Roman" w:hAnsi="Times New Roman" w:cs="Times New Roman"/>
+          <w:sz w:val="24"/>
+        </w:rPr>
+        <w:t xml:space="preserve">int </w:t>
+      </w:r>
+      <w:proofErr w:type="gramStart"/>
+      <w:r>
+        <w:rPr>
+          <w:rFonts w:ascii="Times New Roman" w:hAnsi="Times New Roman" w:cs="Times New Roman"/>
+          <w:sz w:val="24"/>
+        </w:rPr>
+        <w:t>main(</w:t>
+      </w:r>
+      <w:proofErr w:type="gramEnd"/>
+      <w:r>
+        <w:rPr>
+          <w:rFonts w:ascii="Times New Roman" w:hAnsi="Times New Roman" w:cs="Times New Roman"/>
+          <w:sz w:val="24"/>
+        </w:rPr>
+        <w:t>) {</w:t>
+      </w:r>
+    </w:p>
+    <w:p>
+      <w:pPr>
+        <w:rPr>
+          <w:rFonts w:ascii="Times New Roman" w:hAnsi="Times New Roman" w:cs="Times New Roman"/>
+          <w:sz w:val="24"/>
+        </w:rPr>
+      </w:pPr>
+      <w:r>
+        <w:rPr>
+          <w:rFonts w:ascii="Times New Roman" w:hAnsi="Times New Roman" w:cs="Times New Roman"/>
+          <w:sz w:val="24"/>
+        </w:rPr>
+        <w:t>int a = 1, b = 0;</w:t>
+      </w:r>
+    </w:p>
+    <w:p>
+      <w:pPr>
+        <w:rPr>
+          <w:rFonts w:ascii="Times New Roman" w:hAnsi="Times New Roman" w:cs="Times New Roman"/>
+          <w:sz w:val="24"/>
+        </w:rPr>
+      </w:pPr>
+      <w:proofErr w:type="spellStart"/>
+      <w:proofErr w:type="gramStart"/>
+      <w:r>
+        <w:rPr>
+          <w:rFonts w:ascii="Times New Roman" w:hAnsi="Times New Roman" w:cs="Times New Roman"/>
+          <w:sz w:val="24"/>
+        </w:rPr>
+        <w:t>printf</w:t>
+      </w:r>
+      <w:proofErr w:type="spellEnd"/>
+      <w:r>
+        <w:rPr>
+          <w:rFonts w:ascii="Times New Roman" w:hAnsi="Times New Roman" w:cs="Times New Roman"/>
+          <w:sz w:val="24"/>
+        </w:rPr>
+        <w:t>(</w:t>
+      </w:r>
+      <w:proofErr w:type="gramEnd"/>
+      <w:r>
+        <w:rPr>
+          <w:rFonts w:ascii="Times New Roman" w:hAnsi="Times New Roman" w:cs="Times New Roman"/>
+          <w:sz w:val="24"/>
+        </w:rPr>
+        <w:t>"a &amp;&amp; b = %d\n", a &amp;&amp; b);</w:t>
+      </w:r>
+    </w:p>
+    <w:p>
+      <w:pPr>
+        <w:rPr>
+          <w:rFonts w:ascii="Times New Roman" w:hAnsi="Times New Roman" w:cs="Times New Roman"/>
+          <w:sz w:val="24"/>
+        </w:rPr>
+      </w:pPr>
+      <w:proofErr w:type="spellStart"/>
+      <w:proofErr w:type="gramStart"/>
+      <w:r>
+        <w:rPr>
+          <w:rFonts w:ascii="Times New Roman" w:hAnsi="Times New Roman" w:cs="Times New Roman"/>
+          <w:sz w:val="24"/>
+        </w:rPr>
+        <w:t>printf</w:t>
+      </w:r>
+      <w:proofErr w:type="spellEnd"/>
+      <w:r>
+        <w:rPr>
+          <w:rFonts w:ascii="Times New Roman" w:hAnsi="Times New Roman" w:cs="Times New Roman"/>
+          <w:sz w:val="24"/>
+        </w:rPr>
+        <w:t>(</w:t>
+      </w:r>
+      <w:proofErr w:type="gramEnd"/>
+      <w:r>
+        <w:rPr>
+          <w:rFonts w:ascii="Times New Roman" w:hAnsi="Times New Roman" w:cs="Times New Roman"/>
+          <w:sz w:val="24"/>
+        </w:rPr>
+        <w:t>"a || b = %d\n", a || b);</w:t>
+      </w:r>
+    </w:p>
+    <w:p>
+      <w:pPr>
+        <w:rPr>
+          <w:rFonts w:ascii="Times New Roman" w:hAnsi="Times New Roman" w:cs="Times New Roman"/>
+          <w:sz w:val="24"/>
+        </w:rPr>
+      </w:pPr>
+      <w:proofErr w:type="spellStart"/>
+      <w:proofErr w:type="gramStart"/>
+      <w:r>
+        <w:rPr>
+          <w:rFonts w:ascii="Times New Roman" w:hAnsi="Times New Roman" w:cs="Times New Roman"/>
+          <w:sz w:val="24"/>
+        </w:rPr>
+        <w:t>printf</w:t>
+      </w:r>
+      <w:proofErr w:type="spellEnd"/>
+      <w:r>
+        <w:rPr>
+          <w:rFonts w:ascii="Times New Roman" w:hAnsi="Times New Roman" w:cs="Times New Roman"/>
+          <w:sz w:val="24"/>
+        </w:rPr>
+        <w:t>(</w:t>
+      </w:r>
+      <w:proofErr w:type="gramEnd"/>
+      <w:r>
+        <w:rPr>
+          <w:rFonts w:ascii="Times New Roman" w:hAnsi="Times New Roman" w:cs="Times New Roman"/>
+          <w:sz w:val="24"/>
+        </w:rPr>
+        <w:t>"!a = %d\n", !a);</w:t>
+      </w:r>
+    </w:p>
+    <w:p>
+      <w:pPr>
+        <w:rPr>
+          <w:rFonts w:ascii="Times New Roman" w:hAnsi="Times New Roman" w:cs="Times New Roman"/>
+          <w:sz w:val="24"/>
+        </w:rPr>
+      </w:pPr>
+      <w:r>
+        <w:rPr>
+          <w:rFonts w:ascii="Times New Roman" w:hAnsi="Times New Roman" w:cs="Times New Roman"/>
+          <w:sz w:val="24"/>
+        </w:rPr>
+        <w:t>return 0;</w:t>
+      </w:r>
+    </w:p>
+    <w:p>
+      <w:pPr>
+        <w:rPr>
+          <w:rFonts w:ascii="Times New Roman" w:hAnsi="Times New Roman" w:cs="Times New Roman"/>
+          <w:sz w:val="24"/>
+        </w:rPr>
+      </w:pPr>
+      <w:r>
+        <w:rPr>
+          <w:rFonts w:ascii="Times New Roman" w:hAnsi="Times New Roman" w:cs="Times New Roman"/>
+          <w:sz w:val="24"/>
+        </w:rPr>
+        <w:t>}</w:t>
+      </w:r>
+    </w:p>
+    <w:p>
+      <w:pPr>
+        <w:rPr>
+          <w:rFonts w:ascii="Times New Roman" w:hAnsi="Times New Roman" w:cs="Times New Roman"/>
+          <w:sz w:val="24"/>
+        </w:rPr>
+      </w:pPr>
+      <w:r>
+        <w:rPr>
+          <w:rFonts w:ascii="Times New Roman" w:hAnsi="Times New Roman" w:cs="Times New Roman"/>
+          <w:sz w:val="24"/>
+        </w:rPr>
+        <w:t>Output:</w:t>
+      </w:r>
+    </w:p>
+    <w:p>
+      <w:pPr>
+        <w:rPr>
+          <w:rFonts w:ascii="Times New Roman" w:hAnsi="Times New Roman" w:cs="Times New Roman"/>
+          <w:sz w:val="24"/>
+        </w:rPr>
+      </w:pPr>
+      <w:r>
+        <w:rPr>
+          <w:rFonts w:ascii="Times New Roman" w:hAnsi="Times New Roman" w:cs="Times New Roman"/>
+          <w:sz w:val="24"/>
+        </w:rPr>
+        <w:t>a &amp;&amp; b = 0</w:t>
+      </w:r>
+    </w:p>
+    <w:p>
+      <w:pPr>
+        <w:rPr>
+          <w:rFonts w:ascii="Times New Roman" w:hAnsi="Times New Roman" w:cs="Times New Roman"/>
+          <w:sz w:val="24"/>
+        </w:rPr>
+      </w:pPr>
+      <w:r>
+        <w:rPr>
+          <w:rFonts w:ascii="Times New Roman" w:hAnsi="Times New Roman" w:cs="Times New Roman"/>
+          <w:sz w:val="24"/>
+        </w:rPr>
+        <w:t>a || b = 1</w:t>
+      </w:r>
+    </w:p>
+    <w:p>
+      <w:pPr>
+        <w:rPr>
+          <w:rFonts w:ascii="Times New Roman" w:hAnsi="Times New Roman" w:cs="Times New Roman"/>
+          <w:sz w:val="24"/>
+        </w:rPr>
+      </w:pPr>
+      <w:proofErr w:type="gramStart"/>
+      <w:r>
+        <w:rPr>
+          <w:rFonts w:ascii="Times New Roman" w:hAnsi="Times New Roman" w:cs="Times New Roman"/>
+          <w:sz w:val="24"/>
+        </w:rPr>
+        <w:t>!a</w:t>
+      </w:r>
+      <w:proofErr w:type="gramEnd"/>
+      <w:r>
+        <w:rPr>
+          <w:rFonts w:ascii="Times New Roman" w:hAnsi="Times New Roman" w:cs="Times New Roman"/>
+          <w:sz w:val="24"/>
+        </w:rPr>
+        <w:t xml:space="preserve"> = 0</w:t>
+      </w:r>
+    </w:p>
+    <w:p>
+      <w:pPr>
+        <w:rPr>
+          <w:rFonts w:ascii="Times New Roman" w:hAnsi="Times New Roman" w:cs="Times New Roman"/>
+          <w:sz w:val="24"/>
+        </w:rPr>
+      </w:pPr>
+    </w:p>
+    <w:p>
+      <w:pPr>
+        <w:spacing w:line="240" w:lineRule="auto"/>
+        <w:rPr>
+          <w:rFonts w:ascii="Times New Roman" w:hAnsi="Times New Roman" w:cs="Times New Roman"/>
+          <w:b/>
+          <w:bCs/>
+          <w:sz w:val="32"/>
+          <w:szCs w:val="32"/>
+        </w:rPr>
+      </w:pPr>
+      <w:r>
+        <w:rPr>
+          <w:b/>
+          <w:bCs/>
+          <w:sz w:val="32"/>
+          <w:szCs w:val="32"/>
+        </w:rPr>
+        <w:t xml:space="preserve">GitHub Code Link: </w:t>
+      </w:r>
+      <w:r>
+        <w:rPr>
+          <w:b/>
+          <w:bCs/>
+          <w:sz w:val="32"/>
+          <w:szCs w:val="32"/>
+        </w:rPr>
+        <w:t xml:space="preserve"> </w:t>
+      </w:r>
+      <w:r>
+        <w:rPr>
+          <w:b/>
+          <w:bCs/>
+          <w:sz w:val="32"/>
+          <w:szCs w:val="32"/>
+        </w:rPr>
+        <w:t>Click Here</w:t>
+      </w:r>
+      <w:r>
+        <w:rPr>
+          <w:b/>
+          <w:bCs/>
+          <w:sz w:val="32"/>
+          <w:szCs w:val="32"/>
+        </w:rPr>
+        <w:t>.</w:t>
+      </w:r>
+    </w:p>
+    <w:p>
+      <w:pPr>
+        <w:rPr>
+          <w:rFonts w:ascii="Times New Roman" w:hAnsi="Times New Roman" w:cs="Times New Roman"/>
+          <w:sz w:val="24"/>
+        </w:rPr>
+      </w:pPr>
+    </w:p>
+    <w:p>
+      <w:pPr>
+        <w:jc w:val="center"/>
+        <w:rPr>
+          <w:rFonts w:ascii="Times New Roman" w:hAnsi="Times New Roman" w:cs="Times New Roman"/>
+          <w:sz w:val="24"/>
+        </w:rPr>
+      </w:pPr>
+    </w:p>
+    <w:p>
+      <w:pPr>
+        <w:jc w:val="center"/>
+        <w:rPr>
+          <w:rFonts w:ascii="Times New Roman" w:hAnsi="Times New Roman" w:cs="Times New Roman"/>
+          <w:sz w:val="24"/>
+        </w:rPr>
+      </w:pPr>
+    </w:p>
+    <w:p>
+      <w:pPr>
+        <w:jc w:val="center"/>
+        <w:rPr>
+          <w:rFonts w:ascii="Times New Roman" w:hAnsi="Times New Roman" w:cs="Times New Roman"/>
+          <w:sz w:val="24"/>
+        </w:rPr>
+      </w:pPr>
+    </w:p>
+    <w:p>
+      <w:pPr>
+        <w:jc w:val="center"/>
+        <w:rPr>
+          <w:rFonts w:ascii="Times New Roman" w:hAnsi="Times New Roman" w:cs="Times New Roman"/>
+          <w:sz w:val="24"/>
+        </w:rPr>
+      </w:pPr>
+    </w:p>
+    <w:p>
+      <w:pPr>
+        <w:jc w:val="center"/>
+        <w:rPr>
+          <w:rFonts w:ascii="Times New Roman" w:hAnsi="Times New Roman" w:cs="Times New Roman"/>
+          <w:sz w:val="24"/>
+        </w:rPr>
+      </w:pPr>
+    </w:p>
+    <w:p>
+      <w:pPr>
+        <w:jc w:val="center"/>
+        <w:rPr>
+          <w:rFonts w:ascii="Times New Roman" w:hAnsi="Times New Roman" w:cs="Times New Roman"/>
+          <w:sz w:val="24"/>
+        </w:rPr>
+      </w:pPr>
+    </w:p>
+    <w:p>
+      <w:pPr>
+        <w:jc w:val="center"/>
+        <w:rPr>
+          <w:rFonts w:ascii="Times New Roman" w:hAnsi="Times New Roman" w:cs="Times New Roman"/>
+          <w:sz w:val="24"/>
+        </w:rPr>
+      </w:pPr>
+    </w:p>
+    <w:p>
+      <w:pPr>
+        <w:jc w:val="center"/>
+        <w:rPr>
+          <w:rFonts w:ascii="Times New Roman" w:hAnsi="Times New Roman" w:cs="Times New Roman"/>
+          <w:sz w:val="24"/>
+        </w:rPr>
+      </w:pPr>
+    </w:p>
+    <w:p>
+      <w:pPr>
+        <w:jc w:val="center"/>
+        <w:rPr>
+          <w:rFonts w:ascii="Times New Roman" w:hAnsi="Times New Roman" w:cs="Times New Roman"/>
+          <w:sz w:val="24"/>
+        </w:rPr>
+      </w:pPr>
+    </w:p>
+    <w:p>
+      <w:pPr>
+        <w:jc w:val="center"/>
+        <w:rPr>
+          <w:rFonts w:ascii="Times New Roman" w:hAnsi="Times New Roman" w:cs="Times New Roman"/>
+          <w:sz w:val="24"/>
+        </w:rPr>
+      </w:pPr>
+    </w:p>
+    <w:p>
+      <w:pPr>
+        <w:jc w:val="center"/>
+        <w:rPr>
+          <w:rFonts w:ascii="Times New Roman" w:hAnsi="Times New Roman" w:cs="Times New Roman"/>
+          <w:sz w:val="24"/>
+        </w:rPr>
+      </w:pPr>
+    </w:p>
+    <w:p>
+      <w:pPr>
+        <w:jc w:val="center"/>
+        <w:rPr>
+          <w:rFonts w:ascii="Times New Roman" w:hAnsi="Times New Roman" w:cs="Times New Roman"/>
+          <w:sz w:val="24"/>
+        </w:rPr>
+      </w:pPr>
+    </w:p>
+    <w:p>
+      <w:pPr>
+        <w:jc w:val="center"/>
+        <w:rPr>
+          <w:rFonts w:ascii="Times New Roman" w:hAnsi="Times New Roman" w:cs="Times New Roman"/>
+          <w:sz w:val="24"/>
+        </w:rPr>
+      </w:pPr>
+    </w:p>
+    <w:p>
+      <w:pPr>
+        <w:jc w:val="center"/>
+        <w:rPr>
+          <w:rFonts w:ascii="Times New Roman" w:hAnsi="Times New Roman" w:cs="Times New Roman"/>
+          <w:sz w:val="24"/>
+        </w:rPr>
+      </w:pPr>
+    </w:p>
+    <w:p>
+      <w:pPr>
+        <w:jc w:val="center"/>
+        <w:rPr>
+          <w:rFonts w:ascii="Times New Roman" w:hAnsi="Times New Roman" w:cs="Times New Roman"/>
+          <w:sz w:val="24"/>
+        </w:rPr>
+      </w:pPr>
+    </w:p>
+    <w:p>
+      <w:pPr>
+        <w:jc w:val="center"/>
+        <w:rPr>
+          <w:rFonts w:ascii="Times New Roman" w:hAnsi="Times New Roman" w:cs="Times New Roman"/>
+          <w:sz w:val="24"/>
+        </w:rPr>
+      </w:pPr>
+    </w:p>
+    <w:p>
+      <w:pPr>
+        <w:jc w:val="center"/>
+        <w:rPr>
+          <w:rFonts w:ascii="Times New Roman" w:hAnsi="Times New Roman" w:cs="Times New Roman"/>
+          <w:sz w:val="24"/>
+        </w:rPr>
+      </w:pPr>
+    </w:p>
+    <w:p>
+      <w:pPr>
+        <w:jc w:val="center"/>
+        <w:rPr>
+          <w:rFonts w:ascii="Times New Roman" w:hAnsi="Times New Roman" w:cs="Times New Roman"/>
+          <w:sz w:val="24"/>
+        </w:rPr>
+      </w:pPr>
+    </w:p>
+    <w:p>
+      <w:pPr>
+        <w:jc w:val="center"/>
+        <w:rPr>
+          <w:rFonts w:ascii="Times New Roman" w:hAnsi="Times New Roman" w:cs="Times New Roman"/>
+          <w:sz w:val="24"/>
+        </w:rPr>
+      </w:pPr>
+    </w:p>
+    <w:p>
+      <w:pPr>
+        <w:jc w:val="center"/>
+        <w:rPr>
+          <w:rFonts w:ascii="Times New Roman" w:hAnsi="Times New Roman" w:cs="Times New Roman"/>
+          <w:sz w:val="24"/>
+        </w:rPr>
+      </w:pPr>
+    </w:p>
+    <w:p>
+      <w:pPr>
+        <w:jc w:val="center"/>
+        <w:rPr>
+          <w:rFonts w:ascii="Times New Roman" w:hAnsi="Times New Roman" w:cs="Times New Roman"/>
+          <w:sz w:val="24"/>
+        </w:rPr>
+      </w:pPr>
+    </w:p>
+    <w:p>
+      <w:pPr>
+        <w:jc w:val="center"/>
+        <w:rPr>
+          <w:rFonts w:ascii="Times New Roman" w:hAnsi="Times New Roman" w:cs="Times New Roman"/>
+          <w:sz w:val="24"/>
+        </w:rPr>
+      </w:pPr>
+    </w:p>
+    <w:p>
+      <w:pPr>
+        <w:jc w:val="center"/>
+        <w:rPr>
+          <w:rFonts w:ascii="Times New Roman" w:hAnsi="Times New Roman" w:cs="Times New Roman"/>
+          <w:sz w:val="24"/>
+        </w:rPr>
+      </w:pPr>
+    </w:p>
+    <w:p>
+      <w:pPr>
+        <w:jc w:val="center"/>
+        <w:rPr>
+          <w:rFonts w:ascii="Times New Roman" w:hAnsi="Times New Roman" w:cs="Times New Roman"/>
+          <w:sz w:val="24"/>
+        </w:rPr>
+      </w:pPr>
+    </w:p>
+    <w:p>
+      <w:pPr>
+        <w:jc w:val="center"/>
+        <w:rPr>
+          <w:rFonts w:ascii="Times New Roman" w:hAnsi="Times New Roman" w:cs="Times New Roman"/>
+          <w:sz w:val="24"/>
+        </w:rPr>
+      </w:pPr>
+    </w:p>
+    <w:p>
+      <w:pPr>
+        <w:jc w:val="center"/>
+        <w:rPr>
+          <w:rFonts w:ascii="Times New Roman" w:hAnsi="Times New Roman" w:cs="Times New Roman"/>
+          <w:sz w:val="24"/>
+        </w:rPr>
+      </w:pPr>
+    </w:p>
+    <w:p>
+      <w:pPr>
+        <w:jc w:val="center"/>
+        <w:rPr>
+          <w:rFonts w:ascii="Times New Roman" w:hAnsi="Times New Roman" w:cs="Times New Roman"/>
+          <w:sz w:val="24"/>
+        </w:rPr>
+      </w:pPr>
+    </w:p>
+    <w:p>
+      <w:pPr>
+        <w:jc w:val="center"/>
+        <w:rPr>
+          <w:rFonts w:ascii="Times New Roman" w:hAnsi="Times New Roman" w:cs="Times New Roman"/>
+          <w:sz w:val="24"/>
+        </w:rPr>
+      </w:pPr>
+    </w:p>
+    <w:p>
+      <w:pPr>
+        <w:jc w:val="center"/>
+        <w:rPr>
+          <w:rFonts w:ascii="Times New Roman" w:hAnsi="Times New Roman" w:cs="Times New Roman"/>
+          <w:sz w:val="24"/>
+        </w:rPr>
+      </w:pPr>
+    </w:p>
+    <w:p>
+      <w:pPr>
+        <w:jc w:val="center"/>
+        <w:rPr>
+          <w:rFonts w:ascii="Times New Roman" w:hAnsi="Times New Roman" w:cs="Times New Roman"/>
+          <w:sz w:val="24"/>
+        </w:rPr>
+      </w:pPr>
+    </w:p>
+    <w:p>
+      <w:pPr>
+        <w:jc w:val="center"/>
+        <w:rPr>
+          <w:rFonts w:ascii="Times New Roman" w:hAnsi="Times New Roman" w:cs="Times New Roman"/>
+          <w:sz w:val="24"/>
+        </w:rPr>
+      </w:pPr>
+    </w:p>
+    <w:p>
+      <w:pPr>
+        <w:jc w:val="center"/>
+        <w:rPr>
+          <w:rFonts w:ascii="Times New Roman" w:hAnsi="Times New Roman" w:cs="Times New Roman"/>
+          <w:sz w:val="24"/>
+        </w:rPr>
+      </w:pPr>
+    </w:p>
+    <w:p>
+      <w:pPr>
+        <w:jc w:val="center"/>
+        <w:rPr>
+          <w:rFonts w:ascii="Times New Roman" w:hAnsi="Times New Roman" w:cs="Times New Roman"/>
+          <w:sz w:val="24"/>
+        </w:rPr>
+      </w:pPr>
+    </w:p>
+    <w:p>
+      <w:pPr>
+        <w:jc w:val="center"/>
+        <w:rPr>
+          <w:rFonts w:ascii="Times New Roman" w:hAnsi="Times New Roman" w:cs="Times New Roman"/>
+          <w:sz w:val="24"/>
+        </w:rPr>
+      </w:pPr>
+    </w:p>
+    <w:p>
+      <w:pPr>
+        <w:jc w:val="center"/>
+        <w:rPr>
+          <w:rFonts w:ascii="Times New Roman" w:hAnsi="Times New Roman" w:cs="Times New Roman"/>
+          <w:sz w:val="24"/>
+        </w:rPr>
+      </w:pPr>
+    </w:p>
+    <w:p>
+      <w:pPr>
+        <w:jc w:val="center"/>
+        <w:rPr>
+          <w:rFonts w:ascii="Times New Roman" w:hAnsi="Times New Roman" w:cs="Times New Roman"/>
+          <w:sz w:val="24"/>
+        </w:rPr>
+      </w:pPr>
+    </w:p>
+    <w:p>
+      <w:pPr>
+        <w:jc w:val="center"/>
+        <w:rPr>
+          <w:rFonts w:ascii="Times New Roman" w:hAnsi="Times New Roman" w:cs="Times New Roman"/>
+          <w:sz w:val="24"/>
+        </w:rPr>
+      </w:pPr>
+    </w:p>
+    <w:p>
+      <w:pPr>
+        <w:jc w:val="center"/>
+        <w:rPr>
+          <w:rFonts w:ascii="Times New Roman" w:hAnsi="Times New Roman" w:cs="Times New Roman"/>
+          <w:sz w:val="24"/>
+        </w:rPr>
+      </w:pPr>
+    </w:p>
+    <w:p>
+      <w:pPr>
+        <w:jc w:val="center"/>
+        <w:rPr>
+          <w:rFonts w:ascii="Times New Roman" w:hAnsi="Times New Roman" w:cs="Times New Roman"/>
+          <w:sz w:val="24"/>
+        </w:rPr>
+      </w:pPr>
+    </w:p>
+    <w:p>
+      <w:pPr>
+        <w:jc w:val="center"/>
+        <w:rPr>
+          <w:rFonts w:ascii="Times New Roman" w:hAnsi="Times New Roman" w:cs="Times New Roman"/>
+          <w:sz w:val="24"/>
+        </w:rPr>
+      </w:pPr>
+    </w:p>
+    <w:p>
+      <w:pPr>
+        <w:jc w:val="center"/>
+        <w:rPr>
+          <w:rFonts w:ascii="Times New Roman" w:hAnsi="Times New Roman" w:cs="Times New Roman"/>
+          <w:sz w:val="24"/>
+        </w:rPr>
+      </w:pPr>
+    </w:p>
+    <w:p>
+      <w:pPr>
+        <w:jc w:val="center"/>
+        <w:rPr>
+          <w:rFonts w:ascii="Times New Roman" w:hAnsi="Times New Roman" w:cs="Times New Roman"/>
+          <w:sz w:val="24"/>
+        </w:rPr>
+      </w:pPr>
+    </w:p>
+    <w:p>
+      <w:pPr>
+        <w:jc w:val="center"/>
+        <w:rPr>
+          <w:rFonts w:ascii="Times New Roman" w:hAnsi="Times New Roman" w:cs="Times New Roman"/>
+          <w:sz w:val="24"/>
+        </w:rPr>
+      </w:pPr>
+    </w:p>
+    <w:p>
+      <w:pPr>
+        <w:jc w:val="center"/>
+        <w:rPr>
+          <w:rFonts w:ascii="Times New Roman" w:hAnsi="Times New Roman" w:cs="Times New Roman"/>
+          <w:sz w:val="24"/>
+        </w:rPr>
+      </w:pPr>
+    </w:p>
+    <w:p>
+      <w:pPr>
+        <w:jc w:val="center"/>
+        <w:rPr>
+          <w:rFonts w:ascii="Times New Roman" w:hAnsi="Times New Roman" w:cs="Times New Roman"/>
+          <w:sz w:val="24"/>
+        </w:rPr>
+      </w:pPr>
+    </w:p>
+    <w:p>
+      <w:pPr>
+        <w:jc w:val="center"/>
+        <w:rPr>
+          <w:rFonts w:ascii="Times New Roman" w:hAnsi="Times New Roman" w:cs="Times New Roman"/>
+          <w:sz w:val="24"/>
+        </w:rPr>
+      </w:pPr>
+    </w:p>
+    <w:p>
+      <w:pPr>
+        <w:jc w:val="center"/>
+        <w:rPr>
+          <w:rFonts w:ascii="Times New Roman" w:hAnsi="Times New Roman" w:cs="Times New Roman"/>
+          <w:sz w:val="24"/>
+        </w:rPr>
+      </w:pPr>
+    </w:p>
+    <w:p>
+      <w:pPr>
+        <w:jc w:val="center"/>
+        <w:rPr>
+          <w:rFonts w:ascii="Times New Roman" w:hAnsi="Times New Roman" w:cs="Times New Roman"/>
+          <w:sz w:val="24"/>
+        </w:rPr>
+      </w:pPr>
+    </w:p>
+    <w:p>
+      <w:pPr>
+        <w:jc w:val="center"/>
+        <w:rPr>
+          <w:rFonts w:ascii="Times New Roman" w:hAnsi="Times New Roman" w:cs="Times New Roman"/>
+          <w:sz w:val="24"/>
+        </w:rPr>
+      </w:pPr>
+    </w:p>
+    <w:p>
+      <w:pPr>
+        <w:jc w:val="center"/>
+        <w:rPr>
+          <w:rFonts w:ascii="Times New Roman" w:hAnsi="Times New Roman" w:cs="Times New Roman"/>
+          <w:sz w:val="24"/>
+        </w:rPr>
+      </w:pPr>
+    </w:p>
+    <w:p>
+      <w:pPr>
+        <w:jc w:val="center"/>
+        <w:rPr>
+          <w:rFonts w:ascii="Times New Roman" w:hAnsi="Times New Roman" w:cs="Times New Roman"/>
+          <w:sz w:val="24"/>
+        </w:rPr>
+      </w:pPr>
+    </w:p>
+    <w:p>
+      <w:pPr>
+        <w:jc w:val="center"/>
+        <w:rPr>
+          <w:rFonts w:ascii="Times New Roman" w:hAnsi="Times New Roman" w:cs="Times New Roman"/>
+          <w:sz w:val="24"/>
+        </w:rPr>
+      </w:pPr>
+    </w:p>
+    <w:p>
+      <w:pPr>
+        <w:jc w:val="center"/>
+        <w:rPr>
+          <w:rFonts w:ascii="Times New Roman" w:hAnsi="Times New Roman" w:cs="Times New Roman"/>
+          <w:sz w:val="24"/>
+        </w:rPr>
+      </w:pPr>
+    </w:p>
+    <w:p>
+      <w:pPr>
+        <w:rPr>
+          <w:rFonts w:ascii="Calibri" w:hAnsi="Calibri" w:cs="Calibri"/>
+          <w:b/>
+          <w:bCs/>
+          <w:sz w:val="40"/>
+          <w:szCs w:val="40"/>
+        </w:rPr>
+      </w:pPr>
+    </w:p>
+    <w:p>
+      <w:pPr>
+        <w:rPr>
+          <w:rFonts w:ascii="Calibri" w:hAnsi="Calibri" w:cs="Calibri"/>
+          <w:b/>
+          <w:bCs/>
+          <w:sz w:val="40"/>
+          <w:szCs w:val="40"/>
+        </w:rPr>
+      </w:pPr>
+    </w:p>
+    <w:p>
+      <w:pPr>
+        <w:rPr>
+          <w:rFonts w:ascii="Calibri" w:hAnsi="Calibri" w:cs="Calibri"/>
+          <w:b/>
+          <w:bCs/>
+          <w:sz w:val="40"/>
+          <w:szCs w:val="40"/>
+        </w:rPr>
+      </w:pPr>
+    </w:p>
+    <w:p>
+      <w:pPr>
+        <w:rPr>
+          <w:rFonts w:ascii="Calibri" w:hAnsi="Calibri" w:cs="Calibri"/>
+          <w:b/>
+          <w:bCs/>
+          <w:sz w:val="40"/>
+          <w:szCs w:val="40"/>
+        </w:rPr>
+      </w:pPr>
+    </w:p>
+    <w:p>
+      <w:pPr>
+        <w:rPr>
+          <w:rFonts w:ascii="Calibri" w:hAnsi="Calibri" w:cs="Calibri"/>
+          <w:b/>
+          <w:bCs/>
+          <w:sz w:val="40"/>
+          <w:szCs w:val="40"/>
+        </w:rPr>
+      </w:pPr>
+    </w:p>
+    <w:p>
+      <w:pPr>
+        <w:rPr>
+          <w:rFonts w:ascii="Calibri" w:hAnsi="Calibri" w:cs="Calibri"/>
+          <w:b/>
+          <w:bCs/>
+          <w:sz w:val="40"/>
+          <w:szCs w:val="40"/>
+        </w:rPr>
+      </w:pPr>
+    </w:p>
+    <w:p>
+      <w:pPr>
+        <w:rPr>
+          <w:rFonts w:ascii="Calibri" w:hAnsi="Calibri" w:cs="Calibri"/>
+          <w:b/>
+          <w:bCs/>
+          <w:sz w:val="40"/>
+          <w:szCs w:val="40"/>
+        </w:rPr>
+      </w:pPr>
+    </w:p>
+    <w:p>
+      <w:pPr>
+        <w:rPr>
+          <w:rFonts w:ascii="Calibri" w:hAnsi="Calibri" w:cs="Calibri"/>
+          <w:b/>
+          <w:bCs/>
+          <w:sz w:val="40"/>
+          <w:szCs w:val="40"/>
+        </w:rPr>
+      </w:pPr>
+    </w:p>
+    <w:p>
+      <w:pPr>
+        <w:rPr>
+          <w:rFonts w:ascii="Calibri" w:hAnsi="Calibri" w:cs="Calibri"/>
+          <w:b/>
+          <w:bCs/>
+          <w:sz w:val="40"/>
+          <w:szCs w:val="40"/>
+        </w:rPr>
+      </w:pPr>
+    </w:p>
+    <w:p>
+      <w:pPr>
+        <w:rPr>
+          <w:rFonts w:ascii="Calibri" w:hAnsi="Calibri" w:cs="Calibri"/>
+          <w:b/>
+          <w:bCs/>
+          <w:sz w:val="40"/>
+          <w:szCs w:val="40"/>
+        </w:rPr>
+      </w:pPr>
+    </w:p>
+    <w:p>
+      <w:pPr>
+        <w:rPr>
+          <w:rFonts w:ascii="Calibri" w:hAnsi="Calibri" w:cs="Calibri"/>
+          <w:b/>
+          <w:bCs/>
+          <w:sz w:val="40"/>
+          <w:szCs w:val="40"/>
+        </w:rPr>
+      </w:pPr>
+    </w:p>
+    <w:p>
+      <w:pPr>
+        <w:rPr>
+          <w:rFonts w:ascii="Calibri" w:hAnsi="Calibri" w:cs="Calibri"/>
+          <w:b/>
+          <w:bCs/>
+          <w:sz w:val="40"/>
+          <w:szCs w:val="40"/>
+        </w:rPr>
+      </w:pPr>
+    </w:p>
+    <w:p>
+      <w:pPr>
+        <w:rPr>
+          <w:rFonts w:ascii="Calibri" w:hAnsi="Calibri" w:cs="Calibri"/>
+          <w:b/>
+          <w:bCs/>
+          <w:sz w:val="40"/>
+          <w:szCs w:val="40"/>
+        </w:rPr>
+      </w:pPr>
+    </w:p>
+    <w:p>
+      <w:pPr>
+        <w:rPr>
+          <w:rFonts w:ascii="Calibri" w:hAnsi="Calibri" w:cs="Calibri"/>
+          <w:b/>
+          <w:bCs/>
+          <w:sz w:val="40"/>
+          <w:szCs w:val="40"/>
+        </w:rPr>
+      </w:pPr>
+    </w:p>
+    <w:p>
+      <w:pPr>
+        <w:rPr>
+          <w:rFonts w:ascii="Calibri" w:hAnsi="Calibri" w:cs="Calibri"/>
+          <w:b/>
+          <w:bCs/>
+          <w:sz w:val="40"/>
+          <w:szCs w:val="40"/>
+        </w:rPr>
+      </w:pPr>
+    </w:p>
+    <w:p>
+      <w:pPr>
+        <w:rPr>
+          <w:rFonts w:ascii="Calibri" w:hAnsi="Calibri" w:cs="Calibri"/>
+          <w:b/>
+          <w:bCs/>
+          <w:sz w:val="40"/>
+          <w:szCs w:val="40"/>
+        </w:rPr>
+      </w:pPr>
+    </w:p>
+    <w:p>
+      <w:pPr>
+        <w:rPr>
+          <w:rFonts w:ascii="Calibri" w:hAnsi="Calibri" w:cs="Calibri"/>
+          <w:b/>
+          <w:bCs/>
+          <w:sz w:val="40"/>
+          <w:szCs w:val="40"/>
+        </w:rPr>
+      </w:pPr>
+    </w:p>
+    <w:p>
+      <w:pPr>
+        <w:rPr>
+          <w:rFonts w:ascii="Calibri" w:hAnsi="Calibri" w:cs="Calibri"/>
+          <w:b/>
+          <w:bCs/>
+          <w:sz w:val="40"/>
+          <w:szCs w:val="40"/>
+        </w:rPr>
+      </w:pPr>
+    </w:p>
+    <w:p>
+      <w:pPr>
+        <w:rPr>
+          <w:rFonts w:ascii="Calibri" w:hAnsi="Calibri" w:cs="Calibri"/>
+          <w:b/>
+          <w:bCs/>
+          <w:sz w:val="40"/>
+          <w:szCs w:val="40"/>
+        </w:rPr>
+      </w:pPr>
+    </w:p>
+    <w:p>
+      <w:pPr>
+        <w:rPr>
+          <w:rFonts w:ascii="Calibri" w:hAnsi="Calibri" w:cs="Calibri"/>
+          <w:b/>
+          <w:bCs/>
+          <w:sz w:val="40"/>
+          <w:szCs w:val="40"/>
+        </w:rPr>
+      </w:pPr>
+    </w:p>
+    <w:p>
+      <w:pPr>
+        <w:rPr>
+          <w:rFonts w:ascii="Times New Roman" w:hAnsi="Times New Roman" w:cs="Times New Roman"/>
+          <w:sz w:val="24"/>
+        </w:rPr>
+      </w:pPr>
+      <w:r>
+        <w:rPr>
+          <w:rFonts w:ascii="Calibri" w:hAnsi="Calibri" w:cs="Calibri"/>
+          <w:b/>
+          <w:bCs/>
+          <w:sz w:val="40"/>
+          <w:szCs w:val="40"/>
+        </w:rPr>
+        <w:t xml:space="preserve">Assignment </w:t>
+      </w:r>
+      <w:proofErr w:type="gramStart"/>
+      <w:r>
+        <w:rPr>
+          <w:rFonts w:ascii="Calibri" w:hAnsi="Calibri" w:cs="Calibri"/>
+          <w:b/>
+          <w:bCs/>
+          <w:sz w:val="40"/>
+          <w:szCs w:val="40"/>
+        </w:rPr>
+        <w:t>8</w:t>
+      </w:r>
+      <w:r>
+        <w:rPr>
+          <w:rFonts w:ascii="Calibri" w:hAnsi="Calibri" w:cs="Calibri"/>
+          <w:b/>
+          <w:bCs/>
+          <w:sz w:val="40"/>
+          <w:szCs w:val="40"/>
+        </w:rPr>
+        <w:t xml:space="preserve"> </w:t>
+      </w:r>
+      <w:r>
+        <w:rPr>
+          <w:rFonts w:ascii="Calibri" w:hAnsi="Calibri" w:cs="Calibri"/>
+          <w:b/>
+          <w:bCs/>
+          <w:sz w:val="40"/>
+          <w:szCs w:val="40"/>
+        </w:rPr>
+        <w:t>:</w:t>
+      </w:r>
+      <w:proofErr w:type="gramEnd"/>
+    </w:p>
+    <w:p>
+      <w:pPr>
+        <w:jc w:val="center"/>
+        <w:rPr>
+          <w:rFonts w:ascii="Times New Roman" w:hAnsi="Times New Roman" w:cs="Times New Roman"/>
+          <w:sz w:val="24"/>
+        </w:rPr>
+      </w:pPr>
+    </w:p>
+    <w:p>
+      <w:pPr>
+        <w:jc w:val="center"/>
+        <w:rPr>
+          <w:rFonts w:ascii="Times New Roman" w:hAnsi="Times New Roman" w:cs="Times New Roman"/>
+          <w:sz w:val="24"/>
+        </w:rPr>
+      </w:pPr>
+    </w:p>
+    <w:p>
+      <w:pPr>
+        <w:jc w:val="center"/>
+        <w:rPr>
+          <w:rFonts w:ascii="Times New Roman" w:hAnsi="Times New Roman" w:cs="Times New Roman"/>
+          <w:sz w:val="24"/>
+        </w:rPr>
+      </w:pPr>
+    </w:p>
+    <w:p>
+      <w:pPr>
+        <w:jc w:val="center"/>
+        <w:rPr>
+          <w:rFonts w:ascii="Times New Roman" w:hAnsi="Times New Roman" w:cs="Times New Roman"/>
+          <w:sz w:val="24"/>
+        </w:rPr>
+      </w:pPr>
+    </w:p>
+    <w:p>
+      <w:pPr>
+        <w:jc w:val="center"/>
+        <w:rPr>
+          <w:rFonts w:ascii="Times New Roman" w:hAnsi="Times New Roman" w:cs="Times New Roman"/>
+          <w:sz w:val="24"/>
+        </w:rPr>
+      </w:pPr>
+    </w:p>
+    <w:p>
+      <w:pPr>
+        <w:jc w:val="center"/>
+        <w:rPr>
+          <w:rFonts w:ascii="Times New Roman" w:hAnsi="Times New Roman" w:cs="Times New Roman"/>
+          <w:sz w:val="24"/>
+        </w:rPr>
+      </w:pPr>
+    </w:p>
+    <w:p>
+      <w:pPr>
+        <w:jc w:val="center"/>
+        <w:rPr>
+          <w:rFonts w:ascii="Times New Roman" w:hAnsi="Times New Roman" w:cs="Times New Roman"/>
+          <w:sz w:val="24"/>
+        </w:rPr>
+      </w:pPr>
+    </w:p>
+    <w:p>
+      <w:pPr>
+        <w:jc w:val="center"/>
+        <w:rPr>
+          <w:rFonts w:ascii="Times New Roman" w:hAnsi="Times New Roman" w:cs="Times New Roman"/>
+          <w:sz w:val="24"/>
+        </w:rPr>
+      </w:pPr>
+    </w:p>
+    <w:p>
+      <w:pPr>
+        <w:jc w:val="center"/>
+        <w:rPr>
+          <w:rFonts w:ascii="Times New Roman" w:hAnsi="Times New Roman" w:cs="Times New Roman"/>
+          <w:sz w:val="24"/>
+        </w:rPr>
+      </w:pPr>
+    </w:p>
+    <w:p>
+      <w:pPr>
+        <w:jc w:val="center"/>
+        <w:rPr>
+          <w:rFonts w:ascii="Times New Roman" w:hAnsi="Times New Roman" w:cs="Times New Roman"/>
+          <w:sz w:val="24"/>
+        </w:rPr>
+      </w:pPr>
+    </w:p>
+    <w:p>
+      <w:pPr>
+        <w:jc w:val="center"/>
+        <w:rPr>
+          <w:rFonts w:ascii="Times New Roman" w:hAnsi="Times New Roman" w:cs="Times New Roman"/>
+          <w:sz w:val="24"/>
+        </w:rPr>
+      </w:pPr>
+    </w:p>
+    <w:p>
+      <w:pPr>
+        <w:jc w:val="center"/>
+        <w:rPr>
+          <w:rFonts w:ascii="Times New Roman" w:hAnsi="Times New Roman" w:cs="Times New Roman"/>
+          <w:sz w:val="24"/>
+        </w:rPr>
+      </w:pPr>
+    </w:p>
+    <w:p>
+      <w:pPr>
+        <w:jc w:val="center"/>
+        <w:rPr>
+          <w:rFonts w:ascii="Times New Roman" w:hAnsi="Times New Roman" w:cs="Times New Roman"/>
+          <w:sz w:val="24"/>
+        </w:rPr>
+      </w:pPr>
+    </w:p>
+    <w:p>
+      <w:pPr>
+        <w:jc w:val="center"/>
+        <w:rPr>
+          <w:rFonts w:ascii="Times New Roman" w:hAnsi="Times New Roman" w:cs="Times New Roman"/>
+          <w:sz w:val="24"/>
+        </w:rPr>
+      </w:pPr>
+    </w:p>
+    <w:p>
+      <w:pPr>
+        <w:jc w:val="center"/>
+        <w:rPr>
+          <w:rFonts w:ascii="Times New Roman" w:hAnsi="Times New Roman" w:cs="Times New Roman"/>
+          <w:sz w:val="24"/>
+        </w:rPr>
+      </w:pPr>
+    </w:p>
+    <w:p>
+      <w:pPr>
+        <w:jc w:val="center"/>
+        <w:rPr>
+          <w:rFonts w:ascii="Times New Roman" w:hAnsi="Times New Roman" w:cs="Times New Roman"/>
+          <w:sz w:val="24"/>
+        </w:rPr>
+      </w:pPr>
+    </w:p>
+    <w:p>
+      <w:pPr>
+        <w:jc w:val="center"/>
+        <w:rPr>
+          <w:rFonts w:ascii="Times New Roman" w:hAnsi="Times New Roman" w:cs="Times New Roman"/>
+          <w:sz w:val="24"/>
+        </w:rPr>
+      </w:pPr>
+    </w:p>
+    <w:p>
+      <w:pPr>
+        <w:jc w:val="center"/>
+        <w:rPr>
+          <w:rFonts w:ascii="Times New Roman" w:hAnsi="Times New Roman" w:cs="Times New Roman"/>
+          <w:sz w:val="24"/>
+        </w:rPr>
+      </w:pPr>
+    </w:p>
+    <w:p>
+      <w:pPr>
+        <w:jc w:val="center"/>
+        <w:rPr>
+          <w:rFonts w:ascii="Times New Roman" w:hAnsi="Times New Roman" w:cs="Times New Roman"/>
+          <w:sz w:val="24"/>
+        </w:rPr>
+      </w:pPr>
+    </w:p>
+    <w:p>
+      <w:pPr>
+        <w:jc w:val="center"/>
+        <w:rPr>
+          <w:rFonts w:ascii="Times New Roman" w:hAnsi="Times New Roman" w:cs="Times New Roman"/>
+          <w:sz w:val="24"/>
+        </w:rPr>
+      </w:pPr>
+    </w:p>
+    <w:p>
+      <w:pPr>
+        <w:jc w:val="center"/>
+        <w:rPr>
+          <w:rFonts w:ascii="Times New Roman" w:hAnsi="Times New Roman" w:cs="Times New Roman"/>
+          <w:sz w:val="24"/>
+        </w:rPr>
+      </w:pPr>
+    </w:p>
+    <w:p>
+      <w:pPr>
+        <w:jc w:val="center"/>
+        <w:rPr>
+          <w:rFonts w:ascii="Times New Roman" w:hAnsi="Times New Roman" w:cs="Times New Roman"/>
+          <w:sz w:val="24"/>
+        </w:rPr>
+      </w:pPr>
+    </w:p>
+    <w:p>
+      <w:pPr>
+        <w:jc w:val="center"/>
+        <w:rPr>
+          <w:rFonts w:ascii="Times New Roman" w:hAnsi="Times New Roman" w:cs="Times New Roman"/>
+          <w:sz w:val="24"/>
+        </w:rPr>
+      </w:pPr>
+    </w:p>
+    <w:p>
+      <w:pPr>
+        <w:jc w:val="center"/>
+        <w:rPr>
+          <w:rFonts w:ascii="Times New Roman" w:hAnsi="Times New Roman" w:cs="Times New Roman"/>
+          <w:sz w:val="24"/>
+        </w:rPr>
+      </w:pPr>
+    </w:p>
+    <w:p>
+      <w:pPr>
+        <w:jc w:val="center"/>
+        <w:rPr>
+          <w:rFonts w:ascii="Times New Roman" w:hAnsi="Times New Roman" w:cs="Times New Roman"/>
+          <w:sz w:val="24"/>
+        </w:rPr>
+      </w:pPr>
+    </w:p>
+    <w:p>
+      <w:pPr>
+        <w:jc w:val="center"/>
+        <w:rPr>
+          <w:rFonts w:ascii="Times New Roman" w:hAnsi="Times New Roman" w:cs="Times New Roman"/>
+          <w:sz w:val="24"/>
+        </w:rPr>
+      </w:pPr>
+    </w:p>
+    <w:p>
+      <w:pPr>
+        <w:jc w:val="center"/>
+        <w:rPr>
+          <w:rFonts w:ascii="Times New Roman" w:hAnsi="Times New Roman" w:cs="Times New Roman"/>
+          <w:sz w:val="24"/>
+        </w:rPr>
+      </w:pPr>
+    </w:p>
+    <w:p>
+      <w:pPr>
+        <w:jc w:val="center"/>
+        <w:rPr>
+          <w:rFonts w:ascii="Times New Roman" w:hAnsi="Times New Roman" w:cs="Times New Roman"/>
+          <w:sz w:val="24"/>
+        </w:rPr>
+      </w:pPr>
+    </w:p>
+    <w:p>
+      <w:pPr>
+        <w:jc w:val="center"/>
+        <w:rPr>
+          <w:rFonts w:ascii="Times New Roman" w:hAnsi="Times New Roman" w:cs="Times New Roman"/>
+          <w:sz w:val="24"/>
+        </w:rPr>
+      </w:pPr>
+    </w:p>
+    <w:p>
+      <w:pPr>
+        <w:jc w:val="center"/>
+        <w:rPr>
+          <w:rFonts w:ascii="Times New Roman" w:hAnsi="Times New Roman" w:cs="Times New Roman"/>
+          <w:sz w:val="24"/>
+        </w:rPr>
+      </w:pPr>
+    </w:p>
+    <w:p>
+      <w:pPr>
+        <w:rPr>
+          <w:rFonts w:ascii="Calibri" w:hAnsi="Calibri" w:cs="Calibri"/>
+          <w:b/>
+          <w:bCs/>
+          <w:sz w:val="40"/>
+          <w:szCs w:val="40"/>
+        </w:rPr>
+      </w:pPr>
+      <w:r>
+        <w:rPr>
+          <w:rFonts w:ascii="Calibri" w:hAnsi="Calibri" w:cs="Calibri"/>
+          <w:b/>
+          <w:bCs/>
+          <w:sz w:val="40"/>
+          <w:szCs w:val="40"/>
+        </w:rPr>
+        <w:t xml:space="preserve">Assignment </w:t>
+      </w:r>
+      <w:proofErr w:type="gramStart"/>
+      <w:r>
+        <w:rPr>
+          <w:rFonts w:ascii="Calibri" w:hAnsi="Calibri" w:cs="Calibri"/>
+          <w:b/>
+          <w:bCs/>
+          <w:sz w:val="40"/>
+          <w:szCs w:val="40"/>
+        </w:rPr>
+        <w:t xml:space="preserve">9 </w:t>
+      </w:r>
+      <w:r>
+        <w:rPr>
+          <w:rFonts w:ascii="Calibri" w:hAnsi="Calibri" w:cs="Calibri"/>
+          <w:b/>
+          <w:bCs/>
+          <w:sz w:val="40"/>
+          <w:szCs w:val="40"/>
+        </w:rPr>
+        <w:t>:</w:t>
+      </w:r>
+      <w:proofErr w:type="gramEnd"/>
+    </w:p>
+    <w:p>
+      <w:pPr>
+        <w:rPr>
+          <w:rFonts w:ascii="Calibri" w:hAnsi="Calibri" w:cs="Calibri"/>
+          <w:b/>
+          <w:bCs/>
+          <w:sz w:val="40"/>
+          <w:szCs w:val="40"/>
+        </w:rPr>
+      </w:pPr>
+    </w:p>
+    <w:p>
+      <w:pPr>
+        <w:rPr>
+          <w:rFonts w:ascii="Calibri" w:hAnsi="Calibri" w:cs="Calibri"/>
+          <w:b/>
+          <w:bCs/>
+          <w:sz w:val="40"/>
+          <w:szCs w:val="40"/>
+        </w:rPr>
+      </w:pPr>
+    </w:p>
+    <w:p>
+      <w:pPr>
+        <w:rPr>
+          <w:rFonts w:ascii="Calibri" w:hAnsi="Calibri" w:cs="Calibri"/>
+          <w:b/>
+          <w:bCs/>
+          <w:sz w:val="40"/>
+          <w:szCs w:val="40"/>
+        </w:rPr>
+      </w:pPr>
+    </w:p>
+    <w:p>
+      <w:pPr>
+        <w:rPr>
+          <w:rFonts w:ascii="Calibri" w:hAnsi="Calibri" w:cs="Calibri"/>
+          <w:b/>
+          <w:bCs/>
+          <w:sz w:val="40"/>
+          <w:szCs w:val="40"/>
+        </w:rPr>
+      </w:pPr>
+    </w:p>
+    <w:p>
+      <w:pPr>
+        <w:rPr>
+          <w:rFonts w:ascii="Calibri" w:hAnsi="Calibri" w:cs="Calibri"/>
+          <w:b/>
+          <w:bCs/>
+          <w:sz w:val="40"/>
+          <w:szCs w:val="40"/>
+        </w:rPr>
+      </w:pPr>
+    </w:p>
+    <w:p>
+      <w:pPr>
+        <w:rPr>
+          <w:rFonts w:ascii="Calibri" w:hAnsi="Calibri" w:cs="Calibri"/>
+          <w:b/>
+          <w:bCs/>
+          <w:sz w:val="40"/>
+          <w:szCs w:val="40"/>
+        </w:rPr>
+      </w:pPr>
+    </w:p>
+    <w:p>
+      <w:pPr>
+        <w:rPr>
+          <w:rFonts w:ascii="Calibri" w:hAnsi="Calibri" w:cs="Calibri"/>
+          <w:b/>
+          <w:bCs/>
+          <w:sz w:val="40"/>
+          <w:szCs w:val="40"/>
+        </w:rPr>
+      </w:pPr>
+    </w:p>
+    <w:p>
+      <w:pPr>
+        <w:rPr>
+          <w:rFonts w:ascii="Calibri" w:hAnsi="Calibri" w:cs="Calibri"/>
+          <w:b/>
+          <w:bCs/>
+          <w:sz w:val="40"/>
+          <w:szCs w:val="40"/>
+        </w:rPr>
+      </w:pPr>
+    </w:p>
+    <w:p>
+      <w:pPr>
+        <w:rPr>
+          <w:rFonts w:ascii="Calibri" w:hAnsi="Calibri" w:cs="Calibri"/>
+          <w:b/>
+          <w:bCs/>
+          <w:sz w:val="40"/>
+          <w:szCs w:val="40"/>
+        </w:rPr>
+      </w:pPr>
+    </w:p>
+    <w:p>
+      <w:pPr>
+        <w:rPr>
+          <w:rFonts w:ascii="Calibri" w:hAnsi="Calibri" w:cs="Calibri"/>
+          <w:b/>
+          <w:bCs/>
+          <w:sz w:val="40"/>
+          <w:szCs w:val="40"/>
+        </w:rPr>
+      </w:pPr>
+    </w:p>
+    <w:p>
+      <w:pPr>
+        <w:rPr>
+          <w:rFonts w:ascii="Calibri" w:hAnsi="Calibri" w:cs="Calibri"/>
+          <w:b/>
+          <w:bCs/>
+          <w:sz w:val="40"/>
+          <w:szCs w:val="40"/>
+        </w:rPr>
+      </w:pPr>
+    </w:p>
+    <w:p>
+      <w:pPr>
+        <w:rPr>
+          <w:rFonts w:ascii="Calibri" w:hAnsi="Calibri" w:cs="Calibri"/>
+          <w:b/>
+          <w:bCs/>
+          <w:sz w:val="40"/>
+          <w:szCs w:val="40"/>
+        </w:rPr>
+      </w:pPr>
+    </w:p>
+    <w:p>
+      <w:pPr>
+        <w:rPr>
+          <w:rFonts w:ascii="Calibri" w:hAnsi="Calibri" w:cs="Calibri"/>
+          <w:b/>
+          <w:bCs/>
+          <w:sz w:val="40"/>
+          <w:szCs w:val="40"/>
+        </w:rPr>
+      </w:pPr>
+    </w:p>
+    <w:p>
+      <w:pPr>
+        <w:rPr>
+          <w:rFonts w:ascii="Calibri" w:hAnsi="Calibri" w:cs="Calibri"/>
+          <w:b/>
+          <w:bCs/>
+          <w:sz w:val="40"/>
+          <w:szCs w:val="40"/>
+        </w:rPr>
+      </w:pPr>
+    </w:p>
+    <w:p>
+      <w:pPr>
+        <w:rPr>
+          <w:rFonts w:ascii="Calibri" w:hAnsi="Calibri" w:cs="Calibri"/>
+          <w:b/>
+          <w:bCs/>
+          <w:sz w:val="40"/>
+          <w:szCs w:val="40"/>
+        </w:rPr>
+      </w:pPr>
+    </w:p>
+    <w:p>
+      <w:pPr>
+        <w:rPr>
+          <w:rFonts w:ascii="Calibri" w:hAnsi="Calibri" w:cs="Calibri"/>
+          <w:b/>
+          <w:bCs/>
+          <w:sz w:val="40"/>
+          <w:szCs w:val="40"/>
+        </w:rPr>
+      </w:pPr>
+    </w:p>
+    <w:p>
+      <w:pPr>
+        <w:rPr>
+          <w:rFonts w:ascii="Calibri" w:hAnsi="Calibri" w:cs="Calibri"/>
+          <w:b/>
+          <w:bCs/>
+          <w:sz w:val="40"/>
+          <w:szCs w:val="40"/>
+        </w:rPr>
+      </w:pPr>
+    </w:p>
+    <w:p>
+      <w:pPr>
+        <w:rPr>
+          <w:rFonts w:ascii="Calibri" w:hAnsi="Calibri" w:cs="Calibri"/>
+          <w:b/>
+          <w:bCs/>
+          <w:sz w:val="40"/>
+          <w:szCs w:val="40"/>
+        </w:rPr>
+      </w:pPr>
+    </w:p>
+    <w:p>
+      <w:pPr>
+        <w:rPr>
+          <w:rFonts w:ascii="Calibri" w:hAnsi="Calibri" w:cs="Calibri"/>
+          <w:b/>
+          <w:bCs/>
+          <w:sz w:val="40"/>
+          <w:szCs w:val="40"/>
+        </w:rPr>
+      </w:pPr>
+    </w:p>
+    <w:p>
+      <w:pPr>
+        <w:rPr>
+          <w:rFonts w:ascii="Calibri" w:hAnsi="Calibri" w:cs="Calibri"/>
+          <w:b/>
+          <w:bCs/>
+          <w:sz w:val="40"/>
+          <w:szCs w:val="40"/>
+        </w:rPr>
+      </w:pPr>
+    </w:p>
+    <w:p>
+      <w:pPr>
+        <w:rPr>
+          <w:rFonts w:ascii="Times New Roman" w:hAnsi="Times New Roman" w:cs="Times New Roman"/>
+          <w:sz w:val="24"/>
+        </w:rPr>
+      </w:pPr>
+      <w:r>
+        <w:rPr>
+          <w:rFonts w:ascii="Calibri" w:hAnsi="Calibri" w:cs="Calibri"/>
+          <w:b/>
+          <w:bCs/>
+          <w:sz w:val="40"/>
+          <w:szCs w:val="40"/>
+        </w:rPr>
+        <w:t xml:space="preserve">Assignment </w:t>
+      </w:r>
+      <w:proofErr w:type="gramStart"/>
+      <w:r>
+        <w:rPr>
+          <w:rFonts w:ascii="Calibri" w:hAnsi="Calibri" w:cs="Calibri"/>
+          <w:b/>
+          <w:bCs/>
+          <w:sz w:val="40"/>
+          <w:szCs w:val="40"/>
+        </w:rPr>
+        <w:t xml:space="preserve">10 </w:t>
+      </w:r>
+      <w:r>
+        <w:rPr>
+          <w:rFonts w:ascii="Calibri" w:hAnsi="Calibri" w:cs="Calibri"/>
+          <w:b/>
+          <w:bCs/>
+          <w:sz w:val="40"/>
+          <w:szCs w:val="40"/>
+        </w:rPr>
+        <w:t>:</w:t>
+      </w:r>
+      <w:proofErr w:type="gramEnd"/>
+    </w:p>
+    <w:p>
+      <w:pPr>
+        <w:jc w:val="center"/>
+        <w:rPr>
+          <w:rFonts w:ascii="Times New Roman" w:hAnsi="Times New Roman" w:cs="Times New Roman"/>
+          <w:sz w:val="24"/>
+        </w:rPr>
+      </w:pPr>
+    </w:p>
+    <w:p>
+      <w:pPr>
+        <w:jc w:val="center"/>
+        <w:rPr>
+          <w:rFonts w:ascii="Times New Roman" w:hAnsi="Times New Roman" w:cs="Times New Roman"/>
+          <w:sz w:val="24"/>
+        </w:rPr>
+      </w:pPr>
+    </w:p>
+    <w:p>
+      <w:pPr>
+        <w:jc w:val="center"/>
+        <w:rPr>
+          <w:rFonts w:ascii="Times New Roman" w:hAnsi="Times New Roman" w:cs="Times New Roman"/>
+          <w:sz w:val="24"/>
+        </w:rPr>
+      </w:pPr>
+    </w:p>
+    <w:p>
+      <w:pPr>
+        <w:jc w:val="center"/>
+        <w:rPr>
+          <w:rFonts w:ascii="Times New Roman" w:hAnsi="Times New Roman" w:cs="Times New Roman"/>
+          <w:sz w:val="24"/>
+        </w:rPr>
+      </w:pPr>
+    </w:p>
+    <w:p>
+      <w:pPr>
+        <w:jc w:val="center"/>
+        <w:rPr>
+          <w:rFonts w:ascii="Times New Roman" w:hAnsi="Times New Roman" w:cs="Times New Roman"/>
+          <w:sz w:val="24"/>
+        </w:rPr>
+      </w:pPr>
+    </w:p>
+    <w:p>
+      <w:pPr>
+        <w:jc w:val="center"/>
+        <w:rPr>
+          <w:rFonts w:ascii="Times New Roman" w:hAnsi="Times New Roman" w:cs="Times New Roman"/>
+          <w:sz w:val="24"/>
+        </w:rPr>
+      </w:pPr>
+    </w:p>
+    <w:p>
+      <w:pPr>
+        <w:jc w:val="center"/>
+        <w:rPr>
+          <w:rFonts w:ascii="Times New Roman" w:hAnsi="Times New Roman" w:cs="Times New Roman"/>
+          <w:sz w:val="24"/>
+        </w:rPr>
+      </w:pPr>
+    </w:p>
+    <w:p>
+      <w:pPr>
+        <w:jc w:val="center"/>
+        <w:rPr>
+          <w:rFonts w:ascii="Times New Roman" w:hAnsi="Times New Roman" w:cs="Times New Roman"/>
+          <w:sz w:val="24"/>
+        </w:rPr>
+      </w:pPr>
+    </w:p>
+    <w:p>
+      <w:pPr>
+        <w:jc w:val="center"/>
+        <w:rPr>
+          <w:rFonts w:ascii="Times New Roman" w:hAnsi="Times New Roman" w:cs="Times New Roman"/>
+          <w:sz w:val="24"/>
+        </w:rPr>
+      </w:pPr>
+    </w:p>
+    <w:p>
+      <w:pPr>
+        <w:jc w:val="center"/>
+        <w:rPr>
+          <w:rFonts w:ascii="Times New Roman" w:hAnsi="Times New Roman" w:cs="Times New Roman"/>
+          <w:sz w:val="24"/>
+        </w:rPr>
+      </w:pPr>
+    </w:p>
+    <w:p>
+      <w:pPr>
+        <w:jc w:val="center"/>
+        <w:rPr>
+          <w:rFonts w:ascii="Times New Roman" w:hAnsi="Times New Roman" w:cs="Times New Roman"/>
+          <w:sz w:val="24"/>
+        </w:rPr>
+      </w:pPr>
+    </w:p>
+    <w:p>
+      <w:pPr>
+        <w:jc w:val="center"/>
+        <w:rPr>
+          <w:rFonts w:ascii="Times New Roman" w:hAnsi="Times New Roman" w:cs="Times New Roman"/>
+          <w:sz w:val="24"/>
+        </w:rPr>
+      </w:pPr>
+    </w:p>
+    <w:p>
+      <w:pPr>
+        <w:jc w:val="center"/>
+        <w:rPr>
+          <w:rFonts w:ascii="Times New Roman" w:hAnsi="Times New Roman" w:cs="Times New Roman"/>
+          <w:sz w:val="24"/>
+        </w:rPr>
+      </w:pPr>
+    </w:p>
+    <w:p>
+      <w:pPr>
         <w:jc w:val="center"/>
         <w:rPr>
           <w:rFonts w:ascii="Times New Roman" w:hAnsi="Times New Roman" w:cs="Times New Roman"/>
@@ -3152,6 +7049,332 @@
     </w:sectPr>
   </w:body>
 </w:document>
+</file>
+
+<file path=word/numbering.xml><?xml version="1.0" encoding="utf-8"?>
+<w:numbering xmlns:wpc="http://schemas.microsoft.com/office/word/2010/wordprocessingCanvas" xmlns:cx="http://schemas.microsoft.com/office/drawing/2014/chartex" xmlns:cx1="http://schemas.microsoft.com/office/drawing/2015/9/8/chartex" xmlns:cx2="http://schemas.microsoft.com/office/drawing/2015/10/21/chartex" xmlns:cx3="http://schemas.microsoft.com/office/drawing/2016/5/9/chartex" xmlns:cx4="http://schemas.microsoft.com/office/drawing/2016/5/10/chartex" xmlns:cx5="http://schemas.microsoft.com/office/drawing/2016/5/11/chartex" xmlns:cx6="http://schemas.microsoft.com/office/drawing/2016/5/12/chartex" xmlns:cx7="http://schemas.microsoft.com/office/drawing/2016/5/13/chartex" xmlns:cx8="http://schemas.microsoft.com/office/drawing/2016/5/14/chartex" xmlns:mc="http://schemas.openxmlformats.org/markup-compatibility/2006" xmlns:aink="http://schemas.microsoft.com/office/drawing/2016/ink" xmlns:am3d="http://schemas.microsoft.com/office/drawing/2017/model3d" xmlns:o="urn:schemas-microsoft-com:office:office" xmlns:r="http://schemas.openxmlformats.org/officeDocument/2006/relationships" xmlns:m="http://schemas.openxmlformats.org/officeDocument/2006/math" xmlns:v="urn:schemas-microsoft-com:vml" xmlns:wp14="http://schemas.microsoft.com/office/word/2010/wordprocessingDrawing" xmlns:wp="http://schemas.openxmlformats.org/drawingml/2006/wordprocessingDrawing" xmlns:w10="urn:schemas-microsoft-com:office:word" xmlns:w="http://schemas.openxmlformats.org/wordprocessingml/2006/main" xmlns:w14="http://schemas.microsoft.com/office/word/2010/wordml" xmlns:w15="http://schemas.microsoft.com/office/word/2012/wordml" xmlns:w16cex="http://schemas.microsoft.com/office/word/2018/wordml/cex" xmlns:w16cid="http://schemas.microsoft.com/office/word/2016/wordml/cid" xmlns:w16="http://schemas.microsoft.com/office/word/2018/wordml" xmlns:w16sdtdh="http://schemas.microsoft.com/office/word/2020/wordml/sdtdatahash" xmlns:w16se="http://schemas.microsoft.com/office/word/2015/wordml/symex" xmlns:wpg="http://schemas.microsoft.com/office/word/2010/wordprocessingGroup" xmlns:wpi="http://schemas.microsoft.com/office/word/2010/wordprocessingInk" xmlns:wne="http://schemas.microsoft.com/office/word/2006/wordml" xmlns:wps="http://schemas.microsoft.com/office/word/2010/wordprocessingShape" mc:Ignorable="w14 w15 w16se w16cid w16 w16cex w16sdtdh wp14">
+  <w:abstractNum w:abstractNumId="0" w15:restartNumberingAfterBreak="0">
+    <w:nsid w:val="31EF5779"/>
+    <w:multiLevelType w:val="hybridMultilevel"/>
+    <w:tmpl w:val="060C5D0C"/>
+    <w:lvl w:ilvl="0" w:tplc="0409000F">
+      <w:start w:val="1"/>
+      <w:numFmt w:val="decimal"/>
+      <w:lvlText w:val="%1."/>
+      <w:lvlJc w:val="left"/>
+      <w:pPr>
+        <w:ind w:left="720" w:hanging="360"/>
+      </w:pPr>
+    </w:lvl>
+    <w:lvl w:ilvl="1" w:tplc="04090019" w:tentative="1">
+      <w:start w:val="1"/>
+      <w:numFmt w:val="lowerLetter"/>
+      <w:lvlText w:val="%2."/>
+      <w:lvlJc w:val="left"/>
+      <w:pPr>
+        <w:ind w:left="1440" w:hanging="360"/>
+      </w:pPr>
+    </w:lvl>
+    <w:lvl w:ilvl="2" w:tplc="0409001B" w:tentative="1">
+      <w:start w:val="1"/>
+      <w:numFmt w:val="lowerRoman"/>
+      <w:lvlText w:val="%3."/>
+      <w:lvlJc w:val="right"/>
+      <w:pPr>
+        <w:ind w:left="2160" w:hanging="180"/>
+      </w:pPr>
+    </w:lvl>
+    <w:lvl w:ilvl="3" w:tplc="0409000F" w:tentative="1">
+      <w:start w:val="1"/>
+      <w:numFmt w:val="decimal"/>
+      <w:lvlText w:val="%4."/>
+      <w:lvlJc w:val="left"/>
+      <w:pPr>
+        <w:ind w:left="2880" w:hanging="360"/>
+      </w:pPr>
+    </w:lvl>
+    <w:lvl w:ilvl="4" w:tplc="04090019" w:tentative="1">
+      <w:start w:val="1"/>
+      <w:numFmt w:val="lowerLetter"/>
+      <w:lvlText w:val="%5."/>
+      <w:lvlJc w:val="left"/>
+      <w:pPr>
+        <w:ind w:left="3600" w:hanging="360"/>
+      </w:pPr>
+    </w:lvl>
+    <w:lvl w:ilvl="5" w:tplc="0409001B" w:tentative="1">
+      <w:start w:val="1"/>
+      <w:numFmt w:val="lowerRoman"/>
+      <w:lvlText w:val="%6."/>
+      <w:lvlJc w:val="right"/>
+      <w:pPr>
+        <w:ind w:left="4320" w:hanging="180"/>
+      </w:pPr>
+    </w:lvl>
+    <w:lvl w:ilvl="6" w:tplc="0409000F" w:tentative="1">
+      <w:start w:val="1"/>
+      <w:numFmt w:val="decimal"/>
+      <w:lvlText w:val="%7."/>
+      <w:lvlJc w:val="left"/>
+      <w:pPr>
+        <w:ind w:left="5040" w:hanging="360"/>
+      </w:pPr>
+    </w:lvl>
+    <w:lvl w:ilvl="7" w:tplc="04090019" w:tentative="1">
+      <w:start w:val="1"/>
+      <w:numFmt w:val="lowerLetter"/>
+      <w:lvlText w:val="%8."/>
+      <w:lvlJc w:val="left"/>
+      <w:pPr>
+        <w:ind w:left="5760" w:hanging="360"/>
+      </w:pPr>
+    </w:lvl>
+    <w:lvl w:ilvl="8" w:tplc="0409001B" w:tentative="1">
+      <w:start w:val="1"/>
+      <w:numFmt w:val="lowerRoman"/>
+      <w:lvlText w:val="%9."/>
+      <w:lvlJc w:val="right"/>
+      <w:pPr>
+        <w:ind w:left="6480" w:hanging="180"/>
+      </w:pPr>
+    </w:lvl>
+  </w:abstractNum>
+  <w:abstractNum w:abstractNumId="1" w15:restartNumberingAfterBreak="0">
+    <w:nsid w:val="622B6A17"/>
+    <w:multiLevelType w:val="hybridMultilevel"/>
+    <w:tmpl w:val="64FEC6F0"/>
+    <w:lvl w:ilvl="0" w:tplc="04090001">
+      <w:start w:val="1"/>
+      <w:numFmt w:val="bullet"/>
+      <w:lvlText w:val=""/>
+      <w:lvlJc w:val="left"/>
+      <w:pPr>
+        <w:ind w:left="720" w:hanging="360"/>
+      </w:pPr>
+      <w:rPr>
+        <w:rFonts w:ascii="Symbol" w:hAnsi="Symbol" w:hint="default"/>
+      </w:rPr>
+    </w:lvl>
+    <w:lvl w:ilvl="1" w:tplc="04090003" w:tentative="1">
+      <w:start w:val="1"/>
+      <w:numFmt w:val="bullet"/>
+      <w:lvlText w:val="o"/>
+      <w:lvlJc w:val="left"/>
+      <w:pPr>
+        <w:ind w:left="1440" w:hanging="360"/>
+      </w:pPr>
+      <w:rPr>
+        <w:rFonts w:ascii="Courier New" w:hAnsi="Courier New" w:cs="Courier New" w:hint="default"/>
+      </w:rPr>
+    </w:lvl>
+    <w:lvl w:ilvl="2" w:tplc="04090005" w:tentative="1">
+      <w:start w:val="1"/>
+      <w:numFmt w:val="bullet"/>
+      <w:lvlText w:val=""/>
+      <w:lvlJc w:val="left"/>
+      <w:pPr>
+        <w:ind w:left="2160" w:hanging="360"/>
+      </w:pPr>
+      <w:rPr>
+        <w:rFonts w:ascii="Wingdings" w:hAnsi="Wingdings" w:hint="default"/>
+      </w:rPr>
+    </w:lvl>
+    <w:lvl w:ilvl="3" w:tplc="04090001" w:tentative="1">
+      <w:start w:val="1"/>
+      <w:numFmt w:val="bullet"/>
+      <w:lvlText w:val=""/>
+      <w:lvlJc w:val="left"/>
+      <w:pPr>
+        <w:ind w:left="2880" w:hanging="360"/>
+      </w:pPr>
+      <w:rPr>
+        <w:rFonts w:ascii="Symbol" w:hAnsi="Symbol" w:hint="default"/>
+      </w:rPr>
+    </w:lvl>
+    <w:lvl w:ilvl="4" w:tplc="04090003" w:tentative="1">
+      <w:start w:val="1"/>
+      <w:numFmt w:val="bullet"/>
+      <w:lvlText w:val="o"/>
+      <w:lvlJc w:val="left"/>
+      <w:pPr>
+        <w:ind w:left="3600" w:hanging="360"/>
+      </w:pPr>
+      <w:rPr>
+        <w:rFonts w:ascii="Courier New" w:hAnsi="Courier New" w:cs="Courier New" w:hint="default"/>
+      </w:rPr>
+    </w:lvl>
+    <w:lvl w:ilvl="5" w:tplc="04090005" w:tentative="1">
+      <w:start w:val="1"/>
+      <w:numFmt w:val="bullet"/>
+      <w:lvlText w:val=""/>
+      <w:lvlJc w:val="left"/>
+      <w:pPr>
+        <w:ind w:left="4320" w:hanging="360"/>
+      </w:pPr>
+      <w:rPr>
+        <w:rFonts w:ascii="Wingdings" w:hAnsi="Wingdings" w:hint="default"/>
+      </w:rPr>
+    </w:lvl>
+    <w:lvl w:ilvl="6" w:tplc="04090001" w:tentative="1">
+      <w:start w:val="1"/>
+      <w:numFmt w:val="bullet"/>
+      <w:lvlText w:val=""/>
+      <w:lvlJc w:val="left"/>
+      <w:pPr>
+        <w:ind w:left="5040" w:hanging="360"/>
+      </w:pPr>
+      <w:rPr>
+        <w:rFonts w:ascii="Symbol" w:hAnsi="Symbol" w:hint="default"/>
+      </w:rPr>
+    </w:lvl>
+    <w:lvl w:ilvl="7" w:tplc="04090003" w:tentative="1">
+      <w:start w:val="1"/>
+      <w:numFmt w:val="bullet"/>
+      <w:lvlText w:val="o"/>
+      <w:lvlJc w:val="left"/>
+      <w:pPr>
+        <w:ind w:left="5760" w:hanging="360"/>
+      </w:pPr>
+      <w:rPr>
+        <w:rFonts w:ascii="Courier New" w:hAnsi="Courier New" w:cs="Courier New" w:hint="default"/>
+      </w:rPr>
+    </w:lvl>
+    <w:lvl w:ilvl="8" w:tplc="04090005" w:tentative="1">
+      <w:start w:val="1"/>
+      <w:numFmt w:val="bullet"/>
+      <w:lvlText w:val=""/>
+      <w:lvlJc w:val="left"/>
+      <w:pPr>
+        <w:ind w:left="6480" w:hanging="360"/>
+      </w:pPr>
+      <w:rPr>
+        <w:rFonts w:ascii="Wingdings" w:hAnsi="Wingdings" w:hint="default"/>
+      </w:rPr>
+    </w:lvl>
+  </w:abstractNum>
+  <w:abstractNum w:abstractNumId="2" w15:restartNumberingAfterBreak="0">
+    <w:nsid w:val="67405AD0"/>
+    <w:multiLevelType w:val="hybridMultilevel"/>
+    <w:tmpl w:val="506A7346"/>
+    <w:lvl w:ilvl="0" w:tplc="04090001">
+      <w:start w:val="1"/>
+      <w:numFmt w:val="bullet"/>
+      <w:lvlText w:val=""/>
+      <w:lvlJc w:val="left"/>
+      <w:pPr>
+        <w:ind w:left="720" w:hanging="360"/>
+      </w:pPr>
+      <w:rPr>
+        <w:rFonts w:ascii="Symbol" w:hAnsi="Symbol" w:hint="default"/>
+      </w:rPr>
+    </w:lvl>
+    <w:lvl w:ilvl="1" w:tplc="04090003" w:tentative="1">
+      <w:start w:val="1"/>
+      <w:numFmt w:val="bullet"/>
+      <w:lvlText w:val="o"/>
+      <w:lvlJc w:val="left"/>
+      <w:pPr>
+        <w:ind w:left="1440" w:hanging="360"/>
+      </w:pPr>
+      <w:rPr>
+        <w:rFonts w:ascii="Courier New" w:hAnsi="Courier New" w:cs="Courier New" w:hint="default"/>
+      </w:rPr>
+    </w:lvl>
+    <w:lvl w:ilvl="2" w:tplc="04090005" w:tentative="1">
+      <w:start w:val="1"/>
+      <w:numFmt w:val="bullet"/>
+      <w:lvlText w:val=""/>
+      <w:lvlJc w:val="left"/>
+      <w:pPr>
+        <w:ind w:left="2160" w:hanging="360"/>
+      </w:pPr>
+      <w:rPr>
+        <w:rFonts w:ascii="Wingdings" w:hAnsi="Wingdings" w:hint="default"/>
+      </w:rPr>
+    </w:lvl>
+    <w:lvl w:ilvl="3" w:tplc="04090001" w:tentative="1">
+      <w:start w:val="1"/>
+      <w:numFmt w:val="bullet"/>
+      <w:lvlText w:val=""/>
+      <w:lvlJc w:val="left"/>
+      <w:pPr>
+        <w:ind w:left="2880" w:hanging="360"/>
+      </w:pPr>
+      <w:rPr>
+        <w:rFonts w:ascii="Symbol" w:hAnsi="Symbol" w:hint="default"/>
+      </w:rPr>
+    </w:lvl>
+    <w:lvl w:ilvl="4" w:tplc="04090003" w:tentative="1">
+      <w:start w:val="1"/>
+      <w:numFmt w:val="bullet"/>
+      <w:lvlText w:val="o"/>
+      <w:lvlJc w:val="left"/>
+      <w:pPr>
+        <w:ind w:left="3600" w:hanging="360"/>
+      </w:pPr>
+      <w:rPr>
+        <w:rFonts w:ascii="Courier New" w:hAnsi="Courier New" w:cs="Courier New" w:hint="default"/>
+      </w:rPr>
+    </w:lvl>
+    <w:lvl w:ilvl="5" w:tplc="04090005" w:tentative="1">
+      <w:start w:val="1"/>
+      <w:numFmt w:val="bullet"/>
+      <w:lvlText w:val=""/>
+      <w:lvlJc w:val="left"/>
+      <w:pPr>
+        <w:ind w:left="4320" w:hanging="360"/>
+      </w:pPr>
+      <w:rPr>
+        <w:rFonts w:ascii="Wingdings" w:hAnsi="Wingdings" w:hint="default"/>
+      </w:rPr>
+    </w:lvl>
+    <w:lvl w:ilvl="6" w:tplc="04090001" w:tentative="1">
+      <w:start w:val="1"/>
+      <w:numFmt w:val="bullet"/>
+      <w:lvlText w:val=""/>
+      <w:lvlJc w:val="left"/>
+      <w:pPr>
+        <w:ind w:left="5040" w:hanging="360"/>
+      </w:pPr>
+      <w:rPr>
+        <w:rFonts w:ascii="Symbol" w:hAnsi="Symbol" w:hint="default"/>
+      </w:rPr>
+    </w:lvl>
+    <w:lvl w:ilvl="7" w:tplc="04090003" w:tentative="1">
+      <w:start w:val="1"/>
+      <w:numFmt w:val="bullet"/>
+      <w:lvlText w:val="o"/>
+      <w:lvlJc w:val="left"/>
+      <w:pPr>
+        <w:ind w:left="5760" w:hanging="360"/>
+      </w:pPr>
+      <w:rPr>
+        <w:rFonts w:ascii="Courier New" w:hAnsi="Courier New" w:cs="Courier New" w:hint="default"/>
+      </w:rPr>
+    </w:lvl>
+    <w:lvl w:ilvl="8" w:tplc="04090005" w:tentative="1">
+      <w:start w:val="1"/>
+      <w:numFmt w:val="bullet"/>
+      <w:lvlText w:val=""/>
+      <w:lvlJc w:val="left"/>
+      <w:pPr>
+        <w:ind w:left="6480" w:hanging="360"/>
+      </w:pPr>
+      <w:rPr>
+        <w:rFonts w:ascii="Wingdings" w:hAnsi="Wingdings" w:hint="default"/>
+      </w:rPr>
+    </w:lvl>
+  </w:abstractNum>
+  <w:num w:numId="1">
+    <w:abstractNumId w:val="1"/>
+  </w:num>
+  <w:num w:numId="2">
+    <w:abstractNumId w:val="0"/>
+  </w:num>
+  <w:num w:numId="3">
+    <w:abstractNumId w:val="2"/>
+  </w:num>
+</w:numbering>
 </file>
 
 <file path=word/styles.xml><?xml version="1.0" encoding="utf-8"?>
@@ -3552,7 +7775,7 @@
   <w:style w:type="paragraph" w:default="1" w:styleId="Normal">
     <w:name w:val="Normal"/>
     <w:qFormat/>
-    <w:rsid w:val="00D32CEA"/>
+    <w:rsid w:val="003A3E55"/>
   </w:style>
   <w:style w:type="character" w:default="1" w:styleId="DefaultParagraphFont">
     <w:name w:val="Default Paragraph Font"/>
@@ -3603,6 +7826,17 @@
       <w:color w:val="605E5C"/>
       <w:shd w:val="clear" w:color="auto" w:fill="E1DFDD"/>
     </w:rPr>
+  </w:style>
+  <w:style w:type="paragraph" w:styleId="ListParagraph">
+    <w:name w:val="List Paragraph"/>
+    <w:basedOn w:val="Normal"/>
+    <w:uiPriority w:val="34"/>
+    <w:qFormat/>
+    <w:rsid w:val="00202D0F"/>
+    <w:pPr>
+      <w:ind w:left="720"/>
+      <w:contextualSpacing/>
+    </w:pPr>
   </w:style>
 </w:styles>
 </file>

--- a/Assignment File/C-Programming-Assignment.docx
+++ b/Assignment File/C-Programming-Assignment.docx
@@ -3137,17 +3137,7 @@
           <w:sz w:val="40"/>
           <w:szCs w:val="40"/>
         </w:rPr>
-        <w:t>6</w:t>
-      </w:r>
-      <w:r>
-        <w:rPr>
-          <w:rFonts w:ascii="Calibri" w:hAnsi="Calibri" w:cs="Calibri"/>
-          <w:b/>
-          <w:bCs/>
-          <w:sz w:val="40"/>
-          <w:szCs w:val="40"/>
-        </w:rPr>
-        <w:t xml:space="preserve"> </w:t>
+        <w:t xml:space="preserve">6 </w:t>
       </w:r>
       <w:r>
         <w:rPr>
@@ -4150,17 +4140,7 @@
           <w:sz w:val="40"/>
           <w:szCs w:val="40"/>
         </w:rPr>
-        <w:t>8</w:t>
-      </w:r>
-      <w:r>
-        <w:rPr>
-          <w:rFonts w:ascii="Calibri" w:hAnsi="Calibri" w:cs="Calibri"/>
-          <w:b/>
-          <w:bCs/>
-          <w:sz w:val="40"/>
-          <w:szCs w:val="40"/>
-        </w:rPr>
-        <w:t xml:space="preserve"> </w:t>
+        <w:t xml:space="preserve">8 </w:t>
       </w:r>
       <w:r>
         <w:rPr>
@@ -4628,17 +4608,7 @@
           <w:sz w:val="40"/>
           <w:szCs w:val="40"/>
         </w:rPr>
-        <w:t>9</w:t>
-      </w:r>
-      <w:r>
-        <w:rPr>
-          <w:rFonts w:ascii="Calibri" w:hAnsi="Calibri" w:cs="Calibri"/>
-          <w:b/>
-          <w:bCs/>
-          <w:sz w:val="40"/>
-          <w:szCs w:val="40"/>
-        </w:rPr>
-        <w:t xml:space="preserve"> </w:t>
+        <w:t xml:space="preserve">9 </w:t>
       </w:r>
       <w:r>
         <w:rPr>
@@ -5111,17 +5081,7 @@
           <w:sz w:val="40"/>
           <w:szCs w:val="40"/>
         </w:rPr>
-        <w:t>10</w:t>
-      </w:r>
-      <w:r>
-        <w:rPr>
-          <w:rFonts w:ascii="Calibri" w:hAnsi="Calibri" w:cs="Calibri"/>
-          <w:b/>
-          <w:bCs/>
-          <w:sz w:val="40"/>
-          <w:szCs w:val="40"/>
-        </w:rPr>
-        <w:t xml:space="preserve"> </w:t>
+        <w:t xml:space="preserve">10 </w:t>
       </w:r>
       <w:r>
         <w:rPr>
@@ -5572,6 +5532,438 @@
     <w:p>
       <w:pPr>
         <w:rPr>
+          <w:b/>
+          <w:bCs/>
+          <w:sz w:val="40"/>
+          <w:szCs w:val="40"/>
+        </w:rPr>
+      </w:pPr>
+      <w:r>
+        <w:rPr>
+          <w:rFonts w:ascii="Calibri" w:hAnsi="Calibri" w:cs="Calibri"/>
+          <w:b/>
+          <w:bCs/>
+          <w:sz w:val="40"/>
+          <w:szCs w:val="40"/>
+        </w:rPr>
+        <w:lastRenderedPageBreak/>
+        <w:t xml:space="preserve">Assignment </w:t>
+      </w:r>
+      <w:proofErr w:type="gramStart"/>
+      <w:r>
+        <w:rPr>
+          <w:rFonts w:ascii="Calibri" w:hAnsi="Calibri" w:cs="Calibri"/>
+          <w:b/>
+          <w:bCs/>
+          <w:sz w:val="40"/>
+          <w:szCs w:val="40"/>
+        </w:rPr>
+        <w:t>1</w:t>
+      </w:r>
+      <w:r>
+        <w:rPr>
+          <w:rFonts w:ascii="Calibri" w:hAnsi="Calibri" w:cs="Calibri"/>
+          <w:b/>
+          <w:bCs/>
+          <w:sz w:val="40"/>
+          <w:szCs w:val="40"/>
+        </w:rPr>
+        <w:t>1</w:t>
+      </w:r>
+      <w:r>
+        <w:rPr>
+          <w:rFonts w:ascii="Calibri" w:hAnsi="Calibri" w:cs="Calibri"/>
+          <w:b/>
+          <w:bCs/>
+          <w:sz w:val="40"/>
+          <w:szCs w:val="40"/>
+        </w:rPr>
+        <w:t xml:space="preserve"> </w:t>
+      </w:r>
+      <w:r>
+        <w:rPr>
+          <w:rFonts w:ascii="Calibri" w:hAnsi="Calibri" w:cs="Calibri"/>
+          <w:b/>
+          <w:bCs/>
+          <w:sz w:val="40"/>
+          <w:szCs w:val="40"/>
+        </w:rPr>
+        <w:t>:</w:t>
+      </w:r>
+      <w:proofErr w:type="gramEnd"/>
+      <w:r>
+        <w:rPr>
+          <w:rFonts w:ascii="Calibri" w:hAnsi="Calibri" w:cs="Calibri"/>
+          <w:b/>
+          <w:bCs/>
+          <w:sz w:val="40"/>
+          <w:szCs w:val="40"/>
+        </w:rPr>
+        <w:t xml:space="preserve"> </w:t>
+      </w:r>
+      <w:r>
+        <w:rPr>
+          <w:b/>
+          <w:bCs/>
+          <w:sz w:val="40"/>
+          <w:szCs w:val="40"/>
+        </w:rPr>
+        <w:t>Compound assignment</w:t>
+      </w:r>
+      <w:r>
+        <w:rPr>
+          <w:b/>
+          <w:bCs/>
+          <w:sz w:val="40"/>
+          <w:szCs w:val="40"/>
+        </w:rPr>
+        <w:t xml:space="preserve"> :</w:t>
+      </w:r>
+    </w:p>
+    <w:p>
+      <w:pPr>
+        <w:rPr>
+          <w:rFonts w:ascii="Calibri" w:hAnsi="Calibri" w:cs="Calibri"/>
+          <w:b/>
+          <w:bCs/>
+          <w:sz w:val="40"/>
+          <w:szCs w:val="40"/>
+        </w:rPr>
+      </w:pPr>
+      <w:r>
+        <w:rPr>
+          <w:rFonts w:ascii="Calibri" w:hAnsi="Calibri" w:cs="Calibri"/>
+          <w:b/>
+          <w:bCs/>
+          <w:noProof/>
+          <w:sz w:val="40"/>
+          <w:szCs w:val="40"/>
+        </w:rPr>
+        <w:drawing>
+          <wp:inline distT="0" distB="0" distL="0" distR="0" wp14:anchorId="447E5FC5" wp14:editId="3810F5A0">
+            <wp:extent cx="6858000" cy="3856355"/>
+            <wp:effectExtent l="0" t="0" r="0" b="0"/>
+            <wp:docPr id="12" name="Picture 12"/>
+            <wp:cNvGraphicFramePr>
+              <a:graphicFrameLocks xmlns:a="http://schemas.openxmlformats.org/drawingml/2006/main" noChangeAspect="1"/>
+            </wp:cNvGraphicFramePr>
+            <a:graphic xmlns:a="http://schemas.openxmlformats.org/drawingml/2006/main">
+              <a:graphicData uri="http://schemas.openxmlformats.org/drawingml/2006/picture">
+                <pic:pic xmlns:pic="http://schemas.openxmlformats.org/drawingml/2006/picture">
+                  <pic:nvPicPr>
+                    <pic:cNvPr id="12" name="Picture 12"/>
+                    <pic:cNvPicPr/>
+                  </pic:nvPicPr>
+                  <pic:blipFill>
+                    <a:blip r:embed="rId16">
+                      <a:extLst>
+                        <a:ext uri="{28A0092B-C50C-407E-A947-70E740481C1C}">
+                          <a14:useLocalDpi xmlns:a14="http://schemas.microsoft.com/office/drawing/2010/main" val="0"/>
+                        </a:ext>
+                      </a:extLst>
+                    </a:blip>
+                    <a:stretch>
+                      <a:fillRect/>
+                    </a:stretch>
+                  </pic:blipFill>
+                  <pic:spPr>
+                    <a:xfrm>
+                      <a:off x="0" y="0"/>
+                      <a:ext cx="6858000" cy="3856355"/>
+                    </a:xfrm>
+                    <a:prstGeom prst="rect">
+                      <a:avLst/>
+                    </a:prstGeom>
+                  </pic:spPr>
+                </pic:pic>
+              </a:graphicData>
+            </a:graphic>
+          </wp:inline>
+        </w:drawing>
+      </w:r>
+    </w:p>
+    <w:p>
+      <w:pPr>
+        <w:rPr>
+          <w:rFonts w:ascii="Times New Roman" w:hAnsi="Times New Roman" w:cs="Times New Roman"/>
+          <w:sz w:val="24"/>
+        </w:rPr>
+      </w:pPr>
+      <w:r>
+        <w:rPr>
+          <w:rFonts w:ascii="Times New Roman" w:hAnsi="Times New Roman" w:cs="Times New Roman"/>
+          <w:sz w:val="24"/>
+        </w:rPr>
+        <w:t>Code:</w:t>
+      </w:r>
+    </w:p>
+    <w:p>
+      <w:pPr>
+        <w:rPr>
+          <w:rFonts w:ascii="Times New Roman" w:hAnsi="Times New Roman" w:cs="Times New Roman"/>
+          <w:sz w:val="24"/>
+        </w:rPr>
+      </w:pPr>
+      <w:r>
+        <w:rPr>
+          <w:rFonts w:ascii="Times New Roman" w:hAnsi="Times New Roman" w:cs="Times New Roman"/>
+          <w:sz w:val="24"/>
+        </w:rPr>
+        <w:t>#include&lt;stdio.h&gt;</w:t>
+      </w:r>
+    </w:p>
+    <w:p>
+      <w:pPr>
+        <w:rPr>
+          <w:rFonts w:ascii="Times New Roman" w:hAnsi="Times New Roman" w:cs="Times New Roman"/>
+          <w:sz w:val="24"/>
+        </w:rPr>
+      </w:pPr>
+      <w:r>
+        <w:rPr>
+          <w:rFonts w:ascii="Times New Roman" w:hAnsi="Times New Roman" w:cs="Times New Roman"/>
+          <w:sz w:val="24"/>
+        </w:rPr>
+        <w:t xml:space="preserve">int </w:t>
+      </w:r>
+      <w:proofErr w:type="gramStart"/>
+      <w:r>
+        <w:rPr>
+          <w:rFonts w:ascii="Times New Roman" w:hAnsi="Times New Roman" w:cs="Times New Roman"/>
+          <w:sz w:val="24"/>
+        </w:rPr>
+        <w:t>main(</w:t>
+      </w:r>
+      <w:proofErr w:type="gramEnd"/>
+      <w:r>
+        <w:rPr>
+          <w:rFonts w:ascii="Times New Roman" w:hAnsi="Times New Roman" w:cs="Times New Roman"/>
+          <w:sz w:val="24"/>
+        </w:rPr>
+        <w:t>) {</w:t>
+      </w:r>
+    </w:p>
+    <w:p>
+      <w:pPr>
+        <w:rPr>
+          <w:rFonts w:ascii="Times New Roman" w:hAnsi="Times New Roman" w:cs="Times New Roman"/>
+          <w:sz w:val="24"/>
+        </w:rPr>
+      </w:pPr>
+      <w:r>
+        <w:rPr>
+          <w:rFonts w:ascii="Times New Roman" w:hAnsi="Times New Roman" w:cs="Times New Roman"/>
+          <w:sz w:val="24"/>
+        </w:rPr>
+        <w:t xml:space="preserve"> int x = 10;</w:t>
+      </w:r>
+    </w:p>
+    <w:p>
+      <w:pPr>
+        <w:rPr>
+          <w:rFonts w:ascii="Times New Roman" w:hAnsi="Times New Roman" w:cs="Times New Roman"/>
+          <w:sz w:val="24"/>
+        </w:rPr>
+      </w:pPr>
+      <w:r>
+        <w:rPr>
+          <w:rFonts w:ascii="Times New Roman" w:hAnsi="Times New Roman" w:cs="Times New Roman"/>
+          <w:sz w:val="24"/>
+        </w:rPr>
+        <w:t xml:space="preserve"> x += 5;</w:t>
+      </w:r>
+    </w:p>
+    <w:p>
+      <w:pPr>
+        <w:rPr>
+          <w:rFonts w:ascii="Times New Roman" w:hAnsi="Times New Roman" w:cs="Times New Roman"/>
+          <w:sz w:val="24"/>
+        </w:rPr>
+      </w:pPr>
+      <w:r>
+        <w:rPr>
+          <w:rFonts w:ascii="Times New Roman" w:hAnsi="Times New Roman" w:cs="Times New Roman"/>
+          <w:sz w:val="24"/>
+        </w:rPr>
+        <w:t xml:space="preserve"> x *= 2;</w:t>
+      </w:r>
+    </w:p>
+    <w:p>
+      <w:pPr>
+        <w:rPr>
+          <w:rFonts w:ascii="Times New Roman" w:hAnsi="Times New Roman" w:cs="Times New Roman"/>
+          <w:sz w:val="24"/>
+        </w:rPr>
+      </w:pPr>
+      <w:r>
+        <w:rPr>
+          <w:rFonts w:ascii="Times New Roman" w:hAnsi="Times New Roman" w:cs="Times New Roman"/>
+          <w:sz w:val="24"/>
+        </w:rPr>
+        <w:t xml:space="preserve"> </w:t>
+      </w:r>
+      <w:proofErr w:type="spellStart"/>
+      <w:proofErr w:type="gramStart"/>
+      <w:r>
+        <w:rPr>
+          <w:rFonts w:ascii="Times New Roman" w:hAnsi="Times New Roman" w:cs="Times New Roman"/>
+          <w:sz w:val="24"/>
+        </w:rPr>
+        <w:t>printf</w:t>
+      </w:r>
+      <w:proofErr w:type="spellEnd"/>
+      <w:r>
+        <w:rPr>
+          <w:rFonts w:ascii="Times New Roman" w:hAnsi="Times New Roman" w:cs="Times New Roman"/>
+          <w:sz w:val="24"/>
+        </w:rPr>
+        <w:t>(</w:t>
+      </w:r>
+      <w:proofErr w:type="gramEnd"/>
+      <w:r>
+        <w:rPr>
+          <w:rFonts w:ascii="Times New Roman" w:hAnsi="Times New Roman" w:cs="Times New Roman"/>
+          <w:sz w:val="24"/>
+        </w:rPr>
+        <w:t>"x = %d\n", x);</w:t>
+      </w:r>
+    </w:p>
+    <w:p>
+      <w:pPr>
+        <w:rPr>
+          <w:rFonts w:ascii="Times New Roman" w:hAnsi="Times New Roman" w:cs="Times New Roman"/>
+          <w:sz w:val="24"/>
+        </w:rPr>
+      </w:pPr>
+      <w:r>
+        <w:rPr>
+          <w:rFonts w:ascii="Times New Roman" w:hAnsi="Times New Roman" w:cs="Times New Roman"/>
+          <w:sz w:val="24"/>
+        </w:rPr>
+        <w:t xml:space="preserve"> return 0;</w:t>
+      </w:r>
+    </w:p>
+    <w:p>
+      <w:pPr>
+        <w:rPr>
+          <w:rFonts w:ascii="Times New Roman" w:hAnsi="Times New Roman" w:cs="Times New Roman"/>
+          <w:sz w:val="24"/>
+        </w:rPr>
+      </w:pPr>
+      <w:r>
+        <w:rPr>
+          <w:rFonts w:ascii="Times New Roman" w:hAnsi="Times New Roman" w:cs="Times New Roman"/>
+          <w:sz w:val="24"/>
+        </w:rPr>
+        <w:t>}</w:t>
+      </w:r>
+    </w:p>
+    <w:p>
+      <w:pPr>
+        <w:rPr>
+          <w:rFonts w:ascii="Times New Roman" w:hAnsi="Times New Roman" w:cs="Times New Roman"/>
+          <w:sz w:val="24"/>
+        </w:rPr>
+      </w:pPr>
+      <w:proofErr w:type="spellStart"/>
+      <w:r>
+        <w:rPr>
+          <w:rFonts w:ascii="Times New Roman" w:hAnsi="Times New Roman" w:cs="Times New Roman"/>
+          <w:sz w:val="24"/>
+        </w:rPr>
+        <w:t>OutPut</w:t>
+      </w:r>
+      <w:proofErr w:type="spellEnd"/>
+      <w:r>
+        <w:rPr>
+          <w:rFonts w:ascii="Times New Roman" w:hAnsi="Times New Roman" w:cs="Times New Roman"/>
+          <w:sz w:val="24"/>
+        </w:rPr>
+        <w:t>:</w:t>
+      </w:r>
+    </w:p>
+    <w:p>
+      <w:pPr>
+        <w:rPr>
+          <w:rFonts w:ascii="Times New Roman" w:hAnsi="Times New Roman" w:cs="Times New Roman"/>
+          <w:sz w:val="24"/>
+        </w:rPr>
+      </w:pPr>
+      <w:r>
+        <w:rPr>
+          <w:rFonts w:ascii="Times New Roman" w:hAnsi="Times New Roman" w:cs="Times New Roman"/>
+          <w:sz w:val="24"/>
+        </w:rPr>
+        <w:t>x = 30</w:t>
+      </w:r>
+    </w:p>
+    <w:p>
+      <w:pPr>
+        <w:rPr>
+          <w:rFonts w:ascii="Times New Roman" w:hAnsi="Times New Roman" w:cs="Times New Roman"/>
+          <w:sz w:val="24"/>
+        </w:rPr>
+      </w:pPr>
+    </w:p>
+    <w:p>
+      <w:pPr>
+        <w:spacing w:line="240" w:lineRule="auto"/>
+        <w:rPr>
+          <w:rFonts w:ascii="Times New Roman" w:hAnsi="Times New Roman" w:cs="Times New Roman"/>
+          <w:b/>
+          <w:bCs/>
+          <w:sz w:val="32"/>
+          <w:szCs w:val="32"/>
+        </w:rPr>
+      </w:pPr>
+      <w:r>
+        <w:rPr>
+          <w:b/>
+          <w:bCs/>
+          <w:sz w:val="32"/>
+          <w:szCs w:val="32"/>
+        </w:rPr>
+        <w:t xml:space="preserve">GitHub Code Link: </w:t>
+      </w:r>
+      <w:r>
+        <w:rPr>
+          <w:b/>
+          <w:bCs/>
+          <w:sz w:val="32"/>
+          <w:szCs w:val="32"/>
+        </w:rPr>
+        <w:t xml:space="preserve"> </w:t>
+      </w:r>
+      <w:r>
+        <w:rPr>
+          <w:b/>
+          <w:bCs/>
+          <w:sz w:val="32"/>
+          <w:szCs w:val="32"/>
+        </w:rPr>
+        <w:t>Click Here</w:t>
+      </w:r>
+      <w:r>
+        <w:rPr>
+          <w:b/>
+          <w:bCs/>
+          <w:sz w:val="32"/>
+          <w:szCs w:val="32"/>
+        </w:rPr>
+        <w:t>.</w:t>
+      </w:r>
+    </w:p>
+    <w:p>
+      <w:pPr>
+        <w:rPr>
+          <w:rFonts w:ascii="Times New Roman" w:hAnsi="Times New Roman" w:cs="Times New Roman"/>
+          <w:sz w:val="24"/>
+        </w:rPr>
+      </w:pPr>
+    </w:p>
+    <w:p>
+      <w:pPr>
+        <w:rPr>
           <w:rFonts w:ascii="Times New Roman" w:hAnsi="Times New Roman" w:cs="Times New Roman"/>
           <w:sz w:val="24"/>
         </w:rPr>
@@ -5588,6 +5980,461 @@
     </w:p>
     <w:p>
       <w:pPr>
+        <w:rPr>
+          <w:b/>
+          <w:bCs/>
+          <w:sz w:val="40"/>
+          <w:szCs w:val="40"/>
+        </w:rPr>
+      </w:pPr>
+      <w:r>
+        <w:rPr>
+          <w:rFonts w:ascii="Calibri" w:hAnsi="Calibri" w:cs="Calibri"/>
+          <w:b/>
+          <w:bCs/>
+          <w:sz w:val="40"/>
+          <w:szCs w:val="40"/>
+        </w:rPr>
+        <w:lastRenderedPageBreak/>
+        <w:t xml:space="preserve">Assignment </w:t>
+      </w:r>
+      <w:proofErr w:type="gramStart"/>
+      <w:r>
+        <w:rPr>
+          <w:rFonts w:ascii="Calibri" w:hAnsi="Calibri" w:cs="Calibri"/>
+          <w:b/>
+          <w:bCs/>
+          <w:sz w:val="40"/>
+          <w:szCs w:val="40"/>
+        </w:rPr>
+        <w:t>1</w:t>
+      </w:r>
+      <w:r>
+        <w:rPr>
+          <w:rFonts w:ascii="Calibri" w:hAnsi="Calibri" w:cs="Calibri"/>
+          <w:b/>
+          <w:bCs/>
+          <w:sz w:val="40"/>
+          <w:szCs w:val="40"/>
+        </w:rPr>
+        <w:t>2</w:t>
+      </w:r>
+      <w:r>
+        <w:rPr>
+          <w:rFonts w:ascii="Calibri" w:hAnsi="Calibri" w:cs="Calibri"/>
+          <w:b/>
+          <w:bCs/>
+          <w:sz w:val="40"/>
+          <w:szCs w:val="40"/>
+        </w:rPr>
+        <w:t xml:space="preserve"> </w:t>
+      </w:r>
+      <w:r>
+        <w:rPr>
+          <w:rFonts w:ascii="Calibri" w:hAnsi="Calibri" w:cs="Calibri"/>
+          <w:b/>
+          <w:bCs/>
+          <w:sz w:val="40"/>
+          <w:szCs w:val="40"/>
+        </w:rPr>
+        <w:t>:</w:t>
+      </w:r>
+      <w:proofErr w:type="gramEnd"/>
+      <w:r>
+        <w:rPr>
+          <w:rFonts w:ascii="Calibri" w:hAnsi="Calibri" w:cs="Calibri"/>
+          <w:b/>
+          <w:bCs/>
+          <w:sz w:val="40"/>
+          <w:szCs w:val="40"/>
+        </w:rPr>
+        <w:t xml:space="preserve"> </w:t>
+      </w:r>
+      <w:r>
+        <w:rPr>
+          <w:b/>
+          <w:bCs/>
+          <w:sz w:val="40"/>
+          <w:szCs w:val="40"/>
+        </w:rPr>
+        <w:t>Ternary operator</w:t>
+      </w:r>
+      <w:r>
+        <w:rPr>
+          <w:b/>
+          <w:bCs/>
+          <w:sz w:val="40"/>
+          <w:szCs w:val="40"/>
+        </w:rPr>
+        <w:t xml:space="preserve"> </w:t>
+      </w:r>
+      <w:r>
+        <w:rPr>
+          <w:b/>
+          <w:bCs/>
+          <w:sz w:val="40"/>
+          <w:szCs w:val="40"/>
+        </w:rPr>
+        <w:t>:</w:t>
+      </w:r>
+    </w:p>
+    <w:p>
+      <w:pPr>
+        <w:rPr>
+          <w:b/>
+          <w:bCs/>
+          <w:sz w:val="40"/>
+          <w:szCs w:val="40"/>
+        </w:rPr>
+      </w:pPr>
+      <w:r>
+        <w:rPr>
+          <w:b/>
+          <w:bCs/>
+          <w:noProof/>
+          <w:sz w:val="40"/>
+          <w:szCs w:val="40"/>
+        </w:rPr>
+        <w:drawing>
+          <wp:inline distT="0" distB="0" distL="0" distR="0" wp14:anchorId="56F3AC36" wp14:editId="35BBEA49">
+            <wp:extent cx="6858000" cy="3735070"/>
+            <wp:effectExtent l="0" t="0" r="0" b="0"/>
+            <wp:docPr id="13" name="Picture 13"/>
+            <wp:cNvGraphicFramePr>
+              <a:graphicFrameLocks xmlns:a="http://schemas.openxmlformats.org/drawingml/2006/main" noChangeAspect="1"/>
+            </wp:cNvGraphicFramePr>
+            <a:graphic xmlns:a="http://schemas.openxmlformats.org/drawingml/2006/main">
+              <a:graphicData uri="http://schemas.openxmlformats.org/drawingml/2006/picture">
+                <pic:pic xmlns:pic="http://schemas.openxmlformats.org/drawingml/2006/picture">
+                  <pic:nvPicPr>
+                    <pic:cNvPr id="13" name="Picture 13"/>
+                    <pic:cNvPicPr/>
+                  </pic:nvPicPr>
+                  <pic:blipFill>
+                    <a:blip r:embed="rId17">
+                      <a:extLst>
+                        <a:ext uri="{28A0092B-C50C-407E-A947-70E740481C1C}">
+                          <a14:useLocalDpi xmlns:a14="http://schemas.microsoft.com/office/drawing/2010/main" val="0"/>
+                        </a:ext>
+                      </a:extLst>
+                    </a:blip>
+                    <a:stretch>
+                      <a:fillRect/>
+                    </a:stretch>
+                  </pic:blipFill>
+                  <pic:spPr>
+                    <a:xfrm>
+                      <a:off x="0" y="0"/>
+                      <a:ext cx="6858000" cy="3735070"/>
+                    </a:xfrm>
+                    <a:prstGeom prst="rect">
+                      <a:avLst/>
+                    </a:prstGeom>
+                  </pic:spPr>
+                </pic:pic>
+              </a:graphicData>
+            </a:graphic>
+          </wp:inline>
+        </w:drawing>
+      </w:r>
+    </w:p>
+    <w:p>
+      <w:pPr>
+        <w:rPr>
+          <w:rFonts w:ascii="Times New Roman" w:hAnsi="Times New Roman" w:cs="Times New Roman"/>
+          <w:sz w:val="24"/>
+        </w:rPr>
+      </w:pPr>
+      <w:r>
+        <w:rPr>
+          <w:rFonts w:ascii="Times New Roman" w:hAnsi="Times New Roman" w:cs="Times New Roman"/>
+          <w:sz w:val="24"/>
+        </w:rPr>
+        <w:t>Code:</w:t>
+      </w:r>
+    </w:p>
+    <w:p>
+      <w:pPr>
+        <w:rPr>
+          <w:rFonts w:ascii="Times New Roman" w:hAnsi="Times New Roman" w:cs="Times New Roman"/>
+          <w:sz w:val="24"/>
+        </w:rPr>
+      </w:pPr>
+      <w:r>
+        <w:rPr>
+          <w:rFonts w:ascii="Times New Roman" w:hAnsi="Times New Roman" w:cs="Times New Roman"/>
+          <w:sz w:val="24"/>
+        </w:rPr>
+        <w:t>#include &lt;</w:t>
+      </w:r>
+      <w:proofErr w:type="spellStart"/>
+      <w:r>
+        <w:rPr>
+          <w:rFonts w:ascii="Times New Roman" w:hAnsi="Times New Roman" w:cs="Times New Roman"/>
+          <w:sz w:val="24"/>
+        </w:rPr>
+        <w:t>stdio.h</w:t>
+      </w:r>
+      <w:proofErr w:type="spellEnd"/>
+      <w:r>
+        <w:rPr>
+          <w:rFonts w:ascii="Times New Roman" w:hAnsi="Times New Roman" w:cs="Times New Roman"/>
+          <w:sz w:val="24"/>
+        </w:rPr>
+        <w:t>&gt;</w:t>
+      </w:r>
+    </w:p>
+    <w:p>
+      <w:pPr>
+        <w:rPr>
+          <w:rFonts w:ascii="Times New Roman" w:hAnsi="Times New Roman" w:cs="Times New Roman"/>
+          <w:sz w:val="24"/>
+        </w:rPr>
+      </w:pPr>
+      <w:r>
+        <w:rPr>
+          <w:rFonts w:ascii="Times New Roman" w:hAnsi="Times New Roman" w:cs="Times New Roman"/>
+          <w:sz w:val="24"/>
+        </w:rPr>
+        <w:t xml:space="preserve">int </w:t>
+      </w:r>
+      <w:proofErr w:type="gramStart"/>
+      <w:r>
+        <w:rPr>
+          <w:rFonts w:ascii="Times New Roman" w:hAnsi="Times New Roman" w:cs="Times New Roman"/>
+          <w:sz w:val="24"/>
+        </w:rPr>
+        <w:t>main(</w:t>
+      </w:r>
+      <w:proofErr w:type="gramEnd"/>
+      <w:r>
+        <w:rPr>
+          <w:rFonts w:ascii="Times New Roman" w:hAnsi="Times New Roman" w:cs="Times New Roman"/>
+          <w:sz w:val="24"/>
+        </w:rPr>
+        <w:t>) {</w:t>
+      </w:r>
+    </w:p>
+    <w:p>
+      <w:pPr>
+        <w:rPr>
+          <w:rFonts w:ascii="Times New Roman" w:hAnsi="Times New Roman" w:cs="Times New Roman"/>
+          <w:sz w:val="24"/>
+        </w:rPr>
+      </w:pPr>
+      <w:r>
+        <w:rPr>
+          <w:rFonts w:ascii="Times New Roman" w:hAnsi="Times New Roman" w:cs="Times New Roman"/>
+          <w:sz w:val="24"/>
+        </w:rPr>
+        <w:t xml:space="preserve"> int a = 15, b = 25;</w:t>
+      </w:r>
+    </w:p>
+    <w:p>
+      <w:pPr>
+        <w:rPr>
+          <w:rFonts w:ascii="Times New Roman" w:hAnsi="Times New Roman" w:cs="Times New Roman"/>
+          <w:sz w:val="24"/>
+        </w:rPr>
+      </w:pPr>
+      <w:r>
+        <w:rPr>
+          <w:rFonts w:ascii="Times New Roman" w:hAnsi="Times New Roman" w:cs="Times New Roman"/>
+          <w:sz w:val="24"/>
+        </w:rPr>
+        <w:t xml:space="preserve"> int max = (a &gt; b</w:t>
+      </w:r>
+      <w:proofErr w:type="gramStart"/>
+      <w:r>
+        <w:rPr>
+          <w:rFonts w:ascii="Times New Roman" w:hAnsi="Times New Roman" w:cs="Times New Roman"/>
+          <w:sz w:val="24"/>
+        </w:rPr>
+        <w:t>) ?</w:t>
+      </w:r>
+      <w:proofErr w:type="gramEnd"/>
+      <w:r>
+        <w:rPr>
+          <w:rFonts w:ascii="Times New Roman" w:hAnsi="Times New Roman" w:cs="Times New Roman"/>
+          <w:sz w:val="24"/>
+        </w:rPr>
+        <w:t xml:space="preserve"> a : b;</w:t>
+      </w:r>
+    </w:p>
+    <w:p>
+      <w:pPr>
+        <w:rPr>
+          <w:rFonts w:ascii="Times New Roman" w:hAnsi="Times New Roman" w:cs="Times New Roman"/>
+          <w:sz w:val="24"/>
+        </w:rPr>
+      </w:pPr>
+      <w:r>
+        <w:rPr>
+          <w:rFonts w:ascii="Times New Roman" w:hAnsi="Times New Roman" w:cs="Times New Roman"/>
+          <w:sz w:val="24"/>
+        </w:rPr>
+        <w:t xml:space="preserve"> </w:t>
+      </w:r>
+      <w:proofErr w:type="spellStart"/>
+      <w:proofErr w:type="gramStart"/>
+      <w:r>
+        <w:rPr>
+          <w:rFonts w:ascii="Times New Roman" w:hAnsi="Times New Roman" w:cs="Times New Roman"/>
+          <w:sz w:val="24"/>
+        </w:rPr>
+        <w:t>printf</w:t>
+      </w:r>
+      <w:proofErr w:type="spellEnd"/>
+      <w:r>
+        <w:rPr>
+          <w:rFonts w:ascii="Times New Roman" w:hAnsi="Times New Roman" w:cs="Times New Roman"/>
+          <w:sz w:val="24"/>
+        </w:rPr>
+        <w:t>(</w:t>
+      </w:r>
+      <w:proofErr w:type="gramEnd"/>
+      <w:r>
+        <w:rPr>
+          <w:rFonts w:ascii="Times New Roman" w:hAnsi="Times New Roman" w:cs="Times New Roman"/>
+          <w:sz w:val="24"/>
+        </w:rPr>
+        <w:t>"Maximum = %d\n", max);</w:t>
+      </w:r>
+    </w:p>
+    <w:p>
+      <w:pPr>
+        <w:rPr>
+          <w:rFonts w:ascii="Times New Roman" w:hAnsi="Times New Roman" w:cs="Times New Roman"/>
+          <w:sz w:val="24"/>
+        </w:rPr>
+      </w:pPr>
+      <w:r>
+        <w:rPr>
+          <w:rFonts w:ascii="Times New Roman" w:hAnsi="Times New Roman" w:cs="Times New Roman"/>
+          <w:sz w:val="24"/>
+        </w:rPr>
+        <w:t xml:space="preserve"> return 0;</w:t>
+      </w:r>
+    </w:p>
+    <w:p>
+      <w:pPr>
+        <w:rPr>
+          <w:rFonts w:ascii="Times New Roman" w:hAnsi="Times New Roman" w:cs="Times New Roman"/>
+          <w:sz w:val="24"/>
+        </w:rPr>
+      </w:pPr>
+      <w:r>
+        <w:rPr>
+          <w:rFonts w:ascii="Times New Roman" w:hAnsi="Times New Roman" w:cs="Times New Roman"/>
+          <w:sz w:val="24"/>
+        </w:rPr>
+        <w:t>}</w:t>
+      </w:r>
+    </w:p>
+    <w:p>
+      <w:pPr>
+        <w:rPr>
+          <w:rFonts w:ascii="Times New Roman" w:hAnsi="Times New Roman" w:cs="Times New Roman"/>
+          <w:sz w:val="24"/>
+        </w:rPr>
+      </w:pPr>
+      <w:r>
+        <w:rPr>
+          <w:rFonts w:ascii="Times New Roman" w:hAnsi="Times New Roman" w:cs="Times New Roman"/>
+          <w:sz w:val="24"/>
+        </w:rPr>
+        <w:t>Output:</w:t>
+      </w:r>
+    </w:p>
+    <w:p>
+      <w:pPr>
+        <w:rPr>
+          <w:rFonts w:ascii="Times New Roman" w:hAnsi="Times New Roman" w:cs="Times New Roman"/>
+          <w:sz w:val="24"/>
+        </w:rPr>
+      </w:pPr>
+      <w:r>
+        <w:rPr>
+          <w:rFonts w:ascii="Times New Roman" w:hAnsi="Times New Roman" w:cs="Times New Roman"/>
+          <w:sz w:val="24"/>
+        </w:rPr>
+        <w:t>Maximum = 25</w:t>
+      </w:r>
+    </w:p>
+    <w:p>
+      <w:pPr>
+        <w:rPr>
+          <w:rFonts w:ascii="Times New Roman" w:hAnsi="Times New Roman" w:cs="Times New Roman"/>
+          <w:sz w:val="24"/>
+        </w:rPr>
+      </w:pPr>
+    </w:p>
+    <w:p>
+      <w:pPr>
+        <w:spacing w:line="240" w:lineRule="auto"/>
+        <w:rPr>
+          <w:rFonts w:ascii="Times New Roman" w:hAnsi="Times New Roman" w:cs="Times New Roman"/>
+          <w:b/>
+          <w:bCs/>
+          <w:sz w:val="32"/>
+          <w:szCs w:val="32"/>
+        </w:rPr>
+      </w:pPr>
+      <w:r>
+        <w:rPr>
+          <w:b/>
+          <w:bCs/>
+          <w:sz w:val="32"/>
+          <w:szCs w:val="32"/>
+        </w:rPr>
+        <w:t xml:space="preserve">GitHub Code Link: </w:t>
+      </w:r>
+      <w:r>
+        <w:rPr>
+          <w:b/>
+          <w:bCs/>
+          <w:sz w:val="32"/>
+          <w:szCs w:val="32"/>
+        </w:rPr>
+        <w:t xml:space="preserve"> </w:t>
+      </w:r>
+      <w:r>
+        <w:rPr>
+          <w:b/>
+          <w:bCs/>
+          <w:sz w:val="32"/>
+          <w:szCs w:val="32"/>
+        </w:rPr>
+        <w:t>Click Here</w:t>
+      </w:r>
+      <w:r>
+        <w:rPr>
+          <w:b/>
+          <w:bCs/>
+          <w:sz w:val="32"/>
+          <w:szCs w:val="32"/>
+        </w:rPr>
+        <w:t>.</w:t>
+      </w:r>
+    </w:p>
+    <w:p>
+      <w:pPr>
+        <w:rPr>
+          <w:rFonts w:ascii="Times New Roman" w:hAnsi="Times New Roman" w:cs="Times New Roman"/>
+          <w:sz w:val="24"/>
+        </w:rPr>
+      </w:pPr>
+    </w:p>
+    <w:p>
+      <w:pPr>
+        <w:rPr>
+          <w:rFonts w:ascii="Times New Roman" w:hAnsi="Times New Roman" w:cs="Times New Roman"/>
+          <w:sz w:val="24"/>
+        </w:rPr>
+      </w:pPr>
+    </w:p>
+    <w:p>
+      <w:pPr>
         <w:jc w:val="center"/>
         <w:rPr>
           <w:rFonts w:ascii="Times New Roman" w:hAnsi="Times New Roman" w:cs="Times New Roman"/>
@@ -5606,6 +6453,452 @@
     </w:p>
     <w:p>
       <w:pPr>
+        <w:rPr>
+          <w:b/>
+          <w:bCs/>
+          <w:sz w:val="40"/>
+          <w:szCs w:val="40"/>
+        </w:rPr>
+      </w:pPr>
+      <w:r>
+        <w:rPr>
+          <w:rFonts w:ascii="Calibri" w:hAnsi="Calibri" w:cs="Calibri"/>
+          <w:b/>
+          <w:bCs/>
+          <w:sz w:val="40"/>
+          <w:szCs w:val="40"/>
+        </w:rPr>
+        <w:lastRenderedPageBreak/>
+        <w:t xml:space="preserve">Assignment </w:t>
+      </w:r>
+      <w:proofErr w:type="gramStart"/>
+      <w:r>
+        <w:rPr>
+          <w:rFonts w:ascii="Calibri" w:hAnsi="Calibri" w:cs="Calibri"/>
+          <w:b/>
+          <w:bCs/>
+          <w:sz w:val="40"/>
+          <w:szCs w:val="40"/>
+        </w:rPr>
+        <w:t>1</w:t>
+      </w:r>
+      <w:r>
+        <w:rPr>
+          <w:rFonts w:ascii="Calibri" w:hAnsi="Calibri" w:cs="Calibri"/>
+          <w:b/>
+          <w:bCs/>
+          <w:sz w:val="40"/>
+          <w:szCs w:val="40"/>
+        </w:rPr>
+        <w:t>3</w:t>
+      </w:r>
+      <w:r>
+        <w:rPr>
+          <w:rFonts w:ascii="Calibri" w:hAnsi="Calibri" w:cs="Calibri"/>
+          <w:b/>
+          <w:bCs/>
+          <w:sz w:val="40"/>
+          <w:szCs w:val="40"/>
+        </w:rPr>
+        <w:t xml:space="preserve"> </w:t>
+      </w:r>
+      <w:r>
+        <w:rPr>
+          <w:rFonts w:ascii="Calibri" w:hAnsi="Calibri" w:cs="Calibri"/>
+          <w:b/>
+          <w:bCs/>
+          <w:sz w:val="40"/>
+          <w:szCs w:val="40"/>
+        </w:rPr>
+        <w:t>:</w:t>
+      </w:r>
+      <w:proofErr w:type="gramEnd"/>
+      <w:r>
+        <w:rPr>
+          <w:rFonts w:ascii="Calibri" w:hAnsi="Calibri" w:cs="Calibri"/>
+          <w:b/>
+          <w:bCs/>
+          <w:sz w:val="40"/>
+          <w:szCs w:val="40"/>
+        </w:rPr>
+        <w:t xml:space="preserve"> </w:t>
+      </w:r>
+      <w:r>
+        <w:rPr>
+          <w:b/>
+          <w:bCs/>
+          <w:sz w:val="40"/>
+          <w:szCs w:val="40"/>
+        </w:rPr>
+        <w:t>Implicit casting</w:t>
+      </w:r>
+      <w:r>
+        <w:rPr>
+          <w:b/>
+          <w:bCs/>
+          <w:sz w:val="40"/>
+          <w:szCs w:val="40"/>
+        </w:rPr>
+        <w:t xml:space="preserve"> </w:t>
+      </w:r>
+      <w:r>
+        <w:rPr>
+          <w:b/>
+          <w:bCs/>
+          <w:sz w:val="40"/>
+          <w:szCs w:val="40"/>
+        </w:rPr>
+        <w:t>:</w:t>
+      </w:r>
+    </w:p>
+    <w:p>
+      <w:pPr>
+        <w:rPr>
+          <w:b/>
+          <w:bCs/>
+          <w:sz w:val="40"/>
+          <w:szCs w:val="40"/>
+        </w:rPr>
+      </w:pPr>
+      <w:r>
+        <w:rPr>
+          <w:b/>
+          <w:bCs/>
+          <w:noProof/>
+          <w:sz w:val="40"/>
+          <w:szCs w:val="40"/>
+        </w:rPr>
+        <w:drawing>
+          <wp:inline distT="0" distB="0" distL="0" distR="0" wp14:anchorId="48DCCDDD" wp14:editId="3DEE4EFA">
+            <wp:extent cx="6858000" cy="3994150"/>
+            <wp:effectExtent l="0" t="0" r="0" b="6350"/>
+            <wp:docPr id="14" name="Picture 14"/>
+            <wp:cNvGraphicFramePr>
+              <a:graphicFrameLocks xmlns:a="http://schemas.openxmlformats.org/drawingml/2006/main" noChangeAspect="1"/>
+            </wp:cNvGraphicFramePr>
+            <a:graphic xmlns:a="http://schemas.openxmlformats.org/drawingml/2006/main">
+              <a:graphicData uri="http://schemas.openxmlformats.org/drawingml/2006/picture">
+                <pic:pic xmlns:pic="http://schemas.openxmlformats.org/drawingml/2006/picture">
+                  <pic:nvPicPr>
+                    <pic:cNvPr id="14" name="Picture 14"/>
+                    <pic:cNvPicPr/>
+                  </pic:nvPicPr>
+                  <pic:blipFill>
+                    <a:blip r:embed="rId18">
+                      <a:extLst>
+                        <a:ext uri="{28A0092B-C50C-407E-A947-70E740481C1C}">
+                          <a14:useLocalDpi xmlns:a14="http://schemas.microsoft.com/office/drawing/2010/main" val="0"/>
+                        </a:ext>
+                      </a:extLst>
+                    </a:blip>
+                    <a:stretch>
+                      <a:fillRect/>
+                    </a:stretch>
+                  </pic:blipFill>
+                  <pic:spPr>
+                    <a:xfrm>
+                      <a:off x="0" y="0"/>
+                      <a:ext cx="6858000" cy="3994150"/>
+                    </a:xfrm>
+                    <a:prstGeom prst="rect">
+                      <a:avLst/>
+                    </a:prstGeom>
+                  </pic:spPr>
+                </pic:pic>
+              </a:graphicData>
+            </a:graphic>
+          </wp:inline>
+        </w:drawing>
+      </w:r>
+    </w:p>
+    <w:p>
+      <w:pPr>
+        <w:rPr>
+          <w:rFonts w:ascii="Times New Roman" w:hAnsi="Times New Roman" w:cs="Times New Roman"/>
+          <w:sz w:val="24"/>
+        </w:rPr>
+      </w:pPr>
+      <w:r>
+        <w:rPr>
+          <w:rFonts w:ascii="Times New Roman" w:hAnsi="Times New Roman" w:cs="Times New Roman"/>
+          <w:sz w:val="24"/>
+        </w:rPr>
+        <w:t>Code:</w:t>
+      </w:r>
+    </w:p>
+    <w:p>
+      <w:pPr>
+        <w:rPr>
+          <w:rFonts w:ascii="Times New Roman" w:hAnsi="Times New Roman" w:cs="Times New Roman"/>
+          <w:sz w:val="24"/>
+        </w:rPr>
+      </w:pPr>
+      <w:r>
+        <w:rPr>
+          <w:rFonts w:ascii="Times New Roman" w:hAnsi="Times New Roman" w:cs="Times New Roman"/>
+          <w:sz w:val="24"/>
+        </w:rPr>
+        <w:t>#include &lt;</w:t>
+      </w:r>
+      <w:proofErr w:type="spellStart"/>
+      <w:r>
+        <w:rPr>
+          <w:rFonts w:ascii="Times New Roman" w:hAnsi="Times New Roman" w:cs="Times New Roman"/>
+          <w:sz w:val="24"/>
+        </w:rPr>
+        <w:t>stdio.h</w:t>
+      </w:r>
+      <w:proofErr w:type="spellEnd"/>
+      <w:r>
+        <w:rPr>
+          <w:rFonts w:ascii="Times New Roman" w:hAnsi="Times New Roman" w:cs="Times New Roman"/>
+          <w:sz w:val="24"/>
+        </w:rPr>
+        <w:t>&gt;</w:t>
+      </w:r>
+    </w:p>
+    <w:p>
+      <w:pPr>
+        <w:rPr>
+          <w:rFonts w:ascii="Times New Roman" w:hAnsi="Times New Roman" w:cs="Times New Roman"/>
+          <w:sz w:val="24"/>
+        </w:rPr>
+      </w:pPr>
+      <w:r>
+        <w:rPr>
+          <w:rFonts w:ascii="Times New Roman" w:hAnsi="Times New Roman" w:cs="Times New Roman"/>
+          <w:sz w:val="24"/>
+        </w:rPr>
+        <w:t xml:space="preserve">int </w:t>
+      </w:r>
+      <w:proofErr w:type="gramStart"/>
+      <w:r>
+        <w:rPr>
+          <w:rFonts w:ascii="Times New Roman" w:hAnsi="Times New Roman" w:cs="Times New Roman"/>
+          <w:sz w:val="24"/>
+        </w:rPr>
+        <w:t>main(</w:t>
+      </w:r>
+      <w:proofErr w:type="gramEnd"/>
+      <w:r>
+        <w:rPr>
+          <w:rFonts w:ascii="Times New Roman" w:hAnsi="Times New Roman" w:cs="Times New Roman"/>
+          <w:sz w:val="24"/>
+        </w:rPr>
+        <w:t>) {</w:t>
+      </w:r>
+    </w:p>
+    <w:p>
+      <w:pPr>
+        <w:rPr>
+          <w:rFonts w:ascii="Times New Roman" w:hAnsi="Times New Roman" w:cs="Times New Roman"/>
+          <w:sz w:val="24"/>
+        </w:rPr>
+      </w:pPr>
+      <w:r>
+        <w:rPr>
+          <w:rFonts w:ascii="Times New Roman" w:hAnsi="Times New Roman" w:cs="Times New Roman"/>
+          <w:sz w:val="24"/>
+        </w:rPr>
+        <w:t xml:space="preserve"> int a = 10;</w:t>
+      </w:r>
+    </w:p>
+    <w:p>
+      <w:pPr>
+        <w:rPr>
+          <w:rFonts w:ascii="Times New Roman" w:hAnsi="Times New Roman" w:cs="Times New Roman"/>
+          <w:sz w:val="24"/>
+        </w:rPr>
+      </w:pPr>
+      <w:r>
+        <w:rPr>
+          <w:rFonts w:ascii="Times New Roman" w:hAnsi="Times New Roman" w:cs="Times New Roman"/>
+          <w:sz w:val="24"/>
+        </w:rPr>
+        <w:t xml:space="preserve"> float b = 3.5;</w:t>
+      </w:r>
+    </w:p>
+    <w:p>
+      <w:pPr>
+        <w:rPr>
+          <w:rFonts w:ascii="Times New Roman" w:hAnsi="Times New Roman" w:cs="Times New Roman"/>
+          <w:sz w:val="24"/>
+        </w:rPr>
+      </w:pPr>
+      <w:r>
+        <w:rPr>
+          <w:rFonts w:ascii="Times New Roman" w:hAnsi="Times New Roman" w:cs="Times New Roman"/>
+          <w:sz w:val="24"/>
+        </w:rPr>
+        <w:t xml:space="preserve"> float result = a + b;</w:t>
+      </w:r>
+    </w:p>
+    <w:p>
+      <w:pPr>
+        <w:rPr>
+          <w:rFonts w:ascii="Times New Roman" w:hAnsi="Times New Roman" w:cs="Times New Roman"/>
+          <w:sz w:val="24"/>
+        </w:rPr>
+      </w:pPr>
+      <w:r>
+        <w:rPr>
+          <w:rFonts w:ascii="Times New Roman" w:hAnsi="Times New Roman" w:cs="Times New Roman"/>
+          <w:sz w:val="24"/>
+        </w:rPr>
+        <w:t xml:space="preserve"> </w:t>
+      </w:r>
+      <w:proofErr w:type="spellStart"/>
+      <w:proofErr w:type="gramStart"/>
+      <w:r>
+        <w:rPr>
+          <w:rFonts w:ascii="Times New Roman" w:hAnsi="Times New Roman" w:cs="Times New Roman"/>
+          <w:sz w:val="24"/>
+        </w:rPr>
+        <w:t>printf</w:t>
+      </w:r>
+      <w:proofErr w:type="spellEnd"/>
+      <w:r>
+        <w:rPr>
+          <w:rFonts w:ascii="Times New Roman" w:hAnsi="Times New Roman" w:cs="Times New Roman"/>
+          <w:sz w:val="24"/>
+        </w:rPr>
+        <w:t>(</w:t>
+      </w:r>
+      <w:proofErr w:type="gramEnd"/>
+      <w:r>
+        <w:rPr>
+          <w:rFonts w:ascii="Times New Roman" w:hAnsi="Times New Roman" w:cs="Times New Roman"/>
+          <w:sz w:val="24"/>
+        </w:rPr>
+        <w:t>"Result = %.2f\n", result);</w:t>
+      </w:r>
+    </w:p>
+    <w:p>
+      <w:pPr>
+        <w:rPr>
+          <w:rFonts w:ascii="Times New Roman" w:hAnsi="Times New Roman" w:cs="Times New Roman"/>
+          <w:sz w:val="24"/>
+        </w:rPr>
+      </w:pPr>
+      <w:r>
+        <w:rPr>
+          <w:rFonts w:ascii="Times New Roman" w:hAnsi="Times New Roman" w:cs="Times New Roman"/>
+          <w:sz w:val="24"/>
+        </w:rPr>
+        <w:t xml:space="preserve"> return 0;</w:t>
+      </w:r>
+    </w:p>
+    <w:p>
+      <w:pPr>
+        <w:rPr>
+          <w:rFonts w:ascii="Times New Roman" w:hAnsi="Times New Roman" w:cs="Times New Roman"/>
+          <w:sz w:val="24"/>
+        </w:rPr>
+      </w:pPr>
+      <w:r>
+        <w:rPr>
+          <w:rFonts w:ascii="Times New Roman" w:hAnsi="Times New Roman" w:cs="Times New Roman"/>
+          <w:sz w:val="24"/>
+        </w:rPr>
+        <w:t>}</w:t>
+      </w:r>
+    </w:p>
+    <w:p>
+      <w:pPr>
+        <w:rPr>
+          <w:rFonts w:ascii="Times New Roman" w:hAnsi="Times New Roman" w:cs="Times New Roman"/>
+          <w:sz w:val="24"/>
+        </w:rPr>
+      </w:pPr>
+      <w:r>
+        <w:rPr>
+          <w:rFonts w:ascii="Times New Roman" w:hAnsi="Times New Roman" w:cs="Times New Roman"/>
+          <w:sz w:val="24"/>
+        </w:rPr>
+        <w:t>Output:</w:t>
+      </w:r>
+    </w:p>
+    <w:p>
+      <w:pPr>
+        <w:rPr>
+          <w:rFonts w:ascii="Times New Roman" w:hAnsi="Times New Roman" w:cs="Times New Roman"/>
+          <w:sz w:val="24"/>
+        </w:rPr>
+      </w:pPr>
+      <w:r>
+        <w:rPr>
+          <w:rFonts w:ascii="Times New Roman" w:hAnsi="Times New Roman" w:cs="Times New Roman"/>
+          <w:sz w:val="24"/>
+        </w:rPr>
+        <w:t>Result = 13.50</w:t>
+      </w:r>
+    </w:p>
+    <w:p>
+      <w:pPr>
+        <w:rPr>
+          <w:rFonts w:ascii="Times New Roman" w:hAnsi="Times New Roman" w:cs="Times New Roman"/>
+          <w:sz w:val="24"/>
+        </w:rPr>
+      </w:pPr>
+    </w:p>
+    <w:p>
+      <w:pPr>
+        <w:spacing w:line="240" w:lineRule="auto"/>
+        <w:rPr>
+          <w:rFonts w:ascii="Times New Roman" w:hAnsi="Times New Roman" w:cs="Times New Roman"/>
+          <w:b/>
+          <w:bCs/>
+          <w:sz w:val="32"/>
+          <w:szCs w:val="32"/>
+        </w:rPr>
+      </w:pPr>
+      <w:r>
+        <w:rPr>
+          <w:b/>
+          <w:bCs/>
+          <w:sz w:val="32"/>
+          <w:szCs w:val="32"/>
+        </w:rPr>
+        <w:t xml:space="preserve">GitHub Code Link: </w:t>
+      </w:r>
+      <w:r>
+        <w:rPr>
+          <w:b/>
+          <w:bCs/>
+          <w:sz w:val="32"/>
+          <w:szCs w:val="32"/>
+        </w:rPr>
+        <w:t xml:space="preserve"> </w:t>
+      </w:r>
+      <w:r>
+        <w:rPr>
+          <w:b/>
+          <w:bCs/>
+          <w:sz w:val="32"/>
+          <w:szCs w:val="32"/>
+        </w:rPr>
+        <w:t>Click Here</w:t>
+      </w:r>
+      <w:r>
+        <w:rPr>
+          <w:b/>
+          <w:bCs/>
+          <w:sz w:val="32"/>
+          <w:szCs w:val="32"/>
+        </w:rPr>
+        <w:t>.</w:t>
+      </w:r>
+    </w:p>
+    <w:p>
+      <w:pPr>
+        <w:rPr>
+          <w:rFonts w:ascii="Times New Roman" w:hAnsi="Times New Roman" w:cs="Times New Roman"/>
+          <w:sz w:val="24"/>
+        </w:rPr>
+      </w:pPr>
+    </w:p>
+    <w:p>
+      <w:pPr>
         <w:jc w:val="center"/>
         <w:rPr>
           <w:rFonts w:ascii="Times New Roman" w:hAnsi="Times New Roman" w:cs="Times New Roman"/>
@@ -5615,6 +6908,426 @@
     </w:p>
     <w:p>
       <w:pPr>
+        <w:rPr>
+          <w:b/>
+          <w:bCs/>
+          <w:sz w:val="40"/>
+          <w:szCs w:val="40"/>
+        </w:rPr>
+      </w:pPr>
+      <w:r>
+        <w:rPr>
+          <w:rFonts w:ascii="Calibri" w:hAnsi="Calibri" w:cs="Calibri"/>
+          <w:b/>
+          <w:bCs/>
+          <w:sz w:val="40"/>
+          <w:szCs w:val="40"/>
+        </w:rPr>
+        <w:lastRenderedPageBreak/>
+        <w:t xml:space="preserve">Assignment </w:t>
+      </w:r>
+      <w:proofErr w:type="gramStart"/>
+      <w:r>
+        <w:rPr>
+          <w:rFonts w:ascii="Calibri" w:hAnsi="Calibri" w:cs="Calibri"/>
+          <w:b/>
+          <w:bCs/>
+          <w:sz w:val="40"/>
+          <w:szCs w:val="40"/>
+        </w:rPr>
+        <w:t>14</w:t>
+      </w:r>
+      <w:r>
+        <w:rPr>
+          <w:rFonts w:ascii="Calibri" w:hAnsi="Calibri" w:cs="Calibri"/>
+          <w:b/>
+          <w:bCs/>
+          <w:sz w:val="40"/>
+          <w:szCs w:val="40"/>
+        </w:rPr>
+        <w:t xml:space="preserve"> </w:t>
+      </w:r>
+      <w:r>
+        <w:rPr>
+          <w:rFonts w:ascii="Calibri" w:hAnsi="Calibri" w:cs="Calibri"/>
+          <w:b/>
+          <w:bCs/>
+          <w:sz w:val="40"/>
+          <w:szCs w:val="40"/>
+        </w:rPr>
+        <w:t>:</w:t>
+      </w:r>
+      <w:proofErr w:type="gramEnd"/>
+      <w:r>
+        <w:rPr>
+          <w:rFonts w:ascii="Calibri" w:hAnsi="Calibri" w:cs="Calibri"/>
+          <w:b/>
+          <w:bCs/>
+          <w:sz w:val="40"/>
+          <w:szCs w:val="40"/>
+        </w:rPr>
+        <w:t xml:space="preserve"> </w:t>
+      </w:r>
+      <w:r>
+        <w:rPr>
+          <w:b/>
+          <w:bCs/>
+          <w:sz w:val="40"/>
+          <w:szCs w:val="40"/>
+        </w:rPr>
+        <w:t>Implicit casting</w:t>
+      </w:r>
+      <w:r>
+        <w:rPr>
+          <w:b/>
+          <w:bCs/>
+          <w:sz w:val="40"/>
+          <w:szCs w:val="40"/>
+        </w:rPr>
+        <w:t xml:space="preserve"> :</w:t>
+      </w:r>
+    </w:p>
+    <w:p>
+      <w:pPr>
+        <w:rPr>
+          <w:b/>
+          <w:bCs/>
+          <w:sz w:val="40"/>
+          <w:szCs w:val="40"/>
+        </w:rPr>
+      </w:pPr>
+      <w:r>
+        <w:rPr>
+          <w:b/>
+          <w:bCs/>
+          <w:noProof/>
+          <w:sz w:val="40"/>
+          <w:szCs w:val="40"/>
+        </w:rPr>
+        <w:drawing>
+          <wp:inline distT="0" distB="0" distL="0" distR="0" wp14:anchorId="03EC4886" wp14:editId="11E38B39">
+            <wp:extent cx="6858000" cy="4070985"/>
+            <wp:effectExtent l="0" t="0" r="0" b="5715"/>
+            <wp:docPr id="15" name="Picture 15"/>
+            <wp:cNvGraphicFramePr>
+              <a:graphicFrameLocks xmlns:a="http://schemas.openxmlformats.org/drawingml/2006/main" noChangeAspect="1"/>
+            </wp:cNvGraphicFramePr>
+            <a:graphic xmlns:a="http://schemas.openxmlformats.org/drawingml/2006/main">
+              <a:graphicData uri="http://schemas.openxmlformats.org/drawingml/2006/picture">
+                <pic:pic xmlns:pic="http://schemas.openxmlformats.org/drawingml/2006/picture">
+                  <pic:nvPicPr>
+                    <pic:cNvPr id="15" name="Picture 15"/>
+                    <pic:cNvPicPr/>
+                  </pic:nvPicPr>
+                  <pic:blipFill>
+                    <a:blip r:embed="rId19">
+                      <a:extLst>
+                        <a:ext uri="{28A0092B-C50C-407E-A947-70E740481C1C}">
+                          <a14:useLocalDpi xmlns:a14="http://schemas.microsoft.com/office/drawing/2010/main" val="0"/>
+                        </a:ext>
+                      </a:extLst>
+                    </a:blip>
+                    <a:stretch>
+                      <a:fillRect/>
+                    </a:stretch>
+                  </pic:blipFill>
+                  <pic:spPr>
+                    <a:xfrm>
+                      <a:off x="0" y="0"/>
+                      <a:ext cx="6858000" cy="4070985"/>
+                    </a:xfrm>
+                    <a:prstGeom prst="rect">
+                      <a:avLst/>
+                    </a:prstGeom>
+                  </pic:spPr>
+                </pic:pic>
+              </a:graphicData>
+            </a:graphic>
+          </wp:inline>
+        </w:drawing>
+      </w:r>
+    </w:p>
+    <w:p>
+      <w:pPr>
+        <w:rPr>
+          <w:rFonts w:ascii="Times New Roman" w:hAnsi="Times New Roman" w:cs="Times New Roman"/>
+          <w:sz w:val="24"/>
+        </w:rPr>
+      </w:pPr>
+      <w:r>
+        <w:rPr>
+          <w:rFonts w:ascii="Times New Roman" w:hAnsi="Times New Roman" w:cs="Times New Roman"/>
+          <w:sz w:val="24"/>
+        </w:rPr>
+        <w:t>Code:</w:t>
+      </w:r>
+    </w:p>
+    <w:p>
+      <w:pPr>
+        <w:rPr>
+          <w:rFonts w:ascii="Times New Roman" w:hAnsi="Times New Roman" w:cs="Times New Roman"/>
+          <w:sz w:val="24"/>
+        </w:rPr>
+      </w:pPr>
+      <w:r>
+        <w:rPr>
+          <w:rFonts w:ascii="Times New Roman" w:hAnsi="Times New Roman" w:cs="Times New Roman"/>
+          <w:sz w:val="24"/>
+        </w:rPr>
+        <w:t>#include &lt;</w:t>
+      </w:r>
+      <w:proofErr w:type="spellStart"/>
+      <w:r>
+        <w:rPr>
+          <w:rFonts w:ascii="Times New Roman" w:hAnsi="Times New Roman" w:cs="Times New Roman"/>
+          <w:sz w:val="24"/>
+        </w:rPr>
+        <w:t>stdio.h</w:t>
+      </w:r>
+      <w:proofErr w:type="spellEnd"/>
+      <w:r>
+        <w:rPr>
+          <w:rFonts w:ascii="Times New Roman" w:hAnsi="Times New Roman" w:cs="Times New Roman"/>
+          <w:sz w:val="24"/>
+        </w:rPr>
+        <w:t>&gt;</w:t>
+      </w:r>
+    </w:p>
+    <w:p>
+      <w:pPr>
+        <w:rPr>
+          <w:rFonts w:ascii="Times New Roman" w:hAnsi="Times New Roman" w:cs="Times New Roman"/>
+          <w:sz w:val="24"/>
+        </w:rPr>
+      </w:pPr>
+      <w:r>
+        <w:rPr>
+          <w:rFonts w:ascii="Times New Roman" w:hAnsi="Times New Roman" w:cs="Times New Roman"/>
+          <w:sz w:val="24"/>
+        </w:rPr>
+        <w:t xml:space="preserve">int </w:t>
+      </w:r>
+      <w:proofErr w:type="gramStart"/>
+      <w:r>
+        <w:rPr>
+          <w:rFonts w:ascii="Times New Roman" w:hAnsi="Times New Roman" w:cs="Times New Roman"/>
+          <w:sz w:val="24"/>
+        </w:rPr>
+        <w:t>main(</w:t>
+      </w:r>
+      <w:proofErr w:type="gramEnd"/>
+      <w:r>
+        <w:rPr>
+          <w:rFonts w:ascii="Times New Roman" w:hAnsi="Times New Roman" w:cs="Times New Roman"/>
+          <w:sz w:val="24"/>
+        </w:rPr>
+        <w:t>) {</w:t>
+      </w:r>
+    </w:p>
+    <w:p>
+      <w:pPr>
+        <w:rPr>
+          <w:rFonts w:ascii="Times New Roman" w:hAnsi="Times New Roman" w:cs="Times New Roman"/>
+          <w:sz w:val="24"/>
+        </w:rPr>
+      </w:pPr>
+      <w:r>
+        <w:rPr>
+          <w:rFonts w:ascii="Times New Roman" w:hAnsi="Times New Roman" w:cs="Times New Roman"/>
+          <w:sz w:val="24"/>
+        </w:rPr>
+        <w:t xml:space="preserve"> int a = 5, b = 2;</w:t>
+      </w:r>
+    </w:p>
+    <w:p>
+      <w:pPr>
+        <w:rPr>
+          <w:rFonts w:ascii="Times New Roman" w:hAnsi="Times New Roman" w:cs="Times New Roman"/>
+          <w:sz w:val="24"/>
+        </w:rPr>
+      </w:pPr>
+      <w:r>
+        <w:rPr>
+          <w:rFonts w:ascii="Times New Roman" w:hAnsi="Times New Roman" w:cs="Times New Roman"/>
+          <w:sz w:val="24"/>
+        </w:rPr>
+        <w:t xml:space="preserve"> float result = (float)a / b;</w:t>
+      </w:r>
+    </w:p>
+    <w:p>
+      <w:pPr>
+        <w:rPr>
+          <w:rFonts w:ascii="Times New Roman" w:hAnsi="Times New Roman" w:cs="Times New Roman"/>
+          <w:sz w:val="24"/>
+        </w:rPr>
+      </w:pPr>
+      <w:r>
+        <w:rPr>
+          <w:rFonts w:ascii="Times New Roman" w:hAnsi="Times New Roman" w:cs="Times New Roman"/>
+          <w:sz w:val="24"/>
+        </w:rPr>
+        <w:t xml:space="preserve"> </w:t>
+      </w:r>
+      <w:proofErr w:type="spellStart"/>
+      <w:proofErr w:type="gramStart"/>
+      <w:r>
+        <w:rPr>
+          <w:rFonts w:ascii="Times New Roman" w:hAnsi="Times New Roman" w:cs="Times New Roman"/>
+          <w:sz w:val="24"/>
+        </w:rPr>
+        <w:t>printf</w:t>
+      </w:r>
+      <w:proofErr w:type="spellEnd"/>
+      <w:r>
+        <w:rPr>
+          <w:rFonts w:ascii="Times New Roman" w:hAnsi="Times New Roman" w:cs="Times New Roman"/>
+          <w:sz w:val="24"/>
+        </w:rPr>
+        <w:t>(</w:t>
+      </w:r>
+      <w:proofErr w:type="gramEnd"/>
+      <w:r>
+        <w:rPr>
+          <w:rFonts w:ascii="Times New Roman" w:hAnsi="Times New Roman" w:cs="Times New Roman"/>
+          <w:sz w:val="24"/>
+        </w:rPr>
+        <w:t>"Division = %.2f\n", result);</w:t>
+      </w:r>
+    </w:p>
+    <w:p>
+      <w:pPr>
+        <w:rPr>
+          <w:rFonts w:ascii="Times New Roman" w:hAnsi="Times New Roman" w:cs="Times New Roman"/>
+          <w:sz w:val="24"/>
+        </w:rPr>
+      </w:pPr>
+      <w:r>
+        <w:rPr>
+          <w:rFonts w:ascii="Times New Roman" w:hAnsi="Times New Roman" w:cs="Times New Roman"/>
+          <w:sz w:val="24"/>
+        </w:rPr>
+        <w:t xml:space="preserve"> return 0;</w:t>
+      </w:r>
+    </w:p>
+    <w:p>
+      <w:pPr>
+        <w:rPr>
+          <w:rFonts w:ascii="Times New Roman" w:hAnsi="Times New Roman" w:cs="Times New Roman"/>
+          <w:sz w:val="24"/>
+        </w:rPr>
+      </w:pPr>
+      <w:r>
+        <w:rPr>
+          <w:rFonts w:ascii="Times New Roman" w:hAnsi="Times New Roman" w:cs="Times New Roman"/>
+          <w:sz w:val="24"/>
+        </w:rPr>
+        <w:t>}</w:t>
+      </w:r>
+    </w:p>
+    <w:p>
+      <w:pPr>
+        <w:rPr>
+          <w:rFonts w:ascii="Times New Roman" w:hAnsi="Times New Roman" w:cs="Times New Roman"/>
+          <w:sz w:val="24"/>
+        </w:rPr>
+      </w:pPr>
+      <w:r>
+        <w:rPr>
+          <w:rFonts w:ascii="Times New Roman" w:hAnsi="Times New Roman" w:cs="Times New Roman"/>
+          <w:sz w:val="24"/>
+        </w:rPr>
+        <w:t>Output:</w:t>
+      </w:r>
+    </w:p>
+    <w:p>
+      <w:pPr>
+        <w:rPr>
+          <w:rFonts w:ascii="Times New Roman" w:hAnsi="Times New Roman" w:cs="Times New Roman"/>
+          <w:sz w:val="24"/>
+        </w:rPr>
+      </w:pPr>
+      <w:r>
+        <w:rPr>
+          <w:rFonts w:ascii="Times New Roman" w:hAnsi="Times New Roman" w:cs="Times New Roman"/>
+          <w:sz w:val="24"/>
+        </w:rPr>
+        <w:t>Division = 2.50</w:t>
+      </w:r>
+    </w:p>
+    <w:p>
+      <w:pPr>
+        <w:rPr>
+          <w:rFonts w:ascii="Times New Roman" w:hAnsi="Times New Roman" w:cs="Times New Roman"/>
+          <w:sz w:val="24"/>
+        </w:rPr>
+      </w:pPr>
+    </w:p>
+    <w:p>
+      <w:pPr>
+        <w:spacing w:line="240" w:lineRule="auto"/>
+        <w:rPr>
+          <w:rFonts w:ascii="Times New Roman" w:hAnsi="Times New Roman" w:cs="Times New Roman"/>
+          <w:b/>
+          <w:bCs/>
+          <w:sz w:val="32"/>
+          <w:szCs w:val="32"/>
+        </w:rPr>
+      </w:pPr>
+      <w:r>
+        <w:rPr>
+          <w:b/>
+          <w:bCs/>
+          <w:sz w:val="32"/>
+          <w:szCs w:val="32"/>
+        </w:rPr>
+        <w:t xml:space="preserve">GitHub Code Link: </w:t>
+      </w:r>
+      <w:r>
+        <w:rPr>
+          <w:b/>
+          <w:bCs/>
+          <w:sz w:val="32"/>
+          <w:szCs w:val="32"/>
+        </w:rPr>
+        <w:t xml:space="preserve"> </w:t>
+      </w:r>
+      <w:r>
+        <w:rPr>
+          <w:b/>
+          <w:bCs/>
+          <w:sz w:val="32"/>
+          <w:szCs w:val="32"/>
+        </w:rPr>
+        <w:t>Click Here</w:t>
+      </w:r>
+      <w:r>
+        <w:rPr>
+          <w:b/>
+          <w:bCs/>
+          <w:sz w:val="32"/>
+          <w:szCs w:val="32"/>
+        </w:rPr>
+        <w:t>.</w:t>
+      </w:r>
+    </w:p>
+    <w:p>
+      <w:pPr>
+        <w:rPr>
+          <w:rFonts w:ascii="Times New Roman" w:hAnsi="Times New Roman" w:cs="Times New Roman"/>
+          <w:sz w:val="24"/>
+        </w:rPr>
+      </w:pPr>
+    </w:p>
+    <w:p>
+      <w:pPr>
+        <w:rPr>
+          <w:rFonts w:ascii="Times New Roman" w:hAnsi="Times New Roman" w:cs="Times New Roman"/>
+          <w:sz w:val="24"/>
+        </w:rPr>
+      </w:pPr>
+    </w:p>
+    <w:p>
+      <w:pPr>
         <w:jc w:val="center"/>
         <w:rPr>
           <w:rFonts w:ascii="Times New Roman" w:hAnsi="Times New Roman" w:cs="Times New Roman"/>
@@ -5624,6 +7337,557 @@
     </w:p>
     <w:p>
       <w:pPr>
+        <w:rPr>
+          <w:b/>
+          <w:bCs/>
+          <w:sz w:val="40"/>
+          <w:szCs w:val="40"/>
+        </w:rPr>
+      </w:pPr>
+      <w:r>
+        <w:rPr>
+          <w:rFonts w:ascii="Calibri" w:hAnsi="Calibri" w:cs="Calibri"/>
+          <w:b/>
+          <w:bCs/>
+          <w:sz w:val="40"/>
+          <w:szCs w:val="40"/>
+        </w:rPr>
+        <w:lastRenderedPageBreak/>
+        <w:t xml:space="preserve">Assignment </w:t>
+      </w:r>
+      <w:proofErr w:type="gramStart"/>
+      <w:r>
+        <w:rPr>
+          <w:rFonts w:ascii="Calibri" w:hAnsi="Calibri" w:cs="Calibri"/>
+          <w:b/>
+          <w:bCs/>
+          <w:sz w:val="40"/>
+          <w:szCs w:val="40"/>
+        </w:rPr>
+        <w:t>1</w:t>
+      </w:r>
+      <w:r>
+        <w:rPr>
+          <w:rFonts w:ascii="Calibri" w:hAnsi="Calibri" w:cs="Calibri"/>
+          <w:b/>
+          <w:bCs/>
+          <w:sz w:val="40"/>
+          <w:szCs w:val="40"/>
+        </w:rPr>
+        <w:t xml:space="preserve">5 </w:t>
+      </w:r>
+      <w:r>
+        <w:rPr>
+          <w:rFonts w:ascii="Calibri" w:hAnsi="Calibri" w:cs="Calibri"/>
+          <w:b/>
+          <w:bCs/>
+          <w:sz w:val="40"/>
+          <w:szCs w:val="40"/>
+        </w:rPr>
+        <w:t>:</w:t>
+      </w:r>
+      <w:proofErr w:type="gramEnd"/>
+      <w:r>
+        <w:rPr>
+          <w:rFonts w:ascii="Calibri" w:hAnsi="Calibri" w:cs="Calibri"/>
+          <w:b/>
+          <w:bCs/>
+          <w:sz w:val="40"/>
+          <w:szCs w:val="40"/>
+        </w:rPr>
+        <w:t xml:space="preserve"> </w:t>
+      </w:r>
+      <w:r>
+        <w:rPr>
+          <w:b/>
+          <w:bCs/>
+          <w:sz w:val="40"/>
+          <w:szCs w:val="40"/>
+        </w:rPr>
+        <w:t>Convert Celsius to Fahrenheit</w:t>
+      </w:r>
+      <w:r>
+        <w:rPr>
+          <w:b/>
+          <w:bCs/>
+          <w:sz w:val="40"/>
+          <w:szCs w:val="40"/>
+        </w:rPr>
+        <w:t xml:space="preserve"> </w:t>
+      </w:r>
+      <w:r>
+        <w:rPr>
+          <w:b/>
+          <w:bCs/>
+          <w:sz w:val="40"/>
+          <w:szCs w:val="40"/>
+        </w:rPr>
+        <w:t>:</w:t>
+      </w:r>
+    </w:p>
+    <w:p>
+      <w:pPr>
+        <w:rPr>
+          <w:b/>
+          <w:bCs/>
+          <w:sz w:val="40"/>
+          <w:szCs w:val="40"/>
+        </w:rPr>
+      </w:pPr>
+      <w:r>
+        <w:rPr>
+          <w:b/>
+          <w:bCs/>
+          <w:noProof/>
+          <w:sz w:val="40"/>
+          <w:szCs w:val="40"/>
+        </w:rPr>
+        <w:drawing>
+          <wp:inline distT="0" distB="0" distL="0" distR="0" wp14:anchorId="7D9513F3" wp14:editId="216BA69E">
+            <wp:extent cx="6858000" cy="3715385"/>
+            <wp:effectExtent l="0" t="0" r="0" b="0"/>
+            <wp:docPr id="16" name="Picture 16"/>
+            <wp:cNvGraphicFramePr>
+              <a:graphicFrameLocks xmlns:a="http://schemas.openxmlformats.org/drawingml/2006/main" noChangeAspect="1"/>
+            </wp:cNvGraphicFramePr>
+            <a:graphic xmlns:a="http://schemas.openxmlformats.org/drawingml/2006/main">
+              <a:graphicData uri="http://schemas.openxmlformats.org/drawingml/2006/picture">
+                <pic:pic xmlns:pic="http://schemas.openxmlformats.org/drawingml/2006/picture">
+                  <pic:nvPicPr>
+                    <pic:cNvPr id="16" name="Picture 16"/>
+                    <pic:cNvPicPr/>
+                  </pic:nvPicPr>
+                  <pic:blipFill>
+                    <a:blip r:embed="rId20">
+                      <a:extLst>
+                        <a:ext uri="{28A0092B-C50C-407E-A947-70E740481C1C}">
+                          <a14:useLocalDpi xmlns:a14="http://schemas.microsoft.com/office/drawing/2010/main" val="0"/>
+                        </a:ext>
+                      </a:extLst>
+                    </a:blip>
+                    <a:stretch>
+                      <a:fillRect/>
+                    </a:stretch>
+                  </pic:blipFill>
+                  <pic:spPr>
+                    <a:xfrm>
+                      <a:off x="0" y="0"/>
+                      <a:ext cx="6858000" cy="3715385"/>
+                    </a:xfrm>
+                    <a:prstGeom prst="rect">
+                      <a:avLst/>
+                    </a:prstGeom>
+                  </pic:spPr>
+                </pic:pic>
+              </a:graphicData>
+            </a:graphic>
+          </wp:inline>
+        </w:drawing>
+      </w:r>
+    </w:p>
+    <w:p>
+      <w:pPr>
+        <w:rPr>
+          <w:rFonts w:ascii="Times New Roman" w:hAnsi="Times New Roman" w:cs="Times New Roman"/>
+          <w:sz w:val="24"/>
+        </w:rPr>
+      </w:pPr>
+      <w:proofErr w:type="gramStart"/>
+      <w:r>
+        <w:rPr>
+          <w:rFonts w:ascii="Times New Roman" w:hAnsi="Times New Roman" w:cs="Times New Roman"/>
+          <w:sz w:val="24"/>
+        </w:rPr>
+        <w:t>Code :</w:t>
+      </w:r>
+      <w:proofErr w:type="gramEnd"/>
+    </w:p>
+    <w:p>
+      <w:pPr>
+        <w:rPr>
+          <w:rFonts w:ascii="Times New Roman" w:hAnsi="Times New Roman" w:cs="Times New Roman"/>
+          <w:sz w:val="24"/>
+        </w:rPr>
+      </w:pPr>
+      <w:r>
+        <w:rPr>
+          <w:rFonts w:ascii="Times New Roman" w:hAnsi="Times New Roman" w:cs="Times New Roman"/>
+          <w:sz w:val="24"/>
+        </w:rPr>
+        <w:t>#include &lt;</w:t>
+      </w:r>
+      <w:proofErr w:type="spellStart"/>
+      <w:r>
+        <w:rPr>
+          <w:rFonts w:ascii="Times New Roman" w:hAnsi="Times New Roman" w:cs="Times New Roman"/>
+          <w:sz w:val="24"/>
+        </w:rPr>
+        <w:t>stdio.h</w:t>
+      </w:r>
+      <w:proofErr w:type="spellEnd"/>
+      <w:r>
+        <w:rPr>
+          <w:rFonts w:ascii="Times New Roman" w:hAnsi="Times New Roman" w:cs="Times New Roman"/>
+          <w:sz w:val="24"/>
+        </w:rPr>
+        <w:t>&gt;</w:t>
+      </w:r>
+    </w:p>
+    <w:p>
+      <w:pPr>
+        <w:rPr>
+          <w:rFonts w:ascii="Times New Roman" w:hAnsi="Times New Roman" w:cs="Times New Roman"/>
+          <w:sz w:val="24"/>
+        </w:rPr>
+      </w:pPr>
+      <w:r>
+        <w:rPr>
+          <w:rFonts w:ascii="Times New Roman" w:hAnsi="Times New Roman" w:cs="Times New Roman"/>
+          <w:sz w:val="24"/>
+        </w:rPr>
+        <w:t xml:space="preserve">int </w:t>
+      </w:r>
+      <w:proofErr w:type="gramStart"/>
+      <w:r>
+        <w:rPr>
+          <w:rFonts w:ascii="Times New Roman" w:hAnsi="Times New Roman" w:cs="Times New Roman"/>
+          <w:sz w:val="24"/>
+        </w:rPr>
+        <w:t>main(</w:t>
+      </w:r>
+      <w:proofErr w:type="gramEnd"/>
+      <w:r>
+        <w:rPr>
+          <w:rFonts w:ascii="Times New Roman" w:hAnsi="Times New Roman" w:cs="Times New Roman"/>
+          <w:sz w:val="24"/>
+        </w:rPr>
+        <w:t>) {</w:t>
+      </w:r>
+    </w:p>
+    <w:p>
+      <w:pPr>
+        <w:rPr>
+          <w:rFonts w:ascii="Times New Roman" w:hAnsi="Times New Roman" w:cs="Times New Roman"/>
+          <w:sz w:val="24"/>
+        </w:rPr>
+      </w:pPr>
+      <w:r>
+        <w:rPr>
+          <w:rFonts w:ascii="Times New Roman" w:hAnsi="Times New Roman" w:cs="Times New Roman"/>
+          <w:sz w:val="24"/>
+        </w:rPr>
+        <w:t xml:space="preserve"> float </w:t>
+      </w:r>
+      <w:proofErr w:type="spellStart"/>
+      <w:r>
+        <w:rPr>
+          <w:rFonts w:ascii="Times New Roman" w:hAnsi="Times New Roman" w:cs="Times New Roman"/>
+          <w:sz w:val="24"/>
+        </w:rPr>
+        <w:t>celsius</w:t>
+      </w:r>
+      <w:proofErr w:type="spellEnd"/>
+      <w:r>
+        <w:rPr>
+          <w:rFonts w:ascii="Times New Roman" w:hAnsi="Times New Roman" w:cs="Times New Roman"/>
+          <w:sz w:val="24"/>
+        </w:rPr>
+        <w:t>;</w:t>
+      </w:r>
+    </w:p>
+    <w:p>
+      <w:pPr>
+        <w:rPr>
+          <w:rFonts w:ascii="Times New Roman" w:hAnsi="Times New Roman" w:cs="Times New Roman"/>
+          <w:sz w:val="24"/>
+        </w:rPr>
+      </w:pPr>
+      <w:r>
+        <w:rPr>
+          <w:rFonts w:ascii="Times New Roman" w:hAnsi="Times New Roman" w:cs="Times New Roman"/>
+          <w:sz w:val="24"/>
+        </w:rPr>
+        <w:t xml:space="preserve"> </w:t>
+      </w:r>
+      <w:proofErr w:type="spellStart"/>
+      <w:proofErr w:type="gramStart"/>
+      <w:r>
+        <w:rPr>
+          <w:rFonts w:ascii="Times New Roman" w:hAnsi="Times New Roman" w:cs="Times New Roman"/>
+          <w:sz w:val="24"/>
+        </w:rPr>
+        <w:t>printf</w:t>
+      </w:r>
+      <w:proofErr w:type="spellEnd"/>
+      <w:r>
+        <w:rPr>
+          <w:rFonts w:ascii="Times New Roman" w:hAnsi="Times New Roman" w:cs="Times New Roman"/>
+          <w:sz w:val="24"/>
+        </w:rPr>
+        <w:t>(</w:t>
+      </w:r>
+      <w:proofErr w:type="gramEnd"/>
+      <w:r>
+        <w:rPr>
+          <w:rFonts w:ascii="Times New Roman" w:hAnsi="Times New Roman" w:cs="Times New Roman"/>
+          <w:sz w:val="24"/>
+        </w:rPr>
+        <w:t>"Enter Celsius: ");</w:t>
+      </w:r>
+    </w:p>
+    <w:p>
+      <w:pPr>
+        <w:rPr>
+          <w:rFonts w:ascii="Times New Roman" w:hAnsi="Times New Roman" w:cs="Times New Roman"/>
+          <w:sz w:val="24"/>
+        </w:rPr>
+      </w:pPr>
+      <w:r>
+        <w:rPr>
+          <w:rFonts w:ascii="Times New Roman" w:hAnsi="Times New Roman" w:cs="Times New Roman"/>
+          <w:sz w:val="24"/>
+        </w:rPr>
+        <w:t xml:space="preserve"> </w:t>
+      </w:r>
+      <w:proofErr w:type="spellStart"/>
+      <w:proofErr w:type="gramStart"/>
+      <w:r>
+        <w:rPr>
+          <w:rFonts w:ascii="Times New Roman" w:hAnsi="Times New Roman" w:cs="Times New Roman"/>
+          <w:sz w:val="24"/>
+        </w:rPr>
+        <w:t>scanf</w:t>
+      </w:r>
+      <w:proofErr w:type="spellEnd"/>
+      <w:r>
+        <w:rPr>
+          <w:rFonts w:ascii="Times New Roman" w:hAnsi="Times New Roman" w:cs="Times New Roman"/>
+          <w:sz w:val="24"/>
+        </w:rPr>
+        <w:t>(</w:t>
+      </w:r>
+      <w:proofErr w:type="gramEnd"/>
+      <w:r>
+        <w:rPr>
+          <w:rFonts w:ascii="Times New Roman" w:hAnsi="Times New Roman" w:cs="Times New Roman"/>
+          <w:sz w:val="24"/>
+        </w:rPr>
+        <w:t>"%f", &amp;</w:t>
+      </w:r>
+      <w:proofErr w:type="spellStart"/>
+      <w:r>
+        <w:rPr>
+          <w:rFonts w:ascii="Times New Roman" w:hAnsi="Times New Roman" w:cs="Times New Roman"/>
+          <w:sz w:val="24"/>
+        </w:rPr>
+        <w:t>celsius</w:t>
+      </w:r>
+      <w:proofErr w:type="spellEnd"/>
+      <w:r>
+        <w:rPr>
+          <w:rFonts w:ascii="Times New Roman" w:hAnsi="Times New Roman" w:cs="Times New Roman"/>
+          <w:sz w:val="24"/>
+        </w:rPr>
+        <w:t>);</w:t>
+      </w:r>
+    </w:p>
+    <w:p>
+      <w:pPr>
+        <w:rPr>
+          <w:rFonts w:ascii="Times New Roman" w:hAnsi="Times New Roman" w:cs="Times New Roman"/>
+          <w:sz w:val="24"/>
+        </w:rPr>
+      </w:pPr>
+      <w:r>
+        <w:rPr>
+          <w:rFonts w:ascii="Times New Roman" w:hAnsi="Times New Roman" w:cs="Times New Roman"/>
+          <w:sz w:val="24"/>
+        </w:rPr>
+        <w:t xml:space="preserve"> </w:t>
+      </w:r>
+      <w:proofErr w:type="spellStart"/>
+      <w:proofErr w:type="gramStart"/>
+      <w:r>
+        <w:rPr>
+          <w:rFonts w:ascii="Times New Roman" w:hAnsi="Times New Roman" w:cs="Times New Roman"/>
+          <w:sz w:val="24"/>
+        </w:rPr>
+        <w:t>printf</w:t>
+      </w:r>
+      <w:proofErr w:type="spellEnd"/>
+      <w:r>
+        <w:rPr>
+          <w:rFonts w:ascii="Times New Roman" w:hAnsi="Times New Roman" w:cs="Times New Roman"/>
+          <w:sz w:val="24"/>
+        </w:rPr>
+        <w:t>(</w:t>
+      </w:r>
+      <w:proofErr w:type="gramEnd"/>
+      <w:r>
+        <w:rPr>
+          <w:rFonts w:ascii="Times New Roman" w:hAnsi="Times New Roman" w:cs="Times New Roman"/>
+          <w:sz w:val="24"/>
+        </w:rPr>
+        <w:t>"Fahrenheit = %.2f\n", (</w:t>
+      </w:r>
+      <w:proofErr w:type="spellStart"/>
+      <w:r>
+        <w:rPr>
+          <w:rFonts w:ascii="Times New Roman" w:hAnsi="Times New Roman" w:cs="Times New Roman"/>
+          <w:sz w:val="24"/>
+        </w:rPr>
+        <w:t>celsius</w:t>
+      </w:r>
+      <w:proofErr w:type="spellEnd"/>
+      <w:r>
+        <w:rPr>
+          <w:rFonts w:ascii="Times New Roman" w:hAnsi="Times New Roman" w:cs="Times New Roman"/>
+          <w:sz w:val="24"/>
+        </w:rPr>
+        <w:t xml:space="preserve"> * 9 / 5) + 32);</w:t>
+      </w:r>
+    </w:p>
+    <w:p>
+      <w:pPr>
+        <w:rPr>
+          <w:rFonts w:ascii="Times New Roman" w:hAnsi="Times New Roman" w:cs="Times New Roman"/>
+          <w:sz w:val="24"/>
+        </w:rPr>
+      </w:pPr>
+      <w:r>
+        <w:rPr>
+          <w:rFonts w:ascii="Times New Roman" w:hAnsi="Times New Roman" w:cs="Times New Roman"/>
+          <w:sz w:val="24"/>
+        </w:rPr>
+        <w:t xml:space="preserve"> return 0;</w:t>
+      </w:r>
+    </w:p>
+    <w:p>
+      <w:pPr>
+        <w:rPr>
+          <w:rFonts w:ascii="Times New Roman" w:hAnsi="Times New Roman" w:cs="Times New Roman"/>
+          <w:sz w:val="24"/>
+        </w:rPr>
+      </w:pPr>
+      <w:r>
+        <w:rPr>
+          <w:rFonts w:ascii="Times New Roman" w:hAnsi="Times New Roman" w:cs="Times New Roman"/>
+          <w:sz w:val="24"/>
+        </w:rPr>
+        <w:t>}</w:t>
+      </w:r>
+    </w:p>
+    <w:p>
+      <w:pPr>
+        <w:rPr>
+          <w:rFonts w:ascii="Times New Roman" w:hAnsi="Times New Roman" w:cs="Times New Roman"/>
+          <w:sz w:val="24"/>
+        </w:rPr>
+      </w:pPr>
+      <w:r>
+        <w:rPr>
+          <w:rFonts w:ascii="Times New Roman" w:hAnsi="Times New Roman" w:cs="Times New Roman"/>
+          <w:sz w:val="24"/>
+        </w:rPr>
+        <w:t>Output:</w:t>
+      </w:r>
+    </w:p>
+    <w:p>
+      <w:pPr>
+        <w:rPr>
+          <w:rFonts w:ascii="Times New Roman" w:hAnsi="Times New Roman" w:cs="Times New Roman"/>
+          <w:sz w:val="24"/>
+        </w:rPr>
+      </w:pPr>
+      <w:r>
+        <w:rPr>
+          <w:rFonts w:ascii="Times New Roman" w:hAnsi="Times New Roman" w:cs="Times New Roman"/>
+          <w:sz w:val="24"/>
+        </w:rPr>
+        <w:t>Enter Celsius: 45</w:t>
+      </w:r>
+    </w:p>
+    <w:p>
+      <w:pPr>
+        <w:rPr>
+          <w:rFonts w:ascii="Times New Roman" w:hAnsi="Times New Roman" w:cs="Times New Roman"/>
+          <w:sz w:val="24"/>
+        </w:rPr>
+      </w:pPr>
+      <w:r>
+        <w:rPr>
+          <w:rFonts w:ascii="Times New Roman" w:hAnsi="Times New Roman" w:cs="Times New Roman"/>
+          <w:sz w:val="24"/>
+        </w:rPr>
+        <w:t>Fahrenheit = 113.00</w:t>
+      </w:r>
+    </w:p>
+    <w:p>
+      <w:pPr>
+        <w:rPr>
+          <w:rFonts w:ascii="Times New Roman" w:hAnsi="Times New Roman" w:cs="Times New Roman"/>
+          <w:sz w:val="24"/>
+        </w:rPr>
+      </w:pPr>
+    </w:p>
+    <w:p>
+      <w:pPr>
+        <w:spacing w:line="240" w:lineRule="auto"/>
+        <w:rPr>
+          <w:rFonts w:ascii="Times New Roman" w:hAnsi="Times New Roman" w:cs="Times New Roman"/>
+          <w:b/>
+          <w:bCs/>
+          <w:sz w:val="32"/>
+          <w:szCs w:val="32"/>
+        </w:rPr>
+      </w:pPr>
+      <w:r>
+        <w:rPr>
+          <w:b/>
+          <w:bCs/>
+          <w:sz w:val="32"/>
+          <w:szCs w:val="32"/>
+        </w:rPr>
+        <w:t xml:space="preserve">GitHub Code Link: </w:t>
+      </w:r>
+      <w:r>
+        <w:rPr>
+          <w:b/>
+          <w:bCs/>
+          <w:sz w:val="32"/>
+          <w:szCs w:val="32"/>
+        </w:rPr>
+        <w:t xml:space="preserve"> </w:t>
+      </w:r>
+      <w:r>
+        <w:rPr>
+          <w:b/>
+          <w:bCs/>
+          <w:sz w:val="32"/>
+          <w:szCs w:val="32"/>
+        </w:rPr>
+        <w:t>Click Here</w:t>
+      </w:r>
+      <w:r>
+        <w:rPr>
+          <w:b/>
+          <w:bCs/>
+          <w:sz w:val="32"/>
+          <w:szCs w:val="32"/>
+        </w:rPr>
+        <w:t>.</w:t>
+      </w:r>
+    </w:p>
+    <w:p>
+      <w:pPr>
+        <w:rPr>
+          <w:rFonts w:ascii="Times New Roman" w:hAnsi="Times New Roman" w:cs="Times New Roman"/>
+          <w:sz w:val="24"/>
+        </w:rPr>
+      </w:pPr>
+    </w:p>
+    <w:p>
+      <w:pPr>
         <w:jc w:val="center"/>
         <w:rPr>
           <w:rFonts w:ascii="Times New Roman" w:hAnsi="Times New Roman" w:cs="Times New Roman"/>
@@ -5633,6 +7897,437 @@
     </w:p>
     <w:p>
       <w:pPr>
+        <w:rPr>
+          <w:b/>
+          <w:bCs/>
+          <w:sz w:val="40"/>
+          <w:szCs w:val="40"/>
+        </w:rPr>
+      </w:pPr>
+      <w:r>
+        <w:rPr>
+          <w:rFonts w:ascii="Calibri" w:hAnsi="Calibri" w:cs="Calibri"/>
+          <w:b/>
+          <w:bCs/>
+          <w:sz w:val="40"/>
+          <w:szCs w:val="40"/>
+        </w:rPr>
+        <w:lastRenderedPageBreak/>
+        <w:t xml:space="preserve">Assignment </w:t>
+      </w:r>
+      <w:proofErr w:type="gramStart"/>
+      <w:r>
+        <w:rPr>
+          <w:rFonts w:ascii="Calibri" w:hAnsi="Calibri" w:cs="Calibri"/>
+          <w:b/>
+          <w:bCs/>
+          <w:sz w:val="40"/>
+          <w:szCs w:val="40"/>
+        </w:rPr>
+        <w:t>1</w:t>
+      </w:r>
+      <w:r>
+        <w:rPr>
+          <w:rFonts w:ascii="Calibri" w:hAnsi="Calibri" w:cs="Calibri"/>
+          <w:b/>
+          <w:bCs/>
+          <w:sz w:val="40"/>
+          <w:szCs w:val="40"/>
+        </w:rPr>
+        <w:t>6</w:t>
+      </w:r>
+      <w:r>
+        <w:rPr>
+          <w:rFonts w:ascii="Calibri" w:hAnsi="Calibri" w:cs="Calibri"/>
+          <w:b/>
+          <w:bCs/>
+          <w:sz w:val="40"/>
+          <w:szCs w:val="40"/>
+        </w:rPr>
+        <w:t xml:space="preserve"> </w:t>
+      </w:r>
+      <w:r>
+        <w:rPr>
+          <w:rFonts w:ascii="Calibri" w:hAnsi="Calibri" w:cs="Calibri"/>
+          <w:b/>
+          <w:bCs/>
+          <w:sz w:val="40"/>
+          <w:szCs w:val="40"/>
+        </w:rPr>
+        <w:t>:</w:t>
+      </w:r>
+      <w:proofErr w:type="gramEnd"/>
+      <w:r>
+        <w:rPr>
+          <w:rFonts w:ascii="Calibri" w:hAnsi="Calibri" w:cs="Calibri"/>
+          <w:b/>
+          <w:bCs/>
+          <w:sz w:val="40"/>
+          <w:szCs w:val="40"/>
+        </w:rPr>
+        <w:t xml:space="preserve"> </w:t>
+      </w:r>
+      <w:r>
+        <w:rPr>
+          <w:b/>
+          <w:bCs/>
+          <w:sz w:val="40"/>
+          <w:szCs w:val="40"/>
+        </w:rPr>
+        <w:t>Integer to character</w:t>
+      </w:r>
+      <w:r>
+        <w:rPr>
+          <w:b/>
+          <w:bCs/>
+          <w:sz w:val="40"/>
+          <w:szCs w:val="40"/>
+        </w:rPr>
+        <w:t xml:space="preserve"> </w:t>
+      </w:r>
+      <w:r>
+        <w:rPr>
+          <w:b/>
+          <w:bCs/>
+          <w:sz w:val="40"/>
+          <w:szCs w:val="40"/>
+        </w:rPr>
+        <w:t>:</w:t>
+      </w:r>
+    </w:p>
+    <w:p>
+      <w:pPr>
+        <w:rPr>
+          <w:b/>
+          <w:bCs/>
+          <w:sz w:val="40"/>
+          <w:szCs w:val="40"/>
+        </w:rPr>
+      </w:pPr>
+      <w:r>
+        <w:rPr>
+          <w:b/>
+          <w:bCs/>
+          <w:noProof/>
+          <w:sz w:val="40"/>
+          <w:szCs w:val="40"/>
+        </w:rPr>
+        <w:drawing>
+          <wp:inline distT="0" distB="0" distL="0" distR="0" wp14:anchorId="7EE95BF3" wp14:editId="2F83ADA8">
+            <wp:extent cx="6858000" cy="3850640"/>
+            <wp:effectExtent l="0" t="0" r="0" b="0"/>
+            <wp:docPr id="17" name="Picture 17"/>
+            <wp:cNvGraphicFramePr>
+              <a:graphicFrameLocks xmlns:a="http://schemas.openxmlformats.org/drawingml/2006/main" noChangeAspect="1"/>
+            </wp:cNvGraphicFramePr>
+            <a:graphic xmlns:a="http://schemas.openxmlformats.org/drawingml/2006/main">
+              <a:graphicData uri="http://schemas.openxmlformats.org/drawingml/2006/picture">
+                <pic:pic xmlns:pic="http://schemas.openxmlformats.org/drawingml/2006/picture">
+                  <pic:nvPicPr>
+                    <pic:cNvPr id="17" name="Picture 17"/>
+                    <pic:cNvPicPr/>
+                  </pic:nvPicPr>
+                  <pic:blipFill>
+                    <a:blip r:embed="rId21">
+                      <a:extLst>
+                        <a:ext uri="{28A0092B-C50C-407E-A947-70E740481C1C}">
+                          <a14:useLocalDpi xmlns:a14="http://schemas.microsoft.com/office/drawing/2010/main" val="0"/>
+                        </a:ext>
+                      </a:extLst>
+                    </a:blip>
+                    <a:stretch>
+                      <a:fillRect/>
+                    </a:stretch>
+                  </pic:blipFill>
+                  <pic:spPr>
+                    <a:xfrm>
+                      <a:off x="0" y="0"/>
+                      <a:ext cx="6858000" cy="3850640"/>
+                    </a:xfrm>
+                    <a:prstGeom prst="rect">
+                      <a:avLst/>
+                    </a:prstGeom>
+                  </pic:spPr>
+                </pic:pic>
+              </a:graphicData>
+            </a:graphic>
+          </wp:inline>
+        </w:drawing>
+      </w:r>
+    </w:p>
+    <w:p>
+      <w:pPr>
+        <w:rPr>
+          <w:rFonts w:ascii="Times New Roman" w:hAnsi="Times New Roman" w:cs="Times New Roman"/>
+          <w:sz w:val="24"/>
+        </w:rPr>
+      </w:pPr>
+      <w:r>
+        <w:rPr>
+          <w:rFonts w:ascii="Times New Roman" w:hAnsi="Times New Roman" w:cs="Times New Roman"/>
+          <w:sz w:val="24"/>
+        </w:rPr>
+        <w:t>Code:</w:t>
+      </w:r>
+    </w:p>
+    <w:p>
+      <w:pPr>
+        <w:rPr>
+          <w:rFonts w:ascii="Times New Roman" w:hAnsi="Times New Roman" w:cs="Times New Roman"/>
+          <w:sz w:val="24"/>
+        </w:rPr>
+      </w:pPr>
+      <w:r>
+        <w:rPr>
+          <w:rFonts w:ascii="Times New Roman" w:hAnsi="Times New Roman" w:cs="Times New Roman"/>
+          <w:sz w:val="24"/>
+        </w:rPr>
+        <w:t>#include &lt;</w:t>
+      </w:r>
+      <w:proofErr w:type="spellStart"/>
+      <w:r>
+        <w:rPr>
+          <w:rFonts w:ascii="Times New Roman" w:hAnsi="Times New Roman" w:cs="Times New Roman"/>
+          <w:sz w:val="24"/>
+        </w:rPr>
+        <w:t>stdio.h</w:t>
+      </w:r>
+      <w:proofErr w:type="spellEnd"/>
+      <w:r>
+        <w:rPr>
+          <w:rFonts w:ascii="Times New Roman" w:hAnsi="Times New Roman" w:cs="Times New Roman"/>
+          <w:sz w:val="24"/>
+        </w:rPr>
+        <w:t>&gt;</w:t>
+      </w:r>
+    </w:p>
+    <w:p>
+      <w:pPr>
+        <w:rPr>
+          <w:rFonts w:ascii="Times New Roman" w:hAnsi="Times New Roman" w:cs="Times New Roman"/>
+          <w:sz w:val="24"/>
+        </w:rPr>
+      </w:pPr>
+      <w:r>
+        <w:rPr>
+          <w:rFonts w:ascii="Times New Roman" w:hAnsi="Times New Roman" w:cs="Times New Roman"/>
+          <w:sz w:val="24"/>
+        </w:rPr>
+        <w:t xml:space="preserve">int </w:t>
+      </w:r>
+      <w:proofErr w:type="gramStart"/>
+      <w:r>
+        <w:rPr>
+          <w:rFonts w:ascii="Times New Roman" w:hAnsi="Times New Roman" w:cs="Times New Roman"/>
+          <w:sz w:val="24"/>
+        </w:rPr>
+        <w:t>main(</w:t>
+      </w:r>
+      <w:proofErr w:type="gramEnd"/>
+      <w:r>
+        <w:rPr>
+          <w:rFonts w:ascii="Times New Roman" w:hAnsi="Times New Roman" w:cs="Times New Roman"/>
+          <w:sz w:val="24"/>
+        </w:rPr>
+        <w:t>) {</w:t>
+      </w:r>
+    </w:p>
+    <w:p>
+      <w:pPr>
+        <w:rPr>
+          <w:rFonts w:ascii="Times New Roman" w:hAnsi="Times New Roman" w:cs="Times New Roman"/>
+          <w:sz w:val="24"/>
+        </w:rPr>
+      </w:pPr>
+      <w:r>
+        <w:rPr>
+          <w:rFonts w:ascii="Times New Roman" w:hAnsi="Times New Roman" w:cs="Times New Roman"/>
+          <w:sz w:val="24"/>
+        </w:rPr>
+        <w:t xml:space="preserve"> int code = 65;</w:t>
+      </w:r>
+    </w:p>
+    <w:p>
+      <w:pPr>
+        <w:rPr>
+          <w:rFonts w:ascii="Times New Roman" w:hAnsi="Times New Roman" w:cs="Times New Roman"/>
+          <w:sz w:val="24"/>
+        </w:rPr>
+      </w:pPr>
+      <w:r>
+        <w:rPr>
+          <w:rFonts w:ascii="Times New Roman" w:hAnsi="Times New Roman" w:cs="Times New Roman"/>
+          <w:sz w:val="24"/>
+        </w:rPr>
+        <w:t xml:space="preserve"> char letter = (char)code;</w:t>
+      </w:r>
+    </w:p>
+    <w:p>
+      <w:pPr>
+        <w:rPr>
+          <w:rFonts w:ascii="Times New Roman" w:hAnsi="Times New Roman" w:cs="Times New Roman"/>
+          <w:sz w:val="24"/>
+        </w:rPr>
+      </w:pPr>
+      <w:r>
+        <w:rPr>
+          <w:rFonts w:ascii="Times New Roman" w:hAnsi="Times New Roman" w:cs="Times New Roman"/>
+          <w:sz w:val="24"/>
+        </w:rPr>
+        <w:t xml:space="preserve"> </w:t>
+      </w:r>
+      <w:proofErr w:type="spellStart"/>
+      <w:proofErr w:type="gramStart"/>
+      <w:r>
+        <w:rPr>
+          <w:rFonts w:ascii="Times New Roman" w:hAnsi="Times New Roman" w:cs="Times New Roman"/>
+          <w:sz w:val="24"/>
+        </w:rPr>
+        <w:t>printf</w:t>
+      </w:r>
+      <w:proofErr w:type="spellEnd"/>
+      <w:r>
+        <w:rPr>
+          <w:rFonts w:ascii="Times New Roman" w:hAnsi="Times New Roman" w:cs="Times New Roman"/>
+          <w:sz w:val="24"/>
+        </w:rPr>
+        <w:t>(</w:t>
+      </w:r>
+      <w:proofErr w:type="gramEnd"/>
+      <w:r>
+        <w:rPr>
+          <w:rFonts w:ascii="Times New Roman" w:hAnsi="Times New Roman" w:cs="Times New Roman"/>
+          <w:sz w:val="24"/>
+        </w:rPr>
+        <w:t>"Character: %c\n", letter);</w:t>
+      </w:r>
+    </w:p>
+    <w:p>
+      <w:pPr>
+        <w:rPr>
+          <w:rFonts w:ascii="Times New Roman" w:hAnsi="Times New Roman" w:cs="Times New Roman"/>
+          <w:sz w:val="24"/>
+        </w:rPr>
+      </w:pPr>
+      <w:r>
+        <w:rPr>
+          <w:rFonts w:ascii="Times New Roman" w:hAnsi="Times New Roman" w:cs="Times New Roman"/>
+          <w:sz w:val="24"/>
+        </w:rPr>
+        <w:t xml:space="preserve"> return 0;</w:t>
+      </w:r>
+    </w:p>
+    <w:p>
+      <w:pPr>
+        <w:rPr>
+          <w:rFonts w:ascii="Times New Roman" w:hAnsi="Times New Roman" w:cs="Times New Roman"/>
+          <w:sz w:val="24"/>
+        </w:rPr>
+      </w:pPr>
+      <w:r>
+        <w:rPr>
+          <w:rFonts w:ascii="Times New Roman" w:hAnsi="Times New Roman" w:cs="Times New Roman"/>
+          <w:sz w:val="24"/>
+        </w:rPr>
+        <w:t>}</w:t>
+      </w:r>
+    </w:p>
+    <w:p>
+      <w:pPr>
+        <w:rPr>
+          <w:rFonts w:ascii="Times New Roman" w:hAnsi="Times New Roman" w:cs="Times New Roman"/>
+          <w:sz w:val="24"/>
+        </w:rPr>
+      </w:pPr>
+      <w:r>
+        <w:rPr>
+          <w:rFonts w:ascii="Times New Roman" w:hAnsi="Times New Roman" w:cs="Times New Roman"/>
+          <w:sz w:val="24"/>
+        </w:rPr>
+        <w:t>Output:</w:t>
+      </w:r>
+    </w:p>
+    <w:p>
+      <w:pPr>
+        <w:rPr>
+          <w:rFonts w:ascii="Times New Roman" w:hAnsi="Times New Roman" w:cs="Times New Roman"/>
+          <w:sz w:val="24"/>
+        </w:rPr>
+      </w:pPr>
+      <w:r>
+        <w:rPr>
+          <w:rFonts w:ascii="Times New Roman" w:hAnsi="Times New Roman" w:cs="Times New Roman"/>
+          <w:sz w:val="24"/>
+        </w:rPr>
+        <w:t>Character: A</w:t>
+      </w:r>
+    </w:p>
+    <w:p>
+      <w:pPr>
+        <w:rPr>
+          <w:rFonts w:ascii="Times New Roman" w:hAnsi="Times New Roman" w:cs="Times New Roman"/>
+          <w:sz w:val="24"/>
+        </w:rPr>
+      </w:pPr>
+    </w:p>
+    <w:p>
+      <w:pPr>
+        <w:spacing w:line="240" w:lineRule="auto"/>
+        <w:rPr>
+          <w:rFonts w:ascii="Times New Roman" w:hAnsi="Times New Roman" w:cs="Times New Roman"/>
+          <w:b/>
+          <w:bCs/>
+          <w:sz w:val="32"/>
+          <w:szCs w:val="32"/>
+        </w:rPr>
+      </w:pPr>
+      <w:r>
+        <w:rPr>
+          <w:b/>
+          <w:bCs/>
+          <w:sz w:val="32"/>
+          <w:szCs w:val="32"/>
+        </w:rPr>
+        <w:t xml:space="preserve">GitHub Code Link: </w:t>
+      </w:r>
+      <w:r>
+        <w:rPr>
+          <w:b/>
+          <w:bCs/>
+          <w:sz w:val="32"/>
+          <w:szCs w:val="32"/>
+        </w:rPr>
+        <w:t xml:space="preserve"> </w:t>
+      </w:r>
+      <w:r>
+        <w:rPr>
+          <w:b/>
+          <w:bCs/>
+          <w:sz w:val="32"/>
+          <w:szCs w:val="32"/>
+        </w:rPr>
+        <w:t>Click Here</w:t>
+      </w:r>
+      <w:r>
+        <w:rPr>
+          <w:b/>
+          <w:bCs/>
+          <w:sz w:val="32"/>
+          <w:szCs w:val="32"/>
+        </w:rPr>
+        <w:t>.</w:t>
+      </w:r>
+    </w:p>
+    <w:p>
+      <w:pPr>
+        <w:rPr>
+          <w:rFonts w:ascii="Times New Roman" w:hAnsi="Times New Roman" w:cs="Times New Roman"/>
+          <w:sz w:val="24"/>
+        </w:rPr>
+      </w:pPr>
+    </w:p>
+    <w:p>
+      <w:pPr>
         <w:jc w:val="center"/>
         <w:rPr>
           <w:rFonts w:ascii="Times New Roman" w:hAnsi="Times New Roman" w:cs="Times New Roman"/>
@@ -5660,6 +8355,456 @@
     </w:p>
     <w:p>
       <w:pPr>
+        <w:rPr>
+          <w:b/>
+          <w:bCs/>
+          <w:sz w:val="40"/>
+          <w:szCs w:val="40"/>
+        </w:rPr>
+      </w:pPr>
+      <w:r>
+        <w:rPr>
+          <w:rFonts w:ascii="Calibri" w:hAnsi="Calibri" w:cs="Calibri"/>
+          <w:b/>
+          <w:bCs/>
+          <w:sz w:val="40"/>
+          <w:szCs w:val="40"/>
+        </w:rPr>
+        <w:lastRenderedPageBreak/>
+        <w:t xml:space="preserve">Assignment </w:t>
+      </w:r>
+      <w:proofErr w:type="gramStart"/>
+      <w:r>
+        <w:rPr>
+          <w:rFonts w:ascii="Calibri" w:hAnsi="Calibri" w:cs="Calibri"/>
+          <w:b/>
+          <w:bCs/>
+          <w:sz w:val="40"/>
+          <w:szCs w:val="40"/>
+        </w:rPr>
+        <w:t>1</w:t>
+      </w:r>
+      <w:r>
+        <w:rPr>
+          <w:rFonts w:ascii="Calibri" w:hAnsi="Calibri" w:cs="Calibri"/>
+          <w:b/>
+          <w:bCs/>
+          <w:sz w:val="40"/>
+          <w:szCs w:val="40"/>
+        </w:rPr>
+        <w:t>7</w:t>
+      </w:r>
+      <w:r>
+        <w:rPr>
+          <w:rFonts w:ascii="Calibri" w:hAnsi="Calibri" w:cs="Calibri"/>
+          <w:b/>
+          <w:bCs/>
+          <w:sz w:val="40"/>
+          <w:szCs w:val="40"/>
+        </w:rPr>
+        <w:t xml:space="preserve"> </w:t>
+      </w:r>
+      <w:r>
+        <w:rPr>
+          <w:rFonts w:ascii="Calibri" w:hAnsi="Calibri" w:cs="Calibri"/>
+          <w:b/>
+          <w:bCs/>
+          <w:sz w:val="40"/>
+          <w:szCs w:val="40"/>
+        </w:rPr>
+        <w:t>:</w:t>
+      </w:r>
+      <w:proofErr w:type="gramEnd"/>
+      <w:r>
+        <w:rPr>
+          <w:rFonts w:ascii="Calibri" w:hAnsi="Calibri" w:cs="Calibri"/>
+          <w:b/>
+          <w:bCs/>
+          <w:sz w:val="40"/>
+          <w:szCs w:val="40"/>
+        </w:rPr>
+        <w:t xml:space="preserve"> </w:t>
+      </w:r>
+      <w:r>
+        <w:rPr>
+          <w:b/>
+          <w:bCs/>
+          <w:sz w:val="40"/>
+          <w:szCs w:val="40"/>
+        </w:rPr>
+        <w:t>Float to integer conversion</w:t>
+      </w:r>
+      <w:r>
+        <w:rPr>
+          <w:b/>
+          <w:bCs/>
+          <w:sz w:val="40"/>
+          <w:szCs w:val="40"/>
+        </w:rPr>
+        <w:t>:</w:t>
+      </w:r>
+    </w:p>
+    <w:p>
+      <w:pPr>
+        <w:rPr>
+          <w:rFonts w:ascii="Times New Roman" w:hAnsi="Times New Roman" w:cs="Times New Roman"/>
+          <w:sz w:val="24"/>
+        </w:rPr>
+      </w:pPr>
+      <w:r>
+        <w:rPr>
+          <w:rFonts w:ascii="Times New Roman" w:hAnsi="Times New Roman" w:cs="Times New Roman"/>
+          <w:noProof/>
+          <w:sz w:val="24"/>
+        </w:rPr>
+        <w:drawing>
+          <wp:inline distT="0" distB="0" distL="0" distR="0" wp14:anchorId="44C8FE70" wp14:editId="3F2C30BE">
+            <wp:extent cx="6858000" cy="3939540"/>
+            <wp:effectExtent l="0" t="0" r="0" b="3810"/>
+            <wp:docPr id="18" name="Picture 18"/>
+            <wp:cNvGraphicFramePr>
+              <a:graphicFrameLocks xmlns:a="http://schemas.openxmlformats.org/drawingml/2006/main" noChangeAspect="1"/>
+            </wp:cNvGraphicFramePr>
+            <a:graphic xmlns:a="http://schemas.openxmlformats.org/drawingml/2006/main">
+              <a:graphicData uri="http://schemas.openxmlformats.org/drawingml/2006/picture">
+                <pic:pic xmlns:pic="http://schemas.openxmlformats.org/drawingml/2006/picture">
+                  <pic:nvPicPr>
+                    <pic:cNvPr id="18" name="Picture 18"/>
+                    <pic:cNvPicPr/>
+                  </pic:nvPicPr>
+                  <pic:blipFill>
+                    <a:blip r:embed="rId22">
+                      <a:extLst>
+                        <a:ext uri="{28A0092B-C50C-407E-A947-70E740481C1C}">
+                          <a14:useLocalDpi xmlns:a14="http://schemas.microsoft.com/office/drawing/2010/main" val="0"/>
+                        </a:ext>
+                      </a:extLst>
+                    </a:blip>
+                    <a:stretch>
+                      <a:fillRect/>
+                    </a:stretch>
+                  </pic:blipFill>
+                  <pic:spPr>
+                    <a:xfrm>
+                      <a:off x="0" y="0"/>
+                      <a:ext cx="6858000" cy="3939540"/>
+                    </a:xfrm>
+                    <a:prstGeom prst="rect">
+                      <a:avLst/>
+                    </a:prstGeom>
+                  </pic:spPr>
+                </pic:pic>
+              </a:graphicData>
+            </a:graphic>
+          </wp:inline>
+        </w:drawing>
+      </w:r>
+    </w:p>
+    <w:p>
+      <w:pPr>
+        <w:rPr>
+          <w:rFonts w:ascii="Times New Roman" w:hAnsi="Times New Roman" w:cs="Times New Roman"/>
+          <w:sz w:val="24"/>
+        </w:rPr>
+      </w:pPr>
+      <w:r>
+        <w:rPr>
+          <w:rFonts w:ascii="Times New Roman" w:hAnsi="Times New Roman" w:cs="Times New Roman"/>
+          <w:sz w:val="24"/>
+        </w:rPr>
+        <w:t>Code:</w:t>
+      </w:r>
+    </w:p>
+    <w:p>
+      <w:pPr>
+        <w:rPr>
+          <w:rFonts w:ascii="Times New Roman" w:hAnsi="Times New Roman" w:cs="Times New Roman"/>
+          <w:sz w:val="24"/>
+        </w:rPr>
+      </w:pPr>
+      <w:r>
+        <w:rPr>
+          <w:rFonts w:ascii="Times New Roman" w:hAnsi="Times New Roman" w:cs="Times New Roman"/>
+          <w:sz w:val="24"/>
+        </w:rPr>
+        <w:t>#include &lt;</w:t>
+      </w:r>
+      <w:proofErr w:type="spellStart"/>
+      <w:r>
+        <w:rPr>
+          <w:rFonts w:ascii="Times New Roman" w:hAnsi="Times New Roman" w:cs="Times New Roman"/>
+          <w:sz w:val="24"/>
+        </w:rPr>
+        <w:t>stdio.h</w:t>
+      </w:r>
+      <w:proofErr w:type="spellEnd"/>
+      <w:r>
+        <w:rPr>
+          <w:rFonts w:ascii="Times New Roman" w:hAnsi="Times New Roman" w:cs="Times New Roman"/>
+          <w:sz w:val="24"/>
+        </w:rPr>
+        <w:t>&gt;</w:t>
+      </w:r>
+    </w:p>
+    <w:p>
+      <w:pPr>
+        <w:rPr>
+          <w:rFonts w:ascii="Times New Roman" w:hAnsi="Times New Roman" w:cs="Times New Roman"/>
+          <w:sz w:val="24"/>
+        </w:rPr>
+      </w:pPr>
+      <w:r>
+        <w:rPr>
+          <w:rFonts w:ascii="Times New Roman" w:hAnsi="Times New Roman" w:cs="Times New Roman"/>
+          <w:sz w:val="24"/>
+        </w:rPr>
+        <w:t xml:space="preserve">int </w:t>
+      </w:r>
+      <w:proofErr w:type="gramStart"/>
+      <w:r>
+        <w:rPr>
+          <w:rFonts w:ascii="Times New Roman" w:hAnsi="Times New Roman" w:cs="Times New Roman"/>
+          <w:sz w:val="24"/>
+        </w:rPr>
+        <w:t>main(</w:t>
+      </w:r>
+      <w:proofErr w:type="gramEnd"/>
+      <w:r>
+        <w:rPr>
+          <w:rFonts w:ascii="Times New Roman" w:hAnsi="Times New Roman" w:cs="Times New Roman"/>
+          <w:sz w:val="24"/>
+        </w:rPr>
+        <w:t>) {</w:t>
+      </w:r>
+    </w:p>
+    <w:p>
+      <w:pPr>
+        <w:rPr>
+          <w:rFonts w:ascii="Times New Roman" w:hAnsi="Times New Roman" w:cs="Times New Roman"/>
+          <w:sz w:val="24"/>
+        </w:rPr>
+      </w:pPr>
+      <w:r>
+        <w:rPr>
+          <w:rFonts w:ascii="Times New Roman" w:hAnsi="Times New Roman" w:cs="Times New Roman"/>
+          <w:sz w:val="24"/>
+        </w:rPr>
+        <w:t xml:space="preserve"> float f = 5.99;</w:t>
+      </w:r>
+    </w:p>
+    <w:p>
+      <w:pPr>
+        <w:rPr>
+          <w:rFonts w:ascii="Times New Roman" w:hAnsi="Times New Roman" w:cs="Times New Roman"/>
+          <w:sz w:val="24"/>
+        </w:rPr>
+      </w:pPr>
+      <w:r>
+        <w:rPr>
+          <w:rFonts w:ascii="Times New Roman" w:hAnsi="Times New Roman" w:cs="Times New Roman"/>
+          <w:sz w:val="24"/>
+        </w:rPr>
+        <w:t xml:space="preserve"> int </w:t>
+      </w:r>
+      <w:proofErr w:type="spellStart"/>
+      <w:r>
+        <w:rPr>
+          <w:rFonts w:ascii="Times New Roman" w:hAnsi="Times New Roman" w:cs="Times New Roman"/>
+          <w:sz w:val="24"/>
+        </w:rPr>
+        <w:t>i</w:t>
+      </w:r>
+      <w:proofErr w:type="spellEnd"/>
+      <w:r>
+        <w:rPr>
+          <w:rFonts w:ascii="Times New Roman" w:hAnsi="Times New Roman" w:cs="Times New Roman"/>
+          <w:sz w:val="24"/>
+        </w:rPr>
+        <w:t xml:space="preserve"> = (int)f;</w:t>
+      </w:r>
+    </w:p>
+    <w:p>
+      <w:pPr>
+        <w:rPr>
+          <w:rFonts w:ascii="Times New Roman" w:hAnsi="Times New Roman" w:cs="Times New Roman"/>
+          <w:sz w:val="24"/>
+        </w:rPr>
+      </w:pPr>
+      <w:r>
+        <w:rPr>
+          <w:rFonts w:ascii="Times New Roman" w:hAnsi="Times New Roman" w:cs="Times New Roman"/>
+          <w:sz w:val="24"/>
+        </w:rPr>
+        <w:t xml:space="preserve"> </w:t>
+      </w:r>
+      <w:proofErr w:type="spellStart"/>
+      <w:proofErr w:type="gramStart"/>
+      <w:r>
+        <w:rPr>
+          <w:rFonts w:ascii="Times New Roman" w:hAnsi="Times New Roman" w:cs="Times New Roman"/>
+          <w:sz w:val="24"/>
+        </w:rPr>
+        <w:t>printf</w:t>
+      </w:r>
+      <w:proofErr w:type="spellEnd"/>
+      <w:r>
+        <w:rPr>
+          <w:rFonts w:ascii="Times New Roman" w:hAnsi="Times New Roman" w:cs="Times New Roman"/>
+          <w:sz w:val="24"/>
+        </w:rPr>
+        <w:t>(</w:t>
+      </w:r>
+      <w:proofErr w:type="gramEnd"/>
+      <w:r>
+        <w:rPr>
+          <w:rFonts w:ascii="Times New Roman" w:hAnsi="Times New Roman" w:cs="Times New Roman"/>
+          <w:sz w:val="24"/>
+        </w:rPr>
+        <w:t xml:space="preserve">"Float: %.2f, Int: %d\n", f, </w:t>
+      </w:r>
+      <w:proofErr w:type="spellStart"/>
+      <w:r>
+        <w:rPr>
+          <w:rFonts w:ascii="Times New Roman" w:hAnsi="Times New Roman" w:cs="Times New Roman"/>
+          <w:sz w:val="24"/>
+        </w:rPr>
+        <w:t>i</w:t>
+      </w:r>
+      <w:proofErr w:type="spellEnd"/>
+      <w:r>
+        <w:rPr>
+          <w:rFonts w:ascii="Times New Roman" w:hAnsi="Times New Roman" w:cs="Times New Roman"/>
+          <w:sz w:val="24"/>
+        </w:rPr>
+        <w:t>);</w:t>
+      </w:r>
+    </w:p>
+    <w:p>
+      <w:pPr>
+        <w:rPr>
+          <w:rFonts w:ascii="Times New Roman" w:hAnsi="Times New Roman" w:cs="Times New Roman"/>
+          <w:sz w:val="24"/>
+        </w:rPr>
+      </w:pPr>
+      <w:r>
+        <w:rPr>
+          <w:rFonts w:ascii="Times New Roman" w:hAnsi="Times New Roman" w:cs="Times New Roman"/>
+          <w:sz w:val="24"/>
+        </w:rPr>
+        <w:t xml:space="preserve"> return 0;</w:t>
+      </w:r>
+    </w:p>
+    <w:p>
+      <w:pPr>
+        <w:rPr>
+          <w:rFonts w:ascii="Times New Roman" w:hAnsi="Times New Roman" w:cs="Times New Roman"/>
+          <w:sz w:val="24"/>
+        </w:rPr>
+      </w:pPr>
+      <w:r>
+        <w:rPr>
+          <w:rFonts w:ascii="Times New Roman" w:hAnsi="Times New Roman" w:cs="Times New Roman"/>
+          <w:sz w:val="24"/>
+        </w:rPr>
+        <w:t>}</w:t>
+      </w:r>
+    </w:p>
+    <w:p>
+      <w:pPr>
+        <w:rPr>
+          <w:rFonts w:ascii="Times New Roman" w:hAnsi="Times New Roman" w:cs="Times New Roman"/>
+          <w:sz w:val="24"/>
+        </w:rPr>
+      </w:pPr>
+      <w:r>
+        <w:rPr>
+          <w:rFonts w:ascii="Times New Roman" w:hAnsi="Times New Roman" w:cs="Times New Roman"/>
+          <w:sz w:val="24"/>
+        </w:rPr>
+        <w:t>Output:</w:t>
+      </w:r>
+    </w:p>
+    <w:p>
+      <w:pPr>
+        <w:rPr>
+          <w:rFonts w:ascii="Times New Roman" w:hAnsi="Times New Roman" w:cs="Times New Roman"/>
+          <w:sz w:val="24"/>
+        </w:rPr>
+      </w:pPr>
+      <w:r>
+        <w:rPr>
+          <w:rFonts w:ascii="Times New Roman" w:hAnsi="Times New Roman" w:cs="Times New Roman"/>
+          <w:sz w:val="24"/>
+        </w:rPr>
+        <w:t>Float: 5.99, Int: 5</w:t>
+      </w:r>
+    </w:p>
+    <w:p>
+      <w:pPr>
+        <w:rPr>
+          <w:rFonts w:ascii="Times New Roman" w:hAnsi="Times New Roman" w:cs="Times New Roman"/>
+          <w:sz w:val="24"/>
+        </w:rPr>
+      </w:pPr>
+    </w:p>
+    <w:p>
+      <w:pPr>
+        <w:spacing w:line="240" w:lineRule="auto"/>
+        <w:rPr>
+          <w:rFonts w:ascii="Times New Roman" w:hAnsi="Times New Roman" w:cs="Times New Roman"/>
+          <w:b/>
+          <w:bCs/>
+          <w:sz w:val="32"/>
+          <w:szCs w:val="32"/>
+        </w:rPr>
+      </w:pPr>
+      <w:r>
+        <w:rPr>
+          <w:b/>
+          <w:bCs/>
+          <w:sz w:val="32"/>
+          <w:szCs w:val="32"/>
+        </w:rPr>
+        <w:t xml:space="preserve">GitHub Code Link: </w:t>
+      </w:r>
+      <w:r>
+        <w:rPr>
+          <w:b/>
+          <w:bCs/>
+          <w:sz w:val="32"/>
+          <w:szCs w:val="32"/>
+        </w:rPr>
+        <w:t xml:space="preserve"> </w:t>
+      </w:r>
+      <w:r>
+        <w:rPr>
+          <w:b/>
+          <w:bCs/>
+          <w:sz w:val="32"/>
+          <w:szCs w:val="32"/>
+        </w:rPr>
+        <w:t>Click Here</w:t>
+      </w:r>
+      <w:r>
+        <w:rPr>
+          <w:b/>
+          <w:bCs/>
+          <w:sz w:val="32"/>
+          <w:szCs w:val="32"/>
+        </w:rPr>
+        <w:t>.</w:t>
+      </w:r>
+    </w:p>
+    <w:p>
+      <w:pPr>
+        <w:rPr>
+          <w:rFonts w:ascii="Times New Roman" w:hAnsi="Times New Roman" w:cs="Times New Roman"/>
+          <w:sz w:val="24"/>
+        </w:rPr>
+      </w:pPr>
+    </w:p>
+    <w:p>
+      <w:pPr>
         <w:jc w:val="center"/>
         <w:rPr>
           <w:rFonts w:ascii="Times New Roman" w:hAnsi="Times New Roman" w:cs="Times New Roman"/>
@@ -5687,6 +8832,445 @@
     </w:p>
     <w:p>
       <w:pPr>
+        <w:rPr>
+          <w:b/>
+          <w:bCs/>
+          <w:sz w:val="40"/>
+          <w:szCs w:val="40"/>
+        </w:rPr>
+      </w:pPr>
+      <w:r>
+        <w:rPr>
+          <w:rFonts w:ascii="Calibri" w:hAnsi="Calibri" w:cs="Calibri"/>
+          <w:b/>
+          <w:bCs/>
+          <w:sz w:val="40"/>
+          <w:szCs w:val="40"/>
+        </w:rPr>
+        <w:lastRenderedPageBreak/>
+        <w:t xml:space="preserve">Assignment </w:t>
+      </w:r>
+      <w:proofErr w:type="gramStart"/>
+      <w:r>
+        <w:rPr>
+          <w:rFonts w:ascii="Calibri" w:hAnsi="Calibri" w:cs="Calibri"/>
+          <w:b/>
+          <w:bCs/>
+          <w:sz w:val="40"/>
+          <w:szCs w:val="40"/>
+        </w:rPr>
+        <w:t>1</w:t>
+      </w:r>
+      <w:r>
+        <w:rPr>
+          <w:rFonts w:ascii="Calibri" w:hAnsi="Calibri" w:cs="Calibri"/>
+          <w:b/>
+          <w:bCs/>
+          <w:sz w:val="40"/>
+          <w:szCs w:val="40"/>
+        </w:rPr>
+        <w:t>8</w:t>
+      </w:r>
+      <w:r>
+        <w:rPr>
+          <w:rFonts w:ascii="Calibri" w:hAnsi="Calibri" w:cs="Calibri"/>
+          <w:b/>
+          <w:bCs/>
+          <w:sz w:val="40"/>
+          <w:szCs w:val="40"/>
+        </w:rPr>
+        <w:t xml:space="preserve"> </w:t>
+      </w:r>
+      <w:r>
+        <w:rPr>
+          <w:rFonts w:ascii="Calibri" w:hAnsi="Calibri" w:cs="Calibri"/>
+          <w:b/>
+          <w:bCs/>
+          <w:sz w:val="40"/>
+          <w:szCs w:val="40"/>
+        </w:rPr>
+        <w:t>:</w:t>
+      </w:r>
+      <w:proofErr w:type="gramEnd"/>
+      <w:r>
+        <w:rPr>
+          <w:rFonts w:ascii="Calibri" w:hAnsi="Calibri" w:cs="Calibri"/>
+          <w:b/>
+          <w:bCs/>
+          <w:sz w:val="40"/>
+          <w:szCs w:val="40"/>
+        </w:rPr>
+        <w:t xml:space="preserve"> </w:t>
+      </w:r>
+      <w:r>
+        <w:rPr>
+          <w:b/>
+          <w:bCs/>
+          <w:sz w:val="40"/>
+          <w:szCs w:val="40"/>
+        </w:rPr>
+        <w:t>Total marks percentage</w:t>
+      </w:r>
+      <w:r>
+        <w:rPr>
+          <w:b/>
+          <w:bCs/>
+          <w:sz w:val="40"/>
+          <w:szCs w:val="40"/>
+        </w:rPr>
+        <w:t xml:space="preserve"> </w:t>
+      </w:r>
+      <w:r>
+        <w:rPr>
+          <w:b/>
+          <w:bCs/>
+          <w:sz w:val="40"/>
+          <w:szCs w:val="40"/>
+        </w:rPr>
+        <w:t>:</w:t>
+      </w:r>
+    </w:p>
+    <w:p>
+      <w:pPr>
+        <w:rPr>
+          <w:b/>
+          <w:bCs/>
+          <w:sz w:val="40"/>
+          <w:szCs w:val="40"/>
+        </w:rPr>
+      </w:pPr>
+      <w:r>
+        <w:rPr>
+          <w:b/>
+          <w:bCs/>
+          <w:noProof/>
+          <w:sz w:val="40"/>
+          <w:szCs w:val="40"/>
+        </w:rPr>
+        <w:drawing>
+          <wp:inline distT="0" distB="0" distL="0" distR="0" wp14:anchorId="763B8367" wp14:editId="5CBF3F68">
+            <wp:extent cx="6858000" cy="3672840"/>
+            <wp:effectExtent l="0" t="0" r="0" b="3810"/>
+            <wp:docPr id="19" name="Picture 19"/>
+            <wp:cNvGraphicFramePr>
+              <a:graphicFrameLocks xmlns:a="http://schemas.openxmlformats.org/drawingml/2006/main" noChangeAspect="1"/>
+            </wp:cNvGraphicFramePr>
+            <a:graphic xmlns:a="http://schemas.openxmlformats.org/drawingml/2006/main">
+              <a:graphicData uri="http://schemas.openxmlformats.org/drawingml/2006/picture">
+                <pic:pic xmlns:pic="http://schemas.openxmlformats.org/drawingml/2006/picture">
+                  <pic:nvPicPr>
+                    <pic:cNvPr id="19" name="Picture 19"/>
+                    <pic:cNvPicPr/>
+                  </pic:nvPicPr>
+                  <pic:blipFill>
+                    <a:blip r:embed="rId23">
+                      <a:extLst>
+                        <a:ext uri="{28A0092B-C50C-407E-A947-70E740481C1C}">
+                          <a14:useLocalDpi xmlns:a14="http://schemas.microsoft.com/office/drawing/2010/main" val="0"/>
+                        </a:ext>
+                      </a:extLst>
+                    </a:blip>
+                    <a:stretch>
+                      <a:fillRect/>
+                    </a:stretch>
+                  </pic:blipFill>
+                  <pic:spPr>
+                    <a:xfrm>
+                      <a:off x="0" y="0"/>
+                      <a:ext cx="6858000" cy="3672840"/>
+                    </a:xfrm>
+                    <a:prstGeom prst="rect">
+                      <a:avLst/>
+                    </a:prstGeom>
+                  </pic:spPr>
+                </pic:pic>
+              </a:graphicData>
+            </a:graphic>
+          </wp:inline>
+        </w:drawing>
+      </w:r>
+    </w:p>
+    <w:p>
+      <w:pPr>
+        <w:rPr>
+          <w:rFonts w:ascii="Times New Roman" w:hAnsi="Times New Roman" w:cs="Times New Roman"/>
+          <w:sz w:val="24"/>
+        </w:rPr>
+      </w:pPr>
+      <w:r>
+        <w:rPr>
+          <w:rFonts w:ascii="Times New Roman" w:hAnsi="Times New Roman" w:cs="Times New Roman"/>
+          <w:sz w:val="24"/>
+        </w:rPr>
+        <w:t>Code:</w:t>
+      </w:r>
+    </w:p>
+    <w:p>
+      <w:pPr>
+        <w:rPr>
+          <w:rFonts w:ascii="Times New Roman" w:hAnsi="Times New Roman" w:cs="Times New Roman"/>
+          <w:sz w:val="24"/>
+        </w:rPr>
+      </w:pPr>
+      <w:r>
+        <w:rPr>
+          <w:rFonts w:ascii="Times New Roman" w:hAnsi="Times New Roman" w:cs="Times New Roman"/>
+          <w:sz w:val="24"/>
+        </w:rPr>
+        <w:t>#include &lt;</w:t>
+      </w:r>
+      <w:proofErr w:type="spellStart"/>
+      <w:r>
+        <w:rPr>
+          <w:rFonts w:ascii="Times New Roman" w:hAnsi="Times New Roman" w:cs="Times New Roman"/>
+          <w:sz w:val="24"/>
+        </w:rPr>
+        <w:t>stdio.h</w:t>
+      </w:r>
+      <w:proofErr w:type="spellEnd"/>
+      <w:r>
+        <w:rPr>
+          <w:rFonts w:ascii="Times New Roman" w:hAnsi="Times New Roman" w:cs="Times New Roman"/>
+          <w:sz w:val="24"/>
+        </w:rPr>
+        <w:t>&gt;</w:t>
+      </w:r>
+    </w:p>
+    <w:p>
+      <w:pPr>
+        <w:rPr>
+          <w:rFonts w:ascii="Times New Roman" w:hAnsi="Times New Roman" w:cs="Times New Roman"/>
+          <w:sz w:val="24"/>
+        </w:rPr>
+      </w:pPr>
+      <w:r>
+        <w:rPr>
+          <w:rFonts w:ascii="Times New Roman" w:hAnsi="Times New Roman" w:cs="Times New Roman"/>
+          <w:sz w:val="24"/>
+        </w:rPr>
+        <w:t xml:space="preserve">int </w:t>
+      </w:r>
+      <w:proofErr w:type="gramStart"/>
+      <w:r>
+        <w:rPr>
+          <w:rFonts w:ascii="Times New Roman" w:hAnsi="Times New Roman" w:cs="Times New Roman"/>
+          <w:sz w:val="24"/>
+        </w:rPr>
+        <w:t>main(</w:t>
+      </w:r>
+      <w:proofErr w:type="gramEnd"/>
+      <w:r>
+        <w:rPr>
+          <w:rFonts w:ascii="Times New Roman" w:hAnsi="Times New Roman" w:cs="Times New Roman"/>
+          <w:sz w:val="24"/>
+        </w:rPr>
+        <w:t>) {</w:t>
+      </w:r>
+    </w:p>
+    <w:p>
+      <w:pPr>
+        <w:rPr>
+          <w:rFonts w:ascii="Times New Roman" w:hAnsi="Times New Roman" w:cs="Times New Roman"/>
+          <w:sz w:val="24"/>
+        </w:rPr>
+      </w:pPr>
+      <w:r>
+        <w:rPr>
+          <w:rFonts w:ascii="Times New Roman" w:hAnsi="Times New Roman" w:cs="Times New Roman"/>
+          <w:sz w:val="24"/>
+        </w:rPr>
+        <w:t xml:space="preserve"> int total = 455, subjects = 5;</w:t>
+      </w:r>
+    </w:p>
+    <w:p>
+      <w:pPr>
+        <w:rPr>
+          <w:rFonts w:ascii="Times New Roman" w:hAnsi="Times New Roman" w:cs="Times New Roman"/>
+          <w:sz w:val="24"/>
+        </w:rPr>
+      </w:pPr>
+      <w:r>
+        <w:rPr>
+          <w:rFonts w:ascii="Times New Roman" w:hAnsi="Times New Roman" w:cs="Times New Roman"/>
+          <w:sz w:val="24"/>
+        </w:rPr>
+        <w:t xml:space="preserve"> float percentage = (float)total / subjects;</w:t>
+      </w:r>
+    </w:p>
+    <w:p>
+      <w:pPr>
+        <w:rPr>
+          <w:rFonts w:ascii="Times New Roman" w:hAnsi="Times New Roman" w:cs="Times New Roman"/>
+          <w:sz w:val="24"/>
+        </w:rPr>
+      </w:pPr>
+      <w:r>
+        <w:rPr>
+          <w:rFonts w:ascii="Times New Roman" w:hAnsi="Times New Roman" w:cs="Times New Roman"/>
+          <w:sz w:val="24"/>
+        </w:rPr>
+        <w:t xml:space="preserve"> </w:t>
+      </w:r>
+      <w:proofErr w:type="spellStart"/>
+      <w:proofErr w:type="gramStart"/>
+      <w:r>
+        <w:rPr>
+          <w:rFonts w:ascii="Times New Roman" w:hAnsi="Times New Roman" w:cs="Times New Roman"/>
+          <w:sz w:val="24"/>
+        </w:rPr>
+        <w:t>printf</w:t>
+      </w:r>
+      <w:proofErr w:type="spellEnd"/>
+      <w:r>
+        <w:rPr>
+          <w:rFonts w:ascii="Times New Roman" w:hAnsi="Times New Roman" w:cs="Times New Roman"/>
+          <w:sz w:val="24"/>
+        </w:rPr>
+        <w:t>(</w:t>
+      </w:r>
+      <w:proofErr w:type="gramEnd"/>
+      <w:r>
+        <w:rPr>
+          <w:rFonts w:ascii="Times New Roman" w:hAnsi="Times New Roman" w:cs="Times New Roman"/>
+          <w:sz w:val="24"/>
+        </w:rPr>
+        <w:t>"Percentage = %.2f\n", percentage);</w:t>
+      </w:r>
+    </w:p>
+    <w:p>
+      <w:pPr>
+        <w:rPr>
+          <w:rFonts w:ascii="Times New Roman" w:hAnsi="Times New Roman" w:cs="Times New Roman"/>
+          <w:sz w:val="24"/>
+        </w:rPr>
+      </w:pPr>
+      <w:r>
+        <w:rPr>
+          <w:rFonts w:ascii="Times New Roman" w:hAnsi="Times New Roman" w:cs="Times New Roman"/>
+          <w:sz w:val="24"/>
+        </w:rPr>
+        <w:t xml:space="preserve"> return 0;</w:t>
+      </w:r>
+    </w:p>
+    <w:p>
+      <w:pPr>
+        <w:rPr>
+          <w:rFonts w:ascii="Times New Roman" w:hAnsi="Times New Roman" w:cs="Times New Roman"/>
+          <w:sz w:val="24"/>
+        </w:rPr>
+      </w:pPr>
+      <w:r>
+        <w:rPr>
+          <w:rFonts w:ascii="Times New Roman" w:hAnsi="Times New Roman" w:cs="Times New Roman"/>
+          <w:sz w:val="24"/>
+        </w:rPr>
+        <w:t>}</w:t>
+      </w:r>
+    </w:p>
+    <w:p>
+      <w:pPr>
+        <w:rPr>
+          <w:rFonts w:ascii="Times New Roman" w:hAnsi="Times New Roman" w:cs="Times New Roman"/>
+          <w:sz w:val="24"/>
+        </w:rPr>
+      </w:pPr>
+      <w:r>
+        <w:rPr>
+          <w:rFonts w:ascii="Times New Roman" w:hAnsi="Times New Roman" w:cs="Times New Roman"/>
+          <w:sz w:val="24"/>
+        </w:rPr>
+        <w:t>Output:</w:t>
+      </w:r>
+    </w:p>
+    <w:p>
+      <w:pPr>
+        <w:rPr>
+          <w:rFonts w:ascii="Times New Roman" w:hAnsi="Times New Roman" w:cs="Times New Roman"/>
+          <w:sz w:val="24"/>
+        </w:rPr>
+      </w:pPr>
+      <w:r>
+        <w:rPr>
+          <w:rFonts w:ascii="Times New Roman" w:hAnsi="Times New Roman" w:cs="Times New Roman"/>
+          <w:sz w:val="24"/>
+        </w:rPr>
+        <w:t>Percentage = 91.00</w:t>
+      </w:r>
+    </w:p>
+    <w:p>
+      <w:pPr>
+        <w:rPr>
+          <w:rFonts w:ascii="Times New Roman" w:hAnsi="Times New Roman" w:cs="Times New Roman"/>
+          <w:sz w:val="24"/>
+        </w:rPr>
+      </w:pPr>
+    </w:p>
+    <w:p>
+      <w:pPr>
+        <w:rPr>
+          <w:rFonts w:ascii="Times New Roman" w:hAnsi="Times New Roman" w:cs="Times New Roman"/>
+          <w:sz w:val="24"/>
+        </w:rPr>
+      </w:pPr>
+    </w:p>
+    <w:p>
+      <w:pPr>
+        <w:spacing w:line="240" w:lineRule="auto"/>
+        <w:rPr>
+          <w:rFonts w:ascii="Times New Roman" w:hAnsi="Times New Roman" w:cs="Times New Roman"/>
+          <w:b/>
+          <w:bCs/>
+          <w:sz w:val="32"/>
+          <w:szCs w:val="32"/>
+        </w:rPr>
+      </w:pPr>
+      <w:r>
+        <w:rPr>
+          <w:b/>
+          <w:bCs/>
+          <w:sz w:val="32"/>
+          <w:szCs w:val="32"/>
+        </w:rPr>
+        <w:t xml:space="preserve">GitHub Code Link: </w:t>
+      </w:r>
+      <w:r>
+        <w:rPr>
+          <w:b/>
+          <w:bCs/>
+          <w:sz w:val="32"/>
+          <w:szCs w:val="32"/>
+        </w:rPr>
+        <w:t xml:space="preserve"> </w:t>
+      </w:r>
+      <w:r>
+        <w:rPr>
+          <w:b/>
+          <w:bCs/>
+          <w:sz w:val="32"/>
+          <w:szCs w:val="32"/>
+        </w:rPr>
+        <w:t>Click Here</w:t>
+      </w:r>
+      <w:r>
+        <w:rPr>
+          <w:b/>
+          <w:bCs/>
+          <w:sz w:val="32"/>
+          <w:szCs w:val="32"/>
+        </w:rPr>
+        <w:t>.</w:t>
+      </w:r>
+    </w:p>
+    <w:p>
+      <w:pPr>
+        <w:rPr>
+          <w:rFonts w:ascii="Times New Roman" w:hAnsi="Times New Roman" w:cs="Times New Roman"/>
+          <w:sz w:val="24"/>
+        </w:rPr>
+      </w:pPr>
+    </w:p>
+    <w:p>
+      <w:pPr>
         <w:jc w:val="center"/>
         <w:rPr>
           <w:rFonts w:ascii="Times New Roman" w:hAnsi="Times New Roman" w:cs="Times New Roman"/>
@@ -5714,6 +9298,1095 @@
     </w:p>
     <w:p>
       <w:pPr>
+        <w:rPr>
+          <w:b/>
+          <w:bCs/>
+          <w:sz w:val="40"/>
+          <w:szCs w:val="40"/>
+        </w:rPr>
+      </w:pPr>
+      <w:r>
+        <w:rPr>
+          <w:rFonts w:ascii="Calibri" w:hAnsi="Calibri" w:cs="Calibri"/>
+          <w:b/>
+          <w:bCs/>
+          <w:sz w:val="40"/>
+          <w:szCs w:val="40"/>
+        </w:rPr>
+        <w:lastRenderedPageBreak/>
+        <w:t xml:space="preserve">Assignment </w:t>
+      </w:r>
+      <w:proofErr w:type="gramStart"/>
+      <w:r>
+        <w:rPr>
+          <w:rFonts w:ascii="Calibri" w:hAnsi="Calibri" w:cs="Calibri"/>
+          <w:b/>
+          <w:bCs/>
+          <w:sz w:val="40"/>
+          <w:szCs w:val="40"/>
+        </w:rPr>
+        <w:t>1</w:t>
+      </w:r>
+      <w:r>
+        <w:rPr>
+          <w:rFonts w:ascii="Calibri" w:hAnsi="Calibri" w:cs="Calibri"/>
+          <w:b/>
+          <w:bCs/>
+          <w:sz w:val="40"/>
+          <w:szCs w:val="40"/>
+        </w:rPr>
+        <w:t>9</w:t>
+      </w:r>
+      <w:r>
+        <w:rPr>
+          <w:rFonts w:ascii="Calibri" w:hAnsi="Calibri" w:cs="Calibri"/>
+          <w:b/>
+          <w:bCs/>
+          <w:sz w:val="40"/>
+          <w:szCs w:val="40"/>
+        </w:rPr>
+        <w:t xml:space="preserve"> </w:t>
+      </w:r>
+      <w:r>
+        <w:rPr>
+          <w:rFonts w:ascii="Calibri" w:hAnsi="Calibri" w:cs="Calibri"/>
+          <w:b/>
+          <w:bCs/>
+          <w:sz w:val="40"/>
+          <w:szCs w:val="40"/>
+        </w:rPr>
+        <w:t>:</w:t>
+      </w:r>
+      <w:proofErr w:type="gramEnd"/>
+      <w:r>
+        <w:rPr>
+          <w:rFonts w:ascii="Calibri" w:hAnsi="Calibri" w:cs="Calibri"/>
+          <w:b/>
+          <w:bCs/>
+          <w:sz w:val="40"/>
+          <w:szCs w:val="40"/>
+        </w:rPr>
+        <w:t xml:space="preserve"> </w:t>
+      </w:r>
+      <w:r>
+        <w:rPr>
+          <w:b/>
+          <w:bCs/>
+          <w:sz w:val="40"/>
+          <w:szCs w:val="40"/>
+        </w:rPr>
+        <w:t>Check even or odd</w:t>
+      </w:r>
+      <w:r>
+        <w:rPr>
+          <w:b/>
+          <w:bCs/>
+          <w:sz w:val="40"/>
+          <w:szCs w:val="40"/>
+        </w:rPr>
+        <w:t xml:space="preserve"> </w:t>
+      </w:r>
+      <w:r>
+        <w:rPr>
+          <w:b/>
+          <w:bCs/>
+          <w:sz w:val="40"/>
+          <w:szCs w:val="40"/>
+        </w:rPr>
+        <w:t>:</w:t>
+      </w:r>
+    </w:p>
+    <w:p>
+      <w:pPr>
+        <w:rPr>
+          <w:b/>
+          <w:bCs/>
+          <w:sz w:val="40"/>
+          <w:szCs w:val="40"/>
+        </w:rPr>
+      </w:pPr>
+      <w:r>
+        <w:rPr>
+          <w:b/>
+          <w:bCs/>
+          <w:noProof/>
+          <w:sz w:val="40"/>
+          <w:szCs w:val="40"/>
+        </w:rPr>
+        <w:drawing>
+          <wp:inline distT="0" distB="0" distL="0" distR="0" wp14:anchorId="650BFCB5" wp14:editId="610167E2">
+            <wp:extent cx="6858000" cy="3881755"/>
+            <wp:effectExtent l="0" t="0" r="0" b="4445"/>
+            <wp:docPr id="20" name="Picture 20"/>
+            <wp:cNvGraphicFramePr>
+              <a:graphicFrameLocks xmlns:a="http://schemas.openxmlformats.org/drawingml/2006/main" noChangeAspect="1"/>
+            </wp:cNvGraphicFramePr>
+            <a:graphic xmlns:a="http://schemas.openxmlformats.org/drawingml/2006/main">
+              <a:graphicData uri="http://schemas.openxmlformats.org/drawingml/2006/picture">
+                <pic:pic xmlns:pic="http://schemas.openxmlformats.org/drawingml/2006/picture">
+                  <pic:nvPicPr>
+                    <pic:cNvPr id="20" name="Picture 20"/>
+                    <pic:cNvPicPr/>
+                  </pic:nvPicPr>
+                  <pic:blipFill>
+                    <a:blip r:embed="rId24">
+                      <a:extLst>
+                        <a:ext uri="{28A0092B-C50C-407E-A947-70E740481C1C}">
+                          <a14:useLocalDpi xmlns:a14="http://schemas.microsoft.com/office/drawing/2010/main" val="0"/>
+                        </a:ext>
+                      </a:extLst>
+                    </a:blip>
+                    <a:stretch>
+                      <a:fillRect/>
+                    </a:stretch>
+                  </pic:blipFill>
+                  <pic:spPr>
+                    <a:xfrm>
+                      <a:off x="0" y="0"/>
+                      <a:ext cx="6858000" cy="3881755"/>
+                    </a:xfrm>
+                    <a:prstGeom prst="rect">
+                      <a:avLst/>
+                    </a:prstGeom>
+                  </pic:spPr>
+                </pic:pic>
+              </a:graphicData>
+            </a:graphic>
+          </wp:inline>
+        </w:drawing>
+      </w:r>
+    </w:p>
+    <w:p>
+      <w:pPr>
+        <w:rPr>
+          <w:rFonts w:ascii="Times New Roman" w:hAnsi="Times New Roman" w:cs="Times New Roman"/>
+          <w:sz w:val="24"/>
+        </w:rPr>
+      </w:pPr>
+      <w:r>
+        <w:rPr>
+          <w:rFonts w:ascii="Times New Roman" w:hAnsi="Times New Roman" w:cs="Times New Roman"/>
+          <w:sz w:val="24"/>
+        </w:rPr>
+        <w:t>Code:</w:t>
+      </w:r>
+    </w:p>
+    <w:p>
+      <w:pPr>
+        <w:rPr>
+          <w:rFonts w:ascii="Times New Roman" w:hAnsi="Times New Roman" w:cs="Times New Roman"/>
+          <w:sz w:val="24"/>
+        </w:rPr>
+      </w:pPr>
+      <w:r>
+        <w:rPr>
+          <w:rFonts w:ascii="Times New Roman" w:hAnsi="Times New Roman" w:cs="Times New Roman"/>
+          <w:sz w:val="24"/>
+        </w:rPr>
+        <w:t>#include &lt;</w:t>
+      </w:r>
+      <w:proofErr w:type="spellStart"/>
+      <w:r>
+        <w:rPr>
+          <w:rFonts w:ascii="Times New Roman" w:hAnsi="Times New Roman" w:cs="Times New Roman"/>
+          <w:sz w:val="24"/>
+        </w:rPr>
+        <w:t>stdio.h</w:t>
+      </w:r>
+      <w:proofErr w:type="spellEnd"/>
+      <w:r>
+        <w:rPr>
+          <w:rFonts w:ascii="Times New Roman" w:hAnsi="Times New Roman" w:cs="Times New Roman"/>
+          <w:sz w:val="24"/>
+        </w:rPr>
+        <w:t>&gt;</w:t>
+      </w:r>
+    </w:p>
+    <w:p>
+      <w:pPr>
+        <w:rPr>
+          <w:rFonts w:ascii="Times New Roman" w:hAnsi="Times New Roman" w:cs="Times New Roman"/>
+          <w:sz w:val="24"/>
+        </w:rPr>
+      </w:pPr>
+      <w:r>
+        <w:rPr>
+          <w:rFonts w:ascii="Times New Roman" w:hAnsi="Times New Roman" w:cs="Times New Roman"/>
+          <w:sz w:val="24"/>
+        </w:rPr>
+        <w:t xml:space="preserve">int </w:t>
+      </w:r>
+      <w:proofErr w:type="gramStart"/>
+      <w:r>
+        <w:rPr>
+          <w:rFonts w:ascii="Times New Roman" w:hAnsi="Times New Roman" w:cs="Times New Roman"/>
+          <w:sz w:val="24"/>
+        </w:rPr>
+        <w:t>main(</w:t>
+      </w:r>
+      <w:proofErr w:type="gramEnd"/>
+      <w:r>
+        <w:rPr>
+          <w:rFonts w:ascii="Times New Roman" w:hAnsi="Times New Roman" w:cs="Times New Roman"/>
+          <w:sz w:val="24"/>
+        </w:rPr>
+        <w:t>) {</w:t>
+      </w:r>
+    </w:p>
+    <w:p>
+      <w:pPr>
+        <w:rPr>
+          <w:rFonts w:ascii="Times New Roman" w:hAnsi="Times New Roman" w:cs="Times New Roman"/>
+          <w:sz w:val="24"/>
+        </w:rPr>
+      </w:pPr>
+      <w:r>
+        <w:rPr>
+          <w:rFonts w:ascii="Times New Roman" w:hAnsi="Times New Roman" w:cs="Times New Roman"/>
+          <w:sz w:val="24"/>
+        </w:rPr>
+        <w:t xml:space="preserve"> int n;</w:t>
+      </w:r>
+    </w:p>
+    <w:p>
+      <w:pPr>
+        <w:rPr>
+          <w:rFonts w:ascii="Times New Roman" w:hAnsi="Times New Roman" w:cs="Times New Roman"/>
+          <w:sz w:val="24"/>
+        </w:rPr>
+      </w:pPr>
+      <w:r>
+        <w:rPr>
+          <w:rFonts w:ascii="Times New Roman" w:hAnsi="Times New Roman" w:cs="Times New Roman"/>
+          <w:sz w:val="24"/>
+        </w:rPr>
+        <w:t xml:space="preserve"> </w:t>
+      </w:r>
+      <w:proofErr w:type="spellStart"/>
+      <w:proofErr w:type="gramStart"/>
+      <w:r>
+        <w:rPr>
+          <w:rFonts w:ascii="Times New Roman" w:hAnsi="Times New Roman" w:cs="Times New Roman"/>
+          <w:sz w:val="24"/>
+        </w:rPr>
+        <w:t>printf</w:t>
+      </w:r>
+      <w:proofErr w:type="spellEnd"/>
+      <w:r>
+        <w:rPr>
+          <w:rFonts w:ascii="Times New Roman" w:hAnsi="Times New Roman" w:cs="Times New Roman"/>
+          <w:sz w:val="24"/>
+        </w:rPr>
+        <w:t>(</w:t>
+      </w:r>
+      <w:proofErr w:type="gramEnd"/>
+      <w:r>
+        <w:rPr>
+          <w:rFonts w:ascii="Times New Roman" w:hAnsi="Times New Roman" w:cs="Times New Roman"/>
+          <w:sz w:val="24"/>
+        </w:rPr>
+        <w:t>"Enter number: ");</w:t>
+      </w:r>
+    </w:p>
+    <w:p>
+      <w:pPr>
+        <w:rPr>
+          <w:rFonts w:ascii="Times New Roman" w:hAnsi="Times New Roman" w:cs="Times New Roman"/>
+          <w:sz w:val="24"/>
+        </w:rPr>
+      </w:pPr>
+      <w:r>
+        <w:rPr>
+          <w:rFonts w:ascii="Times New Roman" w:hAnsi="Times New Roman" w:cs="Times New Roman"/>
+          <w:sz w:val="24"/>
+        </w:rPr>
+        <w:t xml:space="preserve"> </w:t>
+      </w:r>
+      <w:proofErr w:type="spellStart"/>
+      <w:proofErr w:type="gramStart"/>
+      <w:r>
+        <w:rPr>
+          <w:rFonts w:ascii="Times New Roman" w:hAnsi="Times New Roman" w:cs="Times New Roman"/>
+          <w:sz w:val="24"/>
+        </w:rPr>
+        <w:t>scanf</w:t>
+      </w:r>
+      <w:proofErr w:type="spellEnd"/>
+      <w:r>
+        <w:rPr>
+          <w:rFonts w:ascii="Times New Roman" w:hAnsi="Times New Roman" w:cs="Times New Roman"/>
+          <w:sz w:val="24"/>
+        </w:rPr>
+        <w:t>(</w:t>
+      </w:r>
+      <w:proofErr w:type="gramEnd"/>
+      <w:r>
+        <w:rPr>
+          <w:rFonts w:ascii="Times New Roman" w:hAnsi="Times New Roman" w:cs="Times New Roman"/>
+          <w:sz w:val="24"/>
+        </w:rPr>
+        <w:t>"%d", &amp;n);</w:t>
+      </w:r>
+    </w:p>
+    <w:p>
+      <w:pPr>
+        <w:rPr>
+          <w:rFonts w:ascii="Times New Roman" w:hAnsi="Times New Roman" w:cs="Times New Roman"/>
+          <w:sz w:val="24"/>
+        </w:rPr>
+      </w:pPr>
+      <w:r>
+        <w:rPr>
+          <w:rFonts w:ascii="Times New Roman" w:hAnsi="Times New Roman" w:cs="Times New Roman"/>
+          <w:sz w:val="24"/>
+        </w:rPr>
+        <w:t xml:space="preserve"> if (n % 2 == 0)</w:t>
+      </w:r>
+    </w:p>
+    <w:p>
+      <w:pPr>
+        <w:rPr>
+          <w:rFonts w:ascii="Times New Roman" w:hAnsi="Times New Roman" w:cs="Times New Roman"/>
+          <w:sz w:val="24"/>
+        </w:rPr>
+      </w:pPr>
+      <w:r>
+        <w:rPr>
+          <w:rFonts w:ascii="Times New Roman" w:hAnsi="Times New Roman" w:cs="Times New Roman"/>
+          <w:sz w:val="24"/>
+        </w:rPr>
+        <w:t xml:space="preserve"> </w:t>
+      </w:r>
+      <w:proofErr w:type="spellStart"/>
+      <w:r>
+        <w:rPr>
+          <w:rFonts w:ascii="Times New Roman" w:hAnsi="Times New Roman" w:cs="Times New Roman"/>
+          <w:sz w:val="24"/>
+        </w:rPr>
+        <w:t>printf</w:t>
+      </w:r>
+      <w:proofErr w:type="spellEnd"/>
+      <w:r>
+        <w:rPr>
+          <w:rFonts w:ascii="Times New Roman" w:hAnsi="Times New Roman" w:cs="Times New Roman"/>
+          <w:sz w:val="24"/>
+        </w:rPr>
+        <w:t>("Even\n");</w:t>
+      </w:r>
+    </w:p>
+    <w:p>
+      <w:pPr>
+        <w:rPr>
+          <w:rFonts w:ascii="Times New Roman" w:hAnsi="Times New Roman" w:cs="Times New Roman"/>
+          <w:sz w:val="24"/>
+        </w:rPr>
+      </w:pPr>
+      <w:r>
+        <w:rPr>
+          <w:rFonts w:ascii="Times New Roman" w:hAnsi="Times New Roman" w:cs="Times New Roman"/>
+          <w:sz w:val="24"/>
+        </w:rPr>
+        <w:t xml:space="preserve"> else</w:t>
+      </w:r>
+    </w:p>
+    <w:p>
+      <w:pPr>
+        <w:rPr>
+          <w:rFonts w:ascii="Times New Roman" w:hAnsi="Times New Roman" w:cs="Times New Roman"/>
+          <w:sz w:val="24"/>
+        </w:rPr>
+      </w:pPr>
+      <w:r>
+        <w:rPr>
+          <w:rFonts w:ascii="Times New Roman" w:hAnsi="Times New Roman" w:cs="Times New Roman"/>
+          <w:sz w:val="24"/>
+        </w:rPr>
+        <w:t xml:space="preserve"> </w:t>
+      </w:r>
+      <w:proofErr w:type="spellStart"/>
+      <w:r>
+        <w:rPr>
+          <w:rFonts w:ascii="Times New Roman" w:hAnsi="Times New Roman" w:cs="Times New Roman"/>
+          <w:sz w:val="24"/>
+        </w:rPr>
+        <w:t>printf</w:t>
+      </w:r>
+      <w:proofErr w:type="spellEnd"/>
+      <w:r>
+        <w:rPr>
+          <w:rFonts w:ascii="Times New Roman" w:hAnsi="Times New Roman" w:cs="Times New Roman"/>
+          <w:sz w:val="24"/>
+        </w:rPr>
+        <w:t>("Odd\n");</w:t>
+      </w:r>
+    </w:p>
+    <w:p>
+      <w:pPr>
+        <w:rPr>
+          <w:rFonts w:ascii="Times New Roman" w:hAnsi="Times New Roman" w:cs="Times New Roman"/>
+          <w:sz w:val="24"/>
+        </w:rPr>
+      </w:pPr>
+      <w:r>
+        <w:rPr>
+          <w:rFonts w:ascii="Times New Roman" w:hAnsi="Times New Roman" w:cs="Times New Roman"/>
+          <w:sz w:val="24"/>
+        </w:rPr>
+        <w:t xml:space="preserve"> return 0;</w:t>
+      </w:r>
+    </w:p>
+    <w:p>
+      <w:pPr>
+        <w:rPr>
+          <w:rFonts w:ascii="Times New Roman" w:hAnsi="Times New Roman" w:cs="Times New Roman"/>
+          <w:sz w:val="24"/>
+        </w:rPr>
+      </w:pPr>
+      <w:r>
+        <w:rPr>
+          <w:rFonts w:ascii="Times New Roman" w:hAnsi="Times New Roman" w:cs="Times New Roman"/>
+          <w:sz w:val="24"/>
+        </w:rPr>
+        <w:t>}</w:t>
+      </w:r>
+    </w:p>
+    <w:p>
+      <w:pPr>
+        <w:rPr>
+          <w:rFonts w:ascii="Times New Roman" w:hAnsi="Times New Roman" w:cs="Times New Roman"/>
+          <w:sz w:val="24"/>
+        </w:rPr>
+      </w:pPr>
+      <w:r>
+        <w:rPr>
+          <w:rFonts w:ascii="Times New Roman" w:hAnsi="Times New Roman" w:cs="Times New Roman"/>
+          <w:sz w:val="24"/>
+        </w:rPr>
+        <w:t>Output:</w:t>
+      </w:r>
+    </w:p>
+    <w:p>
+      <w:pPr>
+        <w:rPr>
+          <w:rFonts w:ascii="Times New Roman" w:hAnsi="Times New Roman" w:cs="Times New Roman"/>
+          <w:sz w:val="24"/>
+        </w:rPr>
+      </w:pPr>
+      <w:r>
+        <w:rPr>
+          <w:rFonts w:ascii="Times New Roman" w:hAnsi="Times New Roman" w:cs="Times New Roman"/>
+          <w:sz w:val="24"/>
+        </w:rPr>
+        <w:t>Enter number: 5</w:t>
+      </w:r>
+    </w:p>
+    <w:p>
+      <w:pPr>
+        <w:rPr>
+          <w:rFonts w:ascii="Times New Roman" w:hAnsi="Times New Roman" w:cs="Times New Roman"/>
+          <w:sz w:val="24"/>
+        </w:rPr>
+      </w:pPr>
+      <w:r>
+        <w:rPr>
+          <w:rFonts w:ascii="Times New Roman" w:hAnsi="Times New Roman" w:cs="Times New Roman"/>
+          <w:sz w:val="24"/>
+        </w:rPr>
+        <w:t>Odd</w:t>
+      </w:r>
+    </w:p>
+    <w:p>
+      <w:pPr>
+        <w:spacing w:line="240" w:lineRule="auto"/>
+        <w:rPr>
+          <w:rFonts w:ascii="Times New Roman" w:hAnsi="Times New Roman" w:cs="Times New Roman"/>
+          <w:b/>
+          <w:bCs/>
+          <w:sz w:val="32"/>
+          <w:szCs w:val="32"/>
+        </w:rPr>
+      </w:pPr>
+      <w:r>
+        <w:rPr>
+          <w:b/>
+          <w:bCs/>
+          <w:sz w:val="32"/>
+          <w:szCs w:val="32"/>
+        </w:rPr>
+        <w:t xml:space="preserve">GitHub Code Link: </w:t>
+      </w:r>
+      <w:r>
+        <w:rPr>
+          <w:b/>
+          <w:bCs/>
+          <w:sz w:val="32"/>
+          <w:szCs w:val="32"/>
+        </w:rPr>
+        <w:t xml:space="preserve"> </w:t>
+      </w:r>
+      <w:r>
+        <w:rPr>
+          <w:b/>
+          <w:bCs/>
+          <w:sz w:val="32"/>
+          <w:szCs w:val="32"/>
+        </w:rPr>
+        <w:t>Click Here</w:t>
+      </w:r>
+      <w:r>
+        <w:rPr>
+          <w:b/>
+          <w:bCs/>
+          <w:sz w:val="32"/>
+          <w:szCs w:val="32"/>
+        </w:rPr>
+        <w:t>.</w:t>
+      </w:r>
+    </w:p>
+    <w:p>
+      <w:pPr>
+        <w:rPr>
+          <w:b/>
+          <w:bCs/>
+          <w:sz w:val="40"/>
+          <w:szCs w:val="40"/>
+        </w:rPr>
+      </w:pPr>
+      <w:r>
+        <w:rPr>
+          <w:rFonts w:ascii="Calibri" w:hAnsi="Calibri" w:cs="Calibri"/>
+          <w:b/>
+          <w:bCs/>
+          <w:sz w:val="40"/>
+          <w:szCs w:val="40"/>
+        </w:rPr>
+        <w:lastRenderedPageBreak/>
+        <w:t xml:space="preserve">Assignment </w:t>
+      </w:r>
+      <w:proofErr w:type="gramStart"/>
+      <w:r>
+        <w:rPr>
+          <w:rFonts w:ascii="Calibri" w:hAnsi="Calibri" w:cs="Calibri"/>
+          <w:b/>
+          <w:bCs/>
+          <w:sz w:val="40"/>
+          <w:szCs w:val="40"/>
+        </w:rPr>
+        <w:t>20 :</w:t>
+      </w:r>
+      <w:proofErr w:type="gramEnd"/>
+      <w:r>
+        <w:rPr>
+          <w:rFonts w:ascii="Calibri" w:hAnsi="Calibri" w:cs="Calibri"/>
+          <w:b/>
+          <w:bCs/>
+          <w:sz w:val="40"/>
+          <w:szCs w:val="40"/>
+        </w:rPr>
+        <w:t xml:space="preserve"> </w:t>
+      </w:r>
+      <w:r>
+        <w:rPr>
+          <w:b/>
+          <w:bCs/>
+          <w:sz w:val="40"/>
+          <w:szCs w:val="40"/>
+        </w:rPr>
+        <w:t>Find largest of three numbers</w:t>
+      </w:r>
+      <w:r>
+        <w:rPr>
+          <w:b/>
+          <w:bCs/>
+          <w:sz w:val="40"/>
+          <w:szCs w:val="40"/>
+        </w:rPr>
+        <w:t xml:space="preserve"> </w:t>
+      </w:r>
+      <w:r>
+        <w:rPr>
+          <w:b/>
+          <w:bCs/>
+          <w:sz w:val="40"/>
+          <w:szCs w:val="40"/>
+        </w:rPr>
+        <w:t>:</w:t>
+      </w:r>
+    </w:p>
+    <w:p>
+      <w:pPr>
+        <w:rPr>
+          <w:b/>
+          <w:bCs/>
+          <w:sz w:val="40"/>
+          <w:szCs w:val="40"/>
+        </w:rPr>
+      </w:pPr>
+      <w:r>
+        <w:rPr>
+          <w:b/>
+          <w:bCs/>
+          <w:noProof/>
+          <w:sz w:val="40"/>
+          <w:szCs w:val="40"/>
+        </w:rPr>
+        <w:drawing>
+          <wp:inline distT="0" distB="0" distL="0" distR="0" wp14:anchorId="1C139D46" wp14:editId="3404B387">
+            <wp:extent cx="6858000" cy="3662045"/>
+            <wp:effectExtent l="0" t="0" r="0" b="0"/>
+            <wp:docPr id="21" name="Picture 21"/>
+            <wp:cNvGraphicFramePr>
+              <a:graphicFrameLocks xmlns:a="http://schemas.openxmlformats.org/drawingml/2006/main" noChangeAspect="1"/>
+            </wp:cNvGraphicFramePr>
+            <a:graphic xmlns:a="http://schemas.openxmlformats.org/drawingml/2006/main">
+              <a:graphicData uri="http://schemas.openxmlformats.org/drawingml/2006/picture">
+                <pic:pic xmlns:pic="http://schemas.openxmlformats.org/drawingml/2006/picture">
+                  <pic:nvPicPr>
+                    <pic:cNvPr id="21" name="Picture 21"/>
+                    <pic:cNvPicPr/>
+                  </pic:nvPicPr>
+                  <pic:blipFill>
+                    <a:blip r:embed="rId25">
+                      <a:extLst>
+                        <a:ext uri="{28A0092B-C50C-407E-A947-70E740481C1C}">
+                          <a14:useLocalDpi xmlns:a14="http://schemas.microsoft.com/office/drawing/2010/main" val="0"/>
+                        </a:ext>
+                      </a:extLst>
+                    </a:blip>
+                    <a:stretch>
+                      <a:fillRect/>
+                    </a:stretch>
+                  </pic:blipFill>
+                  <pic:spPr>
+                    <a:xfrm>
+                      <a:off x="0" y="0"/>
+                      <a:ext cx="6858000" cy="3662045"/>
+                    </a:xfrm>
+                    <a:prstGeom prst="rect">
+                      <a:avLst/>
+                    </a:prstGeom>
+                  </pic:spPr>
+                </pic:pic>
+              </a:graphicData>
+            </a:graphic>
+          </wp:inline>
+        </w:drawing>
+      </w:r>
+    </w:p>
+    <w:p>
+      <w:pPr>
+        <w:rPr>
+          <w:rFonts w:ascii="Times New Roman" w:hAnsi="Times New Roman" w:cs="Times New Roman"/>
+          <w:sz w:val="24"/>
+        </w:rPr>
+      </w:pPr>
+      <w:r>
+        <w:rPr>
+          <w:rFonts w:ascii="Times New Roman" w:hAnsi="Times New Roman" w:cs="Times New Roman"/>
+          <w:sz w:val="24"/>
+        </w:rPr>
+        <w:t>Code:</w:t>
+      </w:r>
+    </w:p>
+    <w:p>
+      <w:pPr>
+        <w:rPr>
+          <w:rFonts w:ascii="Times New Roman" w:hAnsi="Times New Roman" w:cs="Times New Roman"/>
+          <w:sz w:val="24"/>
+        </w:rPr>
+      </w:pPr>
+      <w:r>
+        <w:rPr>
+          <w:rFonts w:ascii="Times New Roman" w:hAnsi="Times New Roman" w:cs="Times New Roman"/>
+          <w:sz w:val="24"/>
+        </w:rPr>
+        <w:t>#include &lt;</w:t>
+      </w:r>
+      <w:proofErr w:type="spellStart"/>
+      <w:r>
+        <w:rPr>
+          <w:rFonts w:ascii="Times New Roman" w:hAnsi="Times New Roman" w:cs="Times New Roman"/>
+          <w:sz w:val="24"/>
+        </w:rPr>
+        <w:t>stdio.h</w:t>
+      </w:r>
+      <w:proofErr w:type="spellEnd"/>
+      <w:r>
+        <w:rPr>
+          <w:rFonts w:ascii="Times New Roman" w:hAnsi="Times New Roman" w:cs="Times New Roman"/>
+          <w:sz w:val="24"/>
+        </w:rPr>
+        <w:t>&gt;</w:t>
+      </w:r>
+    </w:p>
+    <w:p>
+      <w:pPr>
+        <w:rPr>
+          <w:rFonts w:ascii="Times New Roman" w:hAnsi="Times New Roman" w:cs="Times New Roman"/>
+          <w:sz w:val="24"/>
+        </w:rPr>
+      </w:pPr>
+      <w:r>
+        <w:rPr>
+          <w:rFonts w:ascii="Times New Roman" w:hAnsi="Times New Roman" w:cs="Times New Roman"/>
+          <w:sz w:val="24"/>
+        </w:rPr>
+        <w:t xml:space="preserve">int </w:t>
+      </w:r>
+      <w:proofErr w:type="gramStart"/>
+      <w:r>
+        <w:rPr>
+          <w:rFonts w:ascii="Times New Roman" w:hAnsi="Times New Roman" w:cs="Times New Roman"/>
+          <w:sz w:val="24"/>
+        </w:rPr>
+        <w:t>main(</w:t>
+      </w:r>
+      <w:proofErr w:type="gramEnd"/>
+      <w:r>
+        <w:rPr>
+          <w:rFonts w:ascii="Times New Roman" w:hAnsi="Times New Roman" w:cs="Times New Roman"/>
+          <w:sz w:val="24"/>
+        </w:rPr>
+        <w:t>) {</w:t>
+      </w:r>
+    </w:p>
+    <w:p>
+      <w:pPr>
+        <w:rPr>
+          <w:rFonts w:ascii="Times New Roman" w:hAnsi="Times New Roman" w:cs="Times New Roman"/>
+          <w:sz w:val="24"/>
+        </w:rPr>
+      </w:pPr>
+      <w:r>
+        <w:rPr>
+          <w:rFonts w:ascii="Times New Roman" w:hAnsi="Times New Roman" w:cs="Times New Roman"/>
+          <w:sz w:val="24"/>
+        </w:rPr>
+        <w:t xml:space="preserve"> int a, b, c;</w:t>
+      </w:r>
+    </w:p>
+    <w:p>
+      <w:pPr>
+        <w:rPr>
+          <w:rFonts w:ascii="Times New Roman" w:hAnsi="Times New Roman" w:cs="Times New Roman"/>
+          <w:sz w:val="24"/>
+        </w:rPr>
+      </w:pPr>
+      <w:r>
+        <w:rPr>
+          <w:rFonts w:ascii="Times New Roman" w:hAnsi="Times New Roman" w:cs="Times New Roman"/>
+          <w:sz w:val="24"/>
+        </w:rPr>
+        <w:t xml:space="preserve"> </w:t>
+      </w:r>
+      <w:proofErr w:type="spellStart"/>
+      <w:proofErr w:type="gramStart"/>
+      <w:r>
+        <w:rPr>
+          <w:rFonts w:ascii="Times New Roman" w:hAnsi="Times New Roman" w:cs="Times New Roman"/>
+          <w:sz w:val="24"/>
+        </w:rPr>
+        <w:t>printf</w:t>
+      </w:r>
+      <w:proofErr w:type="spellEnd"/>
+      <w:r>
+        <w:rPr>
+          <w:rFonts w:ascii="Times New Roman" w:hAnsi="Times New Roman" w:cs="Times New Roman"/>
+          <w:sz w:val="24"/>
+        </w:rPr>
+        <w:t>(</w:t>
+      </w:r>
+      <w:proofErr w:type="gramEnd"/>
+      <w:r>
+        <w:rPr>
+          <w:rFonts w:ascii="Times New Roman" w:hAnsi="Times New Roman" w:cs="Times New Roman"/>
+          <w:sz w:val="24"/>
+        </w:rPr>
+        <w:t>"Enter three numbers: ");</w:t>
+      </w:r>
+    </w:p>
+    <w:p>
+      <w:pPr>
+        <w:rPr>
+          <w:rFonts w:ascii="Times New Roman" w:hAnsi="Times New Roman" w:cs="Times New Roman"/>
+          <w:sz w:val="24"/>
+        </w:rPr>
+      </w:pPr>
+      <w:r>
+        <w:rPr>
+          <w:rFonts w:ascii="Times New Roman" w:hAnsi="Times New Roman" w:cs="Times New Roman"/>
+          <w:sz w:val="24"/>
+        </w:rPr>
+        <w:t xml:space="preserve"> </w:t>
+      </w:r>
+      <w:proofErr w:type="spellStart"/>
+      <w:proofErr w:type="gramStart"/>
+      <w:r>
+        <w:rPr>
+          <w:rFonts w:ascii="Times New Roman" w:hAnsi="Times New Roman" w:cs="Times New Roman"/>
+          <w:sz w:val="24"/>
+        </w:rPr>
+        <w:t>scanf</w:t>
+      </w:r>
+      <w:proofErr w:type="spellEnd"/>
+      <w:r>
+        <w:rPr>
+          <w:rFonts w:ascii="Times New Roman" w:hAnsi="Times New Roman" w:cs="Times New Roman"/>
+          <w:sz w:val="24"/>
+        </w:rPr>
+        <w:t>(</w:t>
+      </w:r>
+      <w:proofErr w:type="gramEnd"/>
+      <w:r>
+        <w:rPr>
+          <w:rFonts w:ascii="Times New Roman" w:hAnsi="Times New Roman" w:cs="Times New Roman"/>
+          <w:sz w:val="24"/>
+        </w:rPr>
+        <w:t>"%d %d %d", &amp;a, &amp;b, &amp;c);</w:t>
+      </w:r>
+    </w:p>
+    <w:p>
+      <w:pPr>
+        <w:rPr>
+          <w:rFonts w:ascii="Times New Roman" w:hAnsi="Times New Roman" w:cs="Times New Roman"/>
+          <w:sz w:val="24"/>
+        </w:rPr>
+      </w:pPr>
+      <w:r>
+        <w:rPr>
+          <w:rFonts w:ascii="Times New Roman" w:hAnsi="Times New Roman" w:cs="Times New Roman"/>
+          <w:sz w:val="24"/>
+        </w:rPr>
+        <w:t xml:space="preserve"> if (a &gt; b &amp;&amp; a &gt; c)</w:t>
+      </w:r>
+    </w:p>
+    <w:p>
+      <w:pPr>
+        <w:rPr>
+          <w:rFonts w:ascii="Times New Roman" w:hAnsi="Times New Roman" w:cs="Times New Roman"/>
+          <w:sz w:val="24"/>
+        </w:rPr>
+      </w:pPr>
+      <w:r>
+        <w:rPr>
+          <w:rFonts w:ascii="Times New Roman" w:hAnsi="Times New Roman" w:cs="Times New Roman"/>
+          <w:sz w:val="24"/>
+        </w:rPr>
+        <w:t xml:space="preserve"> </w:t>
+      </w:r>
+      <w:proofErr w:type="spellStart"/>
+      <w:proofErr w:type="gramStart"/>
+      <w:r>
+        <w:rPr>
+          <w:rFonts w:ascii="Times New Roman" w:hAnsi="Times New Roman" w:cs="Times New Roman"/>
+          <w:sz w:val="24"/>
+        </w:rPr>
+        <w:t>printf</w:t>
+      </w:r>
+      <w:proofErr w:type="spellEnd"/>
+      <w:r>
+        <w:rPr>
+          <w:rFonts w:ascii="Times New Roman" w:hAnsi="Times New Roman" w:cs="Times New Roman"/>
+          <w:sz w:val="24"/>
+        </w:rPr>
+        <w:t>(</w:t>
+      </w:r>
+      <w:proofErr w:type="gramEnd"/>
+      <w:r>
+        <w:rPr>
+          <w:rFonts w:ascii="Times New Roman" w:hAnsi="Times New Roman" w:cs="Times New Roman"/>
+          <w:sz w:val="24"/>
+        </w:rPr>
+        <w:t>"Largest = %d\n", a);</w:t>
+      </w:r>
+    </w:p>
+    <w:p>
+      <w:pPr>
+        <w:rPr>
+          <w:rFonts w:ascii="Times New Roman" w:hAnsi="Times New Roman" w:cs="Times New Roman"/>
+          <w:sz w:val="24"/>
+        </w:rPr>
+      </w:pPr>
+      <w:r>
+        <w:rPr>
+          <w:rFonts w:ascii="Times New Roman" w:hAnsi="Times New Roman" w:cs="Times New Roman"/>
+          <w:sz w:val="24"/>
+        </w:rPr>
+        <w:t xml:space="preserve"> else if (b &gt; c)</w:t>
+      </w:r>
+    </w:p>
+    <w:p>
+      <w:pPr>
+        <w:rPr>
+          <w:rFonts w:ascii="Times New Roman" w:hAnsi="Times New Roman" w:cs="Times New Roman"/>
+          <w:sz w:val="24"/>
+        </w:rPr>
+      </w:pPr>
+      <w:r>
+        <w:rPr>
+          <w:rFonts w:ascii="Times New Roman" w:hAnsi="Times New Roman" w:cs="Times New Roman"/>
+          <w:sz w:val="24"/>
+        </w:rPr>
+        <w:t xml:space="preserve"> </w:t>
+      </w:r>
+      <w:proofErr w:type="spellStart"/>
+      <w:proofErr w:type="gramStart"/>
+      <w:r>
+        <w:rPr>
+          <w:rFonts w:ascii="Times New Roman" w:hAnsi="Times New Roman" w:cs="Times New Roman"/>
+          <w:sz w:val="24"/>
+        </w:rPr>
+        <w:t>printf</w:t>
+      </w:r>
+      <w:proofErr w:type="spellEnd"/>
+      <w:r>
+        <w:rPr>
+          <w:rFonts w:ascii="Times New Roman" w:hAnsi="Times New Roman" w:cs="Times New Roman"/>
+          <w:sz w:val="24"/>
+        </w:rPr>
+        <w:t>(</w:t>
+      </w:r>
+      <w:proofErr w:type="gramEnd"/>
+      <w:r>
+        <w:rPr>
+          <w:rFonts w:ascii="Times New Roman" w:hAnsi="Times New Roman" w:cs="Times New Roman"/>
+          <w:sz w:val="24"/>
+        </w:rPr>
+        <w:t>"Largest = %d\n", b);</w:t>
+      </w:r>
+    </w:p>
+    <w:p>
+      <w:pPr>
+        <w:rPr>
+          <w:rFonts w:ascii="Times New Roman" w:hAnsi="Times New Roman" w:cs="Times New Roman"/>
+          <w:sz w:val="24"/>
+        </w:rPr>
+      </w:pPr>
+      <w:r>
+        <w:rPr>
+          <w:rFonts w:ascii="Times New Roman" w:hAnsi="Times New Roman" w:cs="Times New Roman"/>
+          <w:sz w:val="24"/>
+        </w:rPr>
+        <w:t xml:space="preserve"> else</w:t>
+      </w:r>
+    </w:p>
+    <w:p>
+      <w:pPr>
+        <w:rPr>
+          <w:rFonts w:ascii="Times New Roman" w:hAnsi="Times New Roman" w:cs="Times New Roman"/>
+          <w:sz w:val="24"/>
+        </w:rPr>
+      </w:pPr>
+      <w:r>
+        <w:rPr>
+          <w:rFonts w:ascii="Times New Roman" w:hAnsi="Times New Roman" w:cs="Times New Roman"/>
+          <w:sz w:val="24"/>
+        </w:rPr>
+        <w:t xml:space="preserve"> </w:t>
+      </w:r>
+      <w:proofErr w:type="spellStart"/>
+      <w:proofErr w:type="gramStart"/>
+      <w:r>
+        <w:rPr>
+          <w:rFonts w:ascii="Times New Roman" w:hAnsi="Times New Roman" w:cs="Times New Roman"/>
+          <w:sz w:val="24"/>
+        </w:rPr>
+        <w:t>printf</w:t>
+      </w:r>
+      <w:proofErr w:type="spellEnd"/>
+      <w:r>
+        <w:rPr>
+          <w:rFonts w:ascii="Times New Roman" w:hAnsi="Times New Roman" w:cs="Times New Roman"/>
+          <w:sz w:val="24"/>
+        </w:rPr>
+        <w:t>(</w:t>
+      </w:r>
+      <w:proofErr w:type="gramEnd"/>
+      <w:r>
+        <w:rPr>
+          <w:rFonts w:ascii="Times New Roman" w:hAnsi="Times New Roman" w:cs="Times New Roman"/>
+          <w:sz w:val="24"/>
+        </w:rPr>
+        <w:t>"Largest = %d\n", c);</w:t>
+      </w:r>
+    </w:p>
+    <w:p>
+      <w:pPr>
+        <w:rPr>
+          <w:rFonts w:ascii="Times New Roman" w:hAnsi="Times New Roman" w:cs="Times New Roman"/>
+          <w:sz w:val="24"/>
+        </w:rPr>
+      </w:pPr>
+      <w:r>
+        <w:rPr>
+          <w:rFonts w:ascii="Times New Roman" w:hAnsi="Times New Roman" w:cs="Times New Roman"/>
+          <w:sz w:val="24"/>
+        </w:rPr>
+        <w:t xml:space="preserve"> return 0;</w:t>
+      </w:r>
+    </w:p>
+    <w:p>
+      <w:pPr>
+        <w:rPr>
+          <w:rFonts w:ascii="Times New Roman" w:hAnsi="Times New Roman" w:cs="Times New Roman"/>
+          <w:sz w:val="24"/>
+        </w:rPr>
+      </w:pPr>
+      <w:r>
+        <w:rPr>
+          <w:rFonts w:ascii="Times New Roman" w:hAnsi="Times New Roman" w:cs="Times New Roman"/>
+          <w:sz w:val="24"/>
+        </w:rPr>
+        <w:t>}</w:t>
+      </w:r>
+    </w:p>
+    <w:p>
+      <w:pPr>
+        <w:rPr>
+          <w:rFonts w:ascii="Times New Roman" w:hAnsi="Times New Roman" w:cs="Times New Roman"/>
+          <w:sz w:val="24"/>
+        </w:rPr>
+      </w:pPr>
+      <w:r>
+        <w:rPr>
+          <w:rFonts w:ascii="Times New Roman" w:hAnsi="Times New Roman" w:cs="Times New Roman"/>
+          <w:sz w:val="24"/>
+        </w:rPr>
+        <w:t>Output:</w:t>
+      </w:r>
+    </w:p>
+    <w:p>
+      <w:pPr>
+        <w:rPr>
+          <w:rFonts w:ascii="Times New Roman" w:hAnsi="Times New Roman" w:cs="Times New Roman"/>
+          <w:sz w:val="24"/>
+        </w:rPr>
+      </w:pPr>
+      <w:r>
+        <w:rPr>
+          <w:rFonts w:ascii="Times New Roman" w:hAnsi="Times New Roman" w:cs="Times New Roman"/>
+          <w:sz w:val="24"/>
+        </w:rPr>
+        <w:t>Enter three numbers: 5 6 7</w:t>
+      </w:r>
+    </w:p>
+    <w:p>
+      <w:pPr>
+        <w:rPr>
+          <w:rFonts w:ascii="Times New Roman" w:hAnsi="Times New Roman" w:cs="Times New Roman"/>
+          <w:sz w:val="24"/>
+        </w:rPr>
+      </w:pPr>
+      <w:r>
+        <w:rPr>
+          <w:rFonts w:ascii="Times New Roman" w:hAnsi="Times New Roman" w:cs="Times New Roman"/>
+          <w:sz w:val="24"/>
+        </w:rPr>
+        <w:t>Largest = 7</w:t>
+      </w:r>
+    </w:p>
+    <w:p>
+      <w:pPr>
         <w:jc w:val="center"/>
         <w:rPr>
           <w:rFonts w:ascii="Times New Roman" w:hAnsi="Times New Roman" w:cs="Times New Roman"/>
@@ -5948,114 +10621,6 @@
     </w:p>
     <w:p>
       <w:pPr>
-        <w:jc w:val="center"/>
-        <w:rPr>
-          <w:rFonts w:ascii="Times New Roman" w:hAnsi="Times New Roman" w:cs="Times New Roman"/>
-          <w:sz w:val="24"/>
-        </w:rPr>
-      </w:pPr>
-    </w:p>
-    <w:p>
-      <w:pPr>
-        <w:jc w:val="center"/>
-        <w:rPr>
-          <w:rFonts w:ascii="Times New Roman" w:hAnsi="Times New Roman" w:cs="Times New Roman"/>
-          <w:sz w:val="24"/>
-        </w:rPr>
-      </w:pPr>
-    </w:p>
-    <w:p>
-      <w:pPr>
-        <w:jc w:val="center"/>
-        <w:rPr>
-          <w:rFonts w:ascii="Times New Roman" w:hAnsi="Times New Roman" w:cs="Times New Roman"/>
-          <w:sz w:val="24"/>
-        </w:rPr>
-      </w:pPr>
-    </w:p>
-    <w:p>
-      <w:pPr>
-        <w:jc w:val="center"/>
-        <w:rPr>
-          <w:rFonts w:ascii="Times New Roman" w:hAnsi="Times New Roman" w:cs="Times New Roman"/>
-          <w:sz w:val="24"/>
-        </w:rPr>
-      </w:pPr>
-    </w:p>
-    <w:p>
-      <w:pPr>
-        <w:jc w:val="center"/>
-        <w:rPr>
-          <w:rFonts w:ascii="Times New Roman" w:hAnsi="Times New Roman" w:cs="Times New Roman"/>
-          <w:sz w:val="24"/>
-        </w:rPr>
-      </w:pPr>
-    </w:p>
-    <w:p>
-      <w:pPr>
-        <w:jc w:val="center"/>
-        <w:rPr>
-          <w:rFonts w:ascii="Times New Roman" w:hAnsi="Times New Roman" w:cs="Times New Roman"/>
-          <w:sz w:val="24"/>
-        </w:rPr>
-      </w:pPr>
-    </w:p>
-    <w:p>
-      <w:pPr>
-        <w:jc w:val="center"/>
-        <w:rPr>
-          <w:rFonts w:ascii="Times New Roman" w:hAnsi="Times New Roman" w:cs="Times New Roman"/>
-          <w:sz w:val="24"/>
-        </w:rPr>
-      </w:pPr>
-    </w:p>
-    <w:p>
-      <w:pPr>
-        <w:jc w:val="center"/>
-        <w:rPr>
-          <w:rFonts w:ascii="Times New Roman" w:hAnsi="Times New Roman" w:cs="Times New Roman"/>
-          <w:sz w:val="24"/>
-        </w:rPr>
-      </w:pPr>
-    </w:p>
-    <w:p>
-      <w:pPr>
-        <w:jc w:val="center"/>
-        <w:rPr>
-          <w:rFonts w:ascii="Times New Roman" w:hAnsi="Times New Roman" w:cs="Times New Roman"/>
-          <w:sz w:val="24"/>
-        </w:rPr>
-      </w:pPr>
-    </w:p>
-    <w:p>
-      <w:pPr>
-        <w:jc w:val="center"/>
-        <w:rPr>
-          <w:rFonts w:ascii="Times New Roman" w:hAnsi="Times New Roman" w:cs="Times New Roman"/>
-          <w:sz w:val="24"/>
-        </w:rPr>
-      </w:pPr>
-    </w:p>
-    <w:p>
-      <w:pPr>
-        <w:jc w:val="center"/>
-        <w:rPr>
-          <w:rFonts w:ascii="Times New Roman" w:hAnsi="Times New Roman" w:cs="Times New Roman"/>
-          <w:sz w:val="24"/>
-        </w:rPr>
-      </w:pPr>
-    </w:p>
-    <w:p>
-      <w:pPr>
-        <w:jc w:val="center"/>
-        <w:rPr>
-          <w:rFonts w:ascii="Times New Roman" w:hAnsi="Times New Roman" w:cs="Times New Roman"/>
-          <w:sz w:val="24"/>
-        </w:rPr>
-      </w:pPr>
-    </w:p>
-    <w:p>
-      <w:pPr>
         <w:rPr>
           <w:rFonts w:ascii="Calibri" w:hAnsi="Calibri" w:cs="Calibri"/>
           <w:b/>
@@ -6300,17 +10865,7 @@
           <w:sz w:val="40"/>
           <w:szCs w:val="40"/>
         </w:rPr>
-        <w:t>8</w:t>
-      </w:r>
-      <w:r>
-        <w:rPr>
-          <w:rFonts w:ascii="Calibri" w:hAnsi="Calibri" w:cs="Calibri"/>
-          <w:b/>
-          <w:bCs/>
-          <w:sz w:val="40"/>
-          <w:szCs w:val="40"/>
-        </w:rPr>
-        <w:t xml:space="preserve"> </w:t>
+        <w:t xml:space="preserve">8 </w:t>
       </w:r>
       <w:r>
         <w:rPr>
@@ -7775,7 +12330,7 @@
   <w:style w:type="paragraph" w:default="1" w:styleId="Normal">
     <w:name w:val="Normal"/>
     <w:qFormat/>
-    <w:rsid w:val="003A3E55"/>
+    <w:rsid w:val="00047997"/>
   </w:style>
   <w:style w:type="character" w:default="1" w:styleId="DefaultParagraphFont">
     <w:name w:val="Default Paragraph Font"/>
